--- a/batch5/ml-dl-nlp-project/Project4-Intelligent Search across Clinical Notes.docx
+++ b/batch5/ml-dl-nlp-project/Project4-Intelligent Search across Clinical Notes.docx
@@ -4,98 +4,4864 @@
   <w:body>
     <w:p>
       <w:pPr>
+        <w:pStyle w:val="Heading1"/>
+      </w:pPr>
+      <w:r>
+        <w:t>Intelligent Search across Clinical Notes and Medical Research</w:t>
+      </w:r>
+    </w:p>
+    <w:p>
+      <w:pPr>
+        <w:pStyle w:val="Heading2"/>
+      </w:pPr>
+      <w:r>
+        <w:t>Project Brief</w:t>
+      </w:r>
+    </w:p>
+    <w:p>
+      <w:r>
+        <w:t>Hospitals store large volumes of clinical information in unstructured notes such as OPD notes, inpatient progress notes, emergency notes, discharge summaries, nursing notes, radiology impressions, and referral notes. Doctors often need to search these notes for clinical review, cohort discovery, quality audits, adverse event investigation, and research. However, simple keyword search is often too rigid, while pure semantic search can be too loose and may not respect Boolean logic such as AND, OR, and NOT.</w:t>
+      </w:r>
+    </w:p>
+    <w:p>
+      <w:r>
+        <w:t xml:space="preserve">In this PoC, participants will build an intelligent search assistant that allows doctors to search across disparate clinical notes and relevant medical research using a combination of keywords, Boolean logic, clinical synonyms, semantic search, and evidence highlighting. Example queries include “notes containing pneumonia and ibuprofen” and “notes that do not contain cancer but contain blister.” The system should understand that pneumonia may also appear as CAP, lower respiratory tract infection, or chest infection, and that ibuprofen may appear as Advil, </w:t>
+      </w:r>
+      <w:proofErr w:type="spellStart"/>
+      <w:r>
+        <w:t>Brufen</w:t>
+      </w:r>
+      <w:proofErr w:type="spellEnd"/>
+      <w:r>
+        <w:t>, or NSAID.</w:t>
+      </w:r>
+    </w:p>
+    <w:p>
+      <w:r>
+        <w:t>Participants should implement and compare multiple search approaches. They should start with basic Boolean keyword search supporting AND, OR, NOT, exact phrases, and evidence highlighting. They should then add synonym-expanded search using clinical dictionaries for diseases, symptoms, medications, and abbreviations. Next, they should implement semantic search using embeddings and a vector index such as FAISS, Chroma, Azure AI Search, Elasticsearch/OpenSearch, or another retrieval engine. Finally, they should build a hybrid retrieval pipeline that combines BM25 keyword search, vector similarity, Boolean filters, synonym expansion, and optional reranking.</w:t>
+      </w:r>
+    </w:p>
+    <w:p>
+      <w:r>
+        <w:t xml:space="preserve">A major focus of the PoC should be correct logical </w:t>
+      </w:r>
+      <w:proofErr w:type="spellStart"/>
+      <w:r>
+        <w:t>behavior</w:t>
+      </w:r>
+      <w:proofErr w:type="spellEnd"/>
+      <w:r>
+        <w:t xml:space="preserve">. For example, the query “pneumonia AND ibuprofen” should return only notes that contain both concepts, including synonyms such as CAP and </w:t>
+      </w:r>
+      <w:proofErr w:type="spellStart"/>
+      <w:r>
+        <w:t>Brufen</w:t>
+      </w:r>
+      <w:proofErr w:type="spellEnd"/>
+      <w:r>
+        <w:t>. The query “blister NOT cancer” should return notes about blistering conditions while excluding cancer-related notes. Participants should also explore the difference between literal Boolean mode and clinical concept mode. In literal mode, any occurrence of the word cancer may exclude a note. In clinical concept mode, a note saying “no history of cancer” may still be included because cancer is negated rather than present.</w:t>
+      </w:r>
+    </w:p>
+    <w:p>
+      <w:r>
+        <w:t xml:space="preserve">The system should also include a research-aware extension. Participants can create a separate index of medical research abstracts, guidelines, case reports, or article summaries. For each doctor query, the assistant should return matching internal </w:t>
+      </w:r>
+      <w:r>
+        <w:lastRenderedPageBreak/>
+        <w:t>clinical notes as well as relevant external research results. The output should include the interpreted query, expanded synonyms, matching notes, evidence snippets, relevance scores, and research references where applicable.</w:t>
+      </w:r>
+    </w:p>
+    <w:p>
+      <w:r>
+        <w:t xml:space="preserve">The final deliverable should include a searchable clinical note corpus, a query parser, Boolean and semantic retrieval methods, synonym expansion, negation handling, hybrid ranking, evidence highlighting, and a simple dashboard or search interface. Participants should compare approaches using metrics such as </w:t>
+      </w:r>
+      <w:proofErr w:type="spellStart"/>
+      <w:r>
+        <w:t>Precision@k</w:t>
+      </w:r>
+      <w:proofErr w:type="spellEnd"/>
+      <w:r>
+        <w:t xml:space="preserve">, </w:t>
+      </w:r>
+      <w:proofErr w:type="spellStart"/>
+      <w:r>
+        <w:t>Recall@k</w:t>
+      </w:r>
+      <w:proofErr w:type="spellEnd"/>
+      <w:r>
+        <w:t>, MRR, Boolean accuracy, synonym recall, negation accuracy, and evidence accuracy.</w:t>
+      </w:r>
+    </w:p>
+    <w:p>
+      <w:r>
+        <w:t>The value proposition is to help doctors move beyond manual chart review and simple keyword search. The system enables faster cohort discovery, better clinical audit, improved adverse event investigation, stronger research workflows, and more reliable retrieval of clinically relevant notes. It combines the precision of Boolean search with the flexibility of semantic search and the contextual value of current medical research.</w:t>
+      </w:r>
+    </w:p>
+    <w:p>
+      <w:pPr>
+        <w:pStyle w:val="Heading2"/>
+      </w:pPr>
+      <w:r>
+        <w:t>BUSINESS CASE</w:t>
+      </w:r>
+    </w:p>
+    <w:p>
+      <w:r>
+        <w:t>Doctors often need a mix of:</w:t>
+      </w:r>
+    </w:p>
+    <w:p>
+      <w:pPr>
+        <w:numPr>
+          <w:ilvl w:val="0"/>
+          <w:numId w:val="1"/>
+        </w:numPr>
+      </w:pPr>
+      <w:r>
         <w:rPr>
           <w:b/>
           <w:bCs/>
         </w:rPr>
+        <w:t>Keyword search</w:t>
+      </w:r>
+      <w:r>
+        <w:br/>
+        <w:t xml:space="preserve">“Find notes containing ibuprofen.” </w:t>
+      </w:r>
+    </w:p>
+    <w:p>
+      <w:pPr>
+        <w:numPr>
+          <w:ilvl w:val="0"/>
+          <w:numId w:val="1"/>
+        </w:numPr>
       </w:pPr>
       <w:r>
         <w:rPr>
           <w:b/>
           <w:bCs/>
         </w:rPr>
-        <w:t>Intelligent Hybrid Search across Clinical Notes and Medical Research</w:t>
-      </w:r>
-    </w:p>
-    <w:p>
-      <w:r>
-        <w:t>Hospitals store large volumes of clinical information in unstructured notes such as OPD notes, inpatient progress notes, emergency notes, discharge summaries, nursing notes, radiology impressions, and referral notes. Doctors often need to search these notes for clinical review, cohort discovery, quality audits, adverse event investigation, and research. However, simple keyword search is often too rigid, while pure semantic search can be too loose and may not respect Boolean logic such as AND, OR, and NOT.</w:t>
-      </w:r>
-    </w:p>
-    <w:p>
-      <w:r>
-        <w:t xml:space="preserve">In this PoC, participants will build an intelligent search assistant that allows doctors to search across disparate clinical notes and relevant medical research using a combination of keywords, Boolean logic, clinical synonyms, semantic search, and evidence highlighting. Example queries include “notes containing pneumonia and ibuprofen” and “notes that do not contain cancer but contain blister.” The system should understand that pneumonia may also appear as CAP, lower respiratory tract infection, or chest infection, and that ibuprofen may appear as Advil, </w:t>
+        <w:t>Boolean / logical search</w:t>
+      </w:r>
+      <w:r>
+        <w:br/>
+        <w:t>“Find notes that contain pneumonia AND ibuprofen.”</w:t>
+      </w:r>
+      <w:r>
+        <w:br/>
+        <w:t xml:space="preserve">“Find notes that contain blister but NOT cancer.” </w:t>
+      </w:r>
+    </w:p>
+    <w:p>
+      <w:pPr>
+        <w:numPr>
+          <w:ilvl w:val="0"/>
+          <w:numId w:val="1"/>
+        </w:numPr>
+      </w:pPr>
+      <w:r>
+        <w:rPr>
+          <w:b/>
+          <w:bCs/>
+        </w:rPr>
+        <w:t>Semantic search</w:t>
+      </w:r>
+      <w:r>
+        <w:br/>
+        <w:t>“Find patients with symptoms suggestive of respiratory infection.”</w:t>
+      </w:r>
+      <w:r>
+        <w:br/>
+        <w:t xml:space="preserve">“Find notes where NSAIDs may have worsened renal function.” </w:t>
+      </w:r>
+    </w:p>
+    <w:p>
+      <w:pPr>
+        <w:numPr>
+          <w:ilvl w:val="0"/>
+          <w:numId w:val="1"/>
+        </w:numPr>
+      </w:pPr>
+      <w:r>
+        <w:rPr>
+          <w:b/>
+          <w:bCs/>
+        </w:rPr>
+        <w:t>Research-aware search</w:t>
+      </w:r>
+      <w:r>
+        <w:br/>
+        <w:t xml:space="preserve">“Find patient notes similar to cases discussed in recent medical literature on drug-induced skin reactions.” </w:t>
+      </w:r>
+    </w:p>
+    <w:p>
+      <w:r>
+        <w:t>This solution will provide a</w:t>
+      </w:r>
+      <w:r>
+        <w:t xml:space="preserve"> search assistant that understands clinical concepts, exact keywords, Boolean logic, negation, synonyms, abbreviations, and links relevant patient notes with trusted medical research.</w:t>
+      </w:r>
+    </w:p>
+    <w:p>
+      <w:pPr>
+        <w:pStyle w:val="Heading2"/>
+      </w:pPr>
+      <w:r>
+        <w:t>Why this is a strong healthcare AI use-case</w:t>
+      </w:r>
+    </w:p>
+    <w:p>
+      <w:r>
+        <w:t>Hospitals have thousands or millions of clinical notes: OPD notes, discharge summaries, ICU progress notes, medication notes, nursing notes, radiology summaries, and referral notes.</w:t>
+      </w:r>
+    </w:p>
+    <w:p>
+      <w:r>
+        <w:t>Doctors may want to search them for many reasons:</w:t>
+      </w:r>
+    </w:p>
+    <w:p>
+      <w:pPr>
+        <w:numPr>
+          <w:ilvl w:val="0"/>
+          <w:numId w:val="2"/>
+        </w:numPr>
+      </w:pPr>
+      <w:r>
+        <w:lastRenderedPageBreak/>
+        <w:t xml:space="preserve">Cohort discovery </w:t>
+      </w:r>
+    </w:p>
+    <w:p>
+      <w:pPr>
+        <w:numPr>
+          <w:ilvl w:val="0"/>
+          <w:numId w:val="2"/>
+        </w:numPr>
+      </w:pPr>
+      <w:r>
+        <w:t xml:space="preserve">Case review </w:t>
+      </w:r>
+    </w:p>
+    <w:p>
+      <w:pPr>
+        <w:numPr>
+          <w:ilvl w:val="0"/>
+          <w:numId w:val="2"/>
+        </w:numPr>
+      </w:pPr>
+      <w:r>
+        <w:t xml:space="preserve">Clinical audit </w:t>
+      </w:r>
+    </w:p>
+    <w:p>
+      <w:pPr>
+        <w:numPr>
+          <w:ilvl w:val="0"/>
+          <w:numId w:val="2"/>
+        </w:numPr>
+      </w:pPr>
+      <w:r>
+        <w:t xml:space="preserve">Research study screening </w:t>
+      </w:r>
+    </w:p>
+    <w:p>
+      <w:pPr>
+        <w:numPr>
+          <w:ilvl w:val="0"/>
+          <w:numId w:val="2"/>
+        </w:numPr>
+      </w:pPr>
+      <w:r>
+        <w:t xml:space="preserve">Adverse drug event detection </w:t>
+      </w:r>
+    </w:p>
+    <w:p>
+      <w:pPr>
+        <w:numPr>
+          <w:ilvl w:val="0"/>
+          <w:numId w:val="2"/>
+        </w:numPr>
+      </w:pPr>
+      <w:r>
+        <w:t xml:space="preserve">Rare symptom pattern identification </w:t>
+      </w:r>
+    </w:p>
+    <w:p>
+      <w:pPr>
+        <w:numPr>
+          <w:ilvl w:val="0"/>
+          <w:numId w:val="2"/>
+        </w:numPr>
+      </w:pPr>
+      <w:r>
+        <w:t xml:space="preserve">Quality improvement </w:t>
+      </w:r>
+    </w:p>
+    <w:p>
+      <w:pPr>
+        <w:numPr>
+          <w:ilvl w:val="0"/>
+          <w:numId w:val="2"/>
+        </w:numPr>
+      </w:pPr>
+      <w:r>
+        <w:t xml:space="preserve">Clinical trial eligibility </w:t>
+      </w:r>
+    </w:p>
+    <w:p>
+      <w:pPr>
+        <w:numPr>
+          <w:ilvl w:val="0"/>
+          <w:numId w:val="2"/>
+        </w:numPr>
+      </w:pPr>
+      <w:r>
+        <w:t xml:space="preserve">Literature-informed case investigation </w:t>
+      </w:r>
+    </w:p>
+    <w:p>
+      <w:r>
+        <w:t>A normal keyword search is often too rigid.</w:t>
+      </w:r>
+    </w:p>
+    <w:p>
+      <w:r>
+        <w:t>A pure semantic search is often too loose.</w:t>
+      </w:r>
+    </w:p>
+    <w:p>
+      <w:r>
+        <w:t xml:space="preserve">The best real-world design is </w:t>
+      </w:r>
+      <w:r>
+        <w:rPr>
+          <w:b/>
+          <w:bCs/>
+        </w:rPr>
+        <w:t>hybrid search</w:t>
+      </w:r>
+      <w:r>
+        <w:t>:</w:t>
+      </w:r>
+    </w:p>
+    <w:p>
+      <w:r>
+        <w:t>Boolean filters + keyword search + semantic embeddings + medical concept normalization + reranking</w:t>
+      </w:r>
+    </w:p>
+    <w:p>
+      <w:pPr>
+        <w:pStyle w:val="Heading2"/>
+      </w:pPr>
+      <w:r>
+        <w:t>R</w:t>
+      </w:r>
+      <w:r>
+        <w:t>eal-world scenario</w:t>
+      </w:r>
+    </w:p>
+    <w:p>
+      <w:r>
+        <w:t>A doctor wants to search across:</w:t>
+      </w:r>
+    </w:p>
+    <w:p>
+      <w:pPr>
+        <w:rPr>
+          <w:b/>
+          <w:bCs/>
+        </w:rPr>
+      </w:pPr>
+      <w:r>
+        <w:rPr>
+          <w:b/>
+          <w:bCs/>
+        </w:rPr>
+        <w:t>Internal hospital notes</w:t>
+      </w:r>
+    </w:p>
+    <w:tbl>
+      <w:tblPr>
+        <w:tblW w:w="0" w:type="auto"/>
+        <w:tblCellSpacing w:w="15" w:type="dxa"/>
+        <w:tblCellMar>
+          <w:top w:w="15" w:type="dxa"/>
+          <w:left w:w="15" w:type="dxa"/>
+          <w:bottom w:w="15" w:type="dxa"/>
+          <w:right w:w="15" w:type="dxa"/>
+        </w:tblCellMar>
+        <w:tblLook w:val="04A0" w:firstRow="1" w:lastRow="0" w:firstColumn="1" w:lastColumn="0" w:noHBand="0" w:noVBand="1"/>
+      </w:tblPr>
+      <w:tblGrid>
+        <w:gridCol w:w="2330"/>
+        <w:gridCol w:w="4382"/>
+      </w:tblGrid>
+      <w:tr>
+        <w:trPr>
+          <w:tblHeader/>
+          <w:tblCellSpacing w:w="15" w:type="dxa"/>
+        </w:trPr>
+        <w:tc>
+          <w:tcPr>
+            <w:tcW w:w="0" w:type="auto"/>
+            <w:vAlign w:val="center"/>
+            <w:hideMark/>
+          </w:tcPr>
+          <w:p>
+            <w:pPr>
+              <w:rPr>
+                <w:b/>
+                <w:bCs/>
+              </w:rPr>
+            </w:pPr>
+            <w:r>
+              <w:rPr>
+                <w:b/>
+                <w:bCs/>
+              </w:rPr>
+              <w:t>Source</w:t>
+            </w:r>
+          </w:p>
+        </w:tc>
+        <w:tc>
+          <w:tcPr>
+            <w:tcW w:w="0" w:type="auto"/>
+            <w:vAlign w:val="center"/>
+            <w:hideMark/>
+          </w:tcPr>
+          <w:p>
+            <w:pPr>
+              <w:rPr>
+                <w:b/>
+                <w:bCs/>
+              </w:rPr>
+            </w:pPr>
+            <w:r>
+              <w:rPr>
+                <w:b/>
+                <w:bCs/>
+              </w:rPr>
+              <w:t>Examples</w:t>
+            </w:r>
+          </w:p>
+        </w:tc>
+      </w:tr>
+      <w:tr>
+        <w:trPr>
+          <w:tblCellSpacing w:w="15" w:type="dxa"/>
+        </w:trPr>
+        <w:tc>
+          <w:tcPr>
+            <w:tcW w:w="0" w:type="auto"/>
+            <w:vAlign w:val="center"/>
+            <w:hideMark/>
+          </w:tcPr>
+          <w:p>
+            <w:r>
+              <w:t>OPD notes</w:t>
+            </w:r>
+          </w:p>
+        </w:tc>
+        <w:tc>
+          <w:tcPr>
+            <w:tcW w:w="0" w:type="auto"/>
+            <w:vAlign w:val="center"/>
+            <w:hideMark/>
+          </w:tcPr>
+          <w:p>
+            <w:r>
+              <w:t>Symptoms, diagnoses, medication advice</w:t>
+            </w:r>
+          </w:p>
+        </w:tc>
+      </w:tr>
+      <w:tr>
+        <w:trPr>
+          <w:tblCellSpacing w:w="15" w:type="dxa"/>
+        </w:trPr>
+        <w:tc>
+          <w:tcPr>
+            <w:tcW w:w="0" w:type="auto"/>
+            <w:vAlign w:val="center"/>
+            <w:hideMark/>
+          </w:tcPr>
+          <w:p>
+            <w:r>
+              <w:t>Inpatient notes</w:t>
+            </w:r>
+          </w:p>
+        </w:tc>
+        <w:tc>
+          <w:tcPr>
+            <w:tcW w:w="0" w:type="auto"/>
+            <w:vAlign w:val="center"/>
+            <w:hideMark/>
+          </w:tcPr>
+          <w:p>
+            <w:r>
+              <w:t>Progress notes, treatment response</w:t>
+            </w:r>
+          </w:p>
+        </w:tc>
+      </w:tr>
+      <w:tr>
+        <w:trPr>
+          <w:tblCellSpacing w:w="15" w:type="dxa"/>
+        </w:trPr>
+        <w:tc>
+          <w:tcPr>
+            <w:tcW w:w="0" w:type="auto"/>
+            <w:vAlign w:val="center"/>
+            <w:hideMark/>
+          </w:tcPr>
+          <w:p>
+            <w:r>
+              <w:t>Discharge summaries</w:t>
+            </w:r>
+          </w:p>
+        </w:tc>
+        <w:tc>
+          <w:tcPr>
+            <w:tcW w:w="0" w:type="auto"/>
+            <w:vAlign w:val="center"/>
+            <w:hideMark/>
+          </w:tcPr>
+          <w:p>
+            <w:r>
+              <w:t>Final diagnoses, procedures, medications</w:t>
+            </w:r>
+          </w:p>
+        </w:tc>
+      </w:tr>
+      <w:tr>
+        <w:trPr>
+          <w:tblCellSpacing w:w="15" w:type="dxa"/>
+        </w:trPr>
+        <w:tc>
+          <w:tcPr>
+            <w:tcW w:w="0" w:type="auto"/>
+            <w:vAlign w:val="center"/>
+            <w:hideMark/>
+          </w:tcPr>
+          <w:p>
+            <w:r>
+              <w:t>Nursing notes</w:t>
+            </w:r>
+          </w:p>
+        </w:tc>
+        <w:tc>
+          <w:tcPr>
+            <w:tcW w:w="0" w:type="auto"/>
+            <w:vAlign w:val="center"/>
+            <w:hideMark/>
+          </w:tcPr>
+          <w:p>
+            <w:r>
+              <w:t>Symptoms, events, observations</w:t>
+            </w:r>
+          </w:p>
+        </w:tc>
+      </w:tr>
+      <w:tr>
+        <w:trPr>
+          <w:tblCellSpacing w:w="15" w:type="dxa"/>
+        </w:trPr>
+        <w:tc>
+          <w:tcPr>
+            <w:tcW w:w="0" w:type="auto"/>
+            <w:vAlign w:val="center"/>
+            <w:hideMark/>
+          </w:tcPr>
+          <w:p>
+            <w:r>
+              <w:t>Emergency notes</w:t>
+            </w:r>
+          </w:p>
+        </w:tc>
+        <w:tc>
+          <w:tcPr>
+            <w:tcW w:w="0" w:type="auto"/>
+            <w:vAlign w:val="center"/>
+            <w:hideMark/>
+          </w:tcPr>
+          <w:p>
+            <w:r>
+              <w:t>Acute presentation, vitals, treatment</w:t>
+            </w:r>
+          </w:p>
+        </w:tc>
+      </w:tr>
+      <w:tr>
+        <w:trPr>
+          <w:tblCellSpacing w:w="15" w:type="dxa"/>
+        </w:trPr>
+        <w:tc>
+          <w:tcPr>
+            <w:tcW w:w="0" w:type="auto"/>
+            <w:vAlign w:val="center"/>
+            <w:hideMark/>
+          </w:tcPr>
+          <w:p>
+            <w:r>
+              <w:t>Lab/radiology notes</w:t>
+            </w:r>
+          </w:p>
+        </w:tc>
+        <w:tc>
+          <w:tcPr>
+            <w:tcW w:w="0" w:type="auto"/>
+            <w:vAlign w:val="center"/>
+            <w:hideMark/>
+          </w:tcPr>
+          <w:p>
+            <w:r>
+              <w:t>Report impressions, clinical indications</w:t>
+            </w:r>
+          </w:p>
+        </w:tc>
+      </w:tr>
+    </w:tbl>
+    <w:p>
+      <w:pPr>
+        <w:rPr>
+          <w:b/>
+          <w:bCs/>
+        </w:rPr>
+      </w:pPr>
+      <w:r>
+        <w:rPr>
+          <w:b/>
+          <w:bCs/>
+        </w:rPr>
+        <w:t>External medical research</w:t>
+      </w:r>
+    </w:p>
+    <w:tbl>
+      <w:tblPr>
+        <w:tblW w:w="0" w:type="auto"/>
+        <w:tblCellSpacing w:w="15" w:type="dxa"/>
+        <w:tblCellMar>
+          <w:top w:w="15" w:type="dxa"/>
+          <w:left w:w="15" w:type="dxa"/>
+          <w:bottom w:w="15" w:type="dxa"/>
+          <w:right w:w="15" w:type="dxa"/>
+        </w:tblCellMar>
+        <w:tblLook w:val="04A0" w:firstRow="1" w:lastRow="0" w:firstColumn="1" w:lastColumn="0" w:noHBand="0" w:noVBand="1"/>
+      </w:tblPr>
+      <w:tblGrid>
+        <w:gridCol w:w="3486"/>
+        <w:gridCol w:w="3019"/>
+      </w:tblGrid>
+      <w:tr>
+        <w:trPr>
+          <w:tblHeader/>
+          <w:tblCellSpacing w:w="15" w:type="dxa"/>
+        </w:trPr>
+        <w:tc>
+          <w:tcPr>
+            <w:tcW w:w="0" w:type="auto"/>
+            <w:vAlign w:val="center"/>
+            <w:hideMark/>
+          </w:tcPr>
+          <w:p>
+            <w:pPr>
+              <w:rPr>
+                <w:b/>
+                <w:bCs/>
+              </w:rPr>
+            </w:pPr>
+            <w:r>
+              <w:rPr>
+                <w:b/>
+                <w:bCs/>
+              </w:rPr>
+              <w:t>Source</w:t>
+            </w:r>
+          </w:p>
+        </w:tc>
+        <w:tc>
+          <w:tcPr>
+            <w:tcW w:w="0" w:type="auto"/>
+            <w:vAlign w:val="center"/>
+            <w:hideMark/>
+          </w:tcPr>
+          <w:p>
+            <w:pPr>
+              <w:rPr>
+                <w:b/>
+                <w:bCs/>
+              </w:rPr>
+            </w:pPr>
+            <w:r>
+              <w:rPr>
+                <w:b/>
+                <w:bCs/>
+              </w:rPr>
+              <w:t>Examples</w:t>
+            </w:r>
+          </w:p>
+        </w:tc>
+      </w:tr>
+      <w:tr>
+        <w:trPr>
+          <w:tblCellSpacing w:w="15" w:type="dxa"/>
+        </w:trPr>
+        <w:tc>
+          <w:tcPr>
+            <w:tcW w:w="0" w:type="auto"/>
+            <w:vAlign w:val="center"/>
+            <w:hideMark/>
+          </w:tcPr>
+          <w:p>
+            <w:r>
+              <w:t>PubMed abstracts</w:t>
+            </w:r>
+          </w:p>
+        </w:tc>
+        <w:tc>
+          <w:tcPr>
+            <w:tcW w:w="0" w:type="auto"/>
+            <w:vAlign w:val="center"/>
+            <w:hideMark/>
+          </w:tcPr>
+          <w:p>
+            <w:r>
+              <w:t>Recent studies, case reports</w:t>
+            </w:r>
+          </w:p>
+        </w:tc>
+      </w:tr>
+      <w:tr>
+        <w:trPr>
+          <w:tblCellSpacing w:w="15" w:type="dxa"/>
+        </w:trPr>
+        <w:tc>
+          <w:tcPr>
+            <w:tcW w:w="0" w:type="auto"/>
+            <w:vAlign w:val="center"/>
+            <w:hideMark/>
+          </w:tcPr>
+          <w:p>
+            <w:r>
+              <w:lastRenderedPageBreak/>
+              <w:t>Clinical guidelines</w:t>
+            </w:r>
+          </w:p>
+        </w:tc>
+        <w:tc>
+          <w:tcPr>
+            <w:tcW w:w="0" w:type="auto"/>
+            <w:vAlign w:val="center"/>
+            <w:hideMark/>
+          </w:tcPr>
+          <w:p>
+            <w:r>
+              <w:t>Treatment pathways</w:t>
+            </w:r>
+          </w:p>
+        </w:tc>
+      </w:tr>
+      <w:tr>
+        <w:trPr>
+          <w:tblCellSpacing w:w="15" w:type="dxa"/>
+        </w:trPr>
+        <w:tc>
+          <w:tcPr>
+            <w:tcW w:w="0" w:type="auto"/>
+            <w:vAlign w:val="center"/>
+            <w:hideMark/>
+          </w:tcPr>
+          <w:p>
+            <w:r>
+              <w:t>Review articles</w:t>
+            </w:r>
+          </w:p>
+        </w:tc>
+        <w:tc>
+          <w:tcPr>
+            <w:tcW w:w="0" w:type="auto"/>
+            <w:vAlign w:val="center"/>
+            <w:hideMark/>
+          </w:tcPr>
+          <w:p>
+            <w:r>
+              <w:t>Disease/drug associations</w:t>
+            </w:r>
+          </w:p>
+        </w:tc>
+      </w:tr>
+      <w:tr>
+        <w:trPr>
+          <w:tblCellSpacing w:w="15" w:type="dxa"/>
+        </w:trPr>
+        <w:tc>
+          <w:tcPr>
+            <w:tcW w:w="0" w:type="auto"/>
+            <w:vAlign w:val="center"/>
+            <w:hideMark/>
+          </w:tcPr>
+          <w:p>
+            <w:r>
+              <w:t>Drug safety updates</w:t>
+            </w:r>
+          </w:p>
+        </w:tc>
+        <w:tc>
+          <w:tcPr>
+            <w:tcW w:w="0" w:type="auto"/>
+            <w:vAlign w:val="center"/>
+            <w:hideMark/>
+          </w:tcPr>
+          <w:p>
+            <w:r>
+              <w:t>Adverse reactions</w:t>
+            </w:r>
+          </w:p>
+        </w:tc>
+      </w:tr>
+      <w:tr>
+        <w:trPr>
+          <w:tblCellSpacing w:w="15" w:type="dxa"/>
+        </w:trPr>
+        <w:tc>
+          <w:tcPr>
+            <w:tcW w:w="0" w:type="auto"/>
+            <w:vAlign w:val="center"/>
+            <w:hideMark/>
+          </w:tcPr>
+          <w:p>
+            <w:r>
+              <w:t xml:space="preserve">Medical </w:t>
+            </w:r>
+            <w:proofErr w:type="spellStart"/>
+            <w:r>
+              <w:t>encyclopedic</w:t>
+            </w:r>
+            <w:proofErr w:type="spellEnd"/>
+            <w:r>
+              <w:t xml:space="preserve"> references</w:t>
+            </w:r>
+          </w:p>
+        </w:tc>
+        <w:tc>
+          <w:tcPr>
+            <w:tcW w:w="0" w:type="auto"/>
+            <w:vAlign w:val="center"/>
+            <w:hideMark/>
+          </w:tcPr>
+          <w:p>
+            <w:r>
+              <w:t>Disease summaries</w:t>
+            </w:r>
+          </w:p>
+        </w:tc>
+      </w:tr>
+    </w:tbl>
+    <w:p/>
+    <w:p>
+      <w:r>
+        <w:t>The doctor asks:</w:t>
+      </w:r>
+    </w:p>
+    <w:p>
+      <w:r>
+        <w:t>notes containing pneumonia and ibuprofen</w:t>
+      </w:r>
+    </w:p>
+    <w:p>
+      <w:r>
+        <w:t xml:space="preserve">Expected </w:t>
       </w:r>
       <w:proofErr w:type="spellStart"/>
       <w:r>
+        <w:t>behavior</w:t>
+      </w:r>
+      <w:proofErr w:type="spellEnd"/>
+      <w:r>
+        <w:t>:</w:t>
+      </w:r>
+    </w:p>
+    <w:p>
+      <w:pPr>
+        <w:numPr>
+          <w:ilvl w:val="0"/>
+          <w:numId w:val="3"/>
+        </w:numPr>
+      </w:pPr>
+      <w:r>
+        <w:t xml:space="preserve">Must contain pneumonia or equivalent term </w:t>
+      </w:r>
+    </w:p>
+    <w:p>
+      <w:pPr>
+        <w:numPr>
+          <w:ilvl w:val="0"/>
+          <w:numId w:val="3"/>
+        </w:numPr>
+      </w:pPr>
+      <w:r>
+        <w:t xml:space="preserve">Must contain ibuprofen or equivalent medication reference </w:t>
+      </w:r>
+    </w:p>
+    <w:p>
+      <w:pPr>
+        <w:numPr>
+          <w:ilvl w:val="0"/>
+          <w:numId w:val="3"/>
+        </w:numPr>
+      </w:pPr>
+      <w:r>
+        <w:t xml:space="preserve">Return matching patient notes </w:t>
+      </w:r>
+    </w:p>
+    <w:p>
+      <w:pPr>
+        <w:numPr>
+          <w:ilvl w:val="0"/>
+          <w:numId w:val="3"/>
+        </w:numPr>
+      </w:pPr>
+      <w:r>
+        <w:t xml:space="preserve">Highlight exact evidence </w:t>
+      </w:r>
+    </w:p>
+    <w:p>
+      <w:pPr>
+        <w:numPr>
+          <w:ilvl w:val="0"/>
+          <w:numId w:val="3"/>
+        </w:numPr>
+      </w:pPr>
+      <w:r>
+        <w:t xml:space="preserve">Optionally show relevant research about pneumonia + NSAID use </w:t>
+      </w:r>
+    </w:p>
+    <w:p>
+      <w:r>
+        <w:t>Another query:</w:t>
+      </w:r>
+    </w:p>
+    <w:p>
+      <w:r>
+        <w:t>notes that do not contain cancer but contain blister</w:t>
+      </w:r>
+    </w:p>
+    <w:p>
+      <w:r>
+        <w:t xml:space="preserve">Expected </w:t>
+      </w:r>
+      <w:proofErr w:type="spellStart"/>
+      <w:r>
+        <w:t>behavior</w:t>
+      </w:r>
+      <w:proofErr w:type="spellEnd"/>
+      <w:r>
+        <w:t>:</w:t>
+      </w:r>
+    </w:p>
+    <w:p>
+      <w:pPr>
+        <w:numPr>
+          <w:ilvl w:val="0"/>
+          <w:numId w:val="4"/>
+        </w:numPr>
+      </w:pPr>
+      <w:r>
+        <w:t xml:space="preserve">Must contain blister or related terms </w:t>
+      </w:r>
+    </w:p>
+    <w:p>
+      <w:pPr>
+        <w:numPr>
+          <w:ilvl w:val="0"/>
+          <w:numId w:val="4"/>
+        </w:numPr>
+      </w:pPr>
+      <w:r>
+        <w:t xml:space="preserve">Must exclude cancer mentions </w:t>
+      </w:r>
+    </w:p>
+    <w:p>
+      <w:pPr>
+        <w:numPr>
+          <w:ilvl w:val="0"/>
+          <w:numId w:val="4"/>
+        </w:numPr>
+      </w:pPr>
+      <w:r>
+        <w:t xml:space="preserve">Need to distinguish “no cancer” from “cancer present” </w:t>
+      </w:r>
+    </w:p>
+    <w:p>
+      <w:pPr>
+        <w:numPr>
+          <w:ilvl w:val="0"/>
+          <w:numId w:val="4"/>
+        </w:numPr>
+      </w:pPr>
+      <w:r>
+        <w:t xml:space="preserve">Return evidence snippets </w:t>
+      </w:r>
+    </w:p>
+    <w:p>
+      <w:pPr>
+        <w:numPr>
+          <w:ilvl w:val="0"/>
+          <w:numId w:val="4"/>
+        </w:numPr>
+      </w:pPr>
+      <w:r>
+        <w:t xml:space="preserve">Optionally surface research on blistering disorders </w:t>
+      </w:r>
+    </w:p>
+    <w:p>
+      <w:pPr>
+        <w:rPr>
+          <w:b/>
+          <w:bCs/>
+        </w:rPr>
+      </w:pPr>
+      <w:r>
+        <w:rPr>
+          <w:b/>
+          <w:bCs/>
+        </w:rPr>
+        <w:t>Why simple search is insufficient</w:t>
+      </w:r>
+    </w:p>
+    <w:p>
+      <w:pPr>
+        <w:rPr>
+          <w:b/>
+          <w:bCs/>
+        </w:rPr>
+      </w:pPr>
+      <w:r>
+        <w:rPr>
+          <w:b/>
+          <w:bCs/>
+        </w:rPr>
+        <w:t>Keyword-only search problem</w:t>
+      </w:r>
+    </w:p>
+    <w:p>
+      <w:r>
+        <w:t>Query:</w:t>
+      </w:r>
+    </w:p>
+    <w:p>
+      <w:r>
+        <w:t>pneumonia AND ibuprofen</w:t>
+      </w:r>
+    </w:p>
+    <w:p>
+      <w:r>
+        <w:t>Keyword search may miss:</w:t>
+      </w:r>
+    </w:p>
+    <w:p>
+      <w:r>
+        <w:lastRenderedPageBreak/>
+        <w:t>Patient treated for lower respiratory tract infection. Advil taken at home.</w:t>
+      </w:r>
+    </w:p>
+    <w:p>
+      <w:r>
+        <w:t>Because:</w:t>
+      </w:r>
+    </w:p>
+    <w:p>
+      <w:pPr>
+        <w:numPr>
+          <w:ilvl w:val="0"/>
+          <w:numId w:val="5"/>
+        </w:numPr>
+      </w:pPr>
+      <w:r>
+        <w:t xml:space="preserve">Pneumonia may be written as LRTI, CAP, consolidation, chest infection </w:t>
+      </w:r>
+    </w:p>
+    <w:p>
+      <w:pPr>
+        <w:numPr>
+          <w:ilvl w:val="0"/>
+          <w:numId w:val="5"/>
+        </w:numPr>
+      </w:pPr>
+      <w:r>
+        <w:t xml:space="preserve">Ibuprofen may be written as Advil, </w:t>
+      </w:r>
+      <w:proofErr w:type="spellStart"/>
+      <w:r>
         <w:t>Brufen</w:t>
       </w:r>
       <w:proofErr w:type="spellEnd"/>
       <w:r>
-        <w:t>, or NSAID.</w:t>
-      </w:r>
-    </w:p>
-    <w:p>
-      <w:r>
-        <w:t>Participants should implement and compare multiple search approaches. They should start with basic Boolean keyword search supporting AND, OR, NOT, exact phrases, and evidence highlighting. They should then add synonym-expanded search using clinical dictionaries for diseases, symptoms, medications, and abbreviations. Next, they should implement semantic search using embeddings and a vector index such as FAISS, Chroma, Azure AI Search, Elasticsearch/OpenSearch, or another retrieval engine. Finally, they should build a hybrid retrieval pipeline that combines BM25 keyword search, vector similarity, Boolean filters, synonym expansion, and optional reranking.</w:t>
-      </w:r>
-    </w:p>
-    <w:p>
-      <w:r>
-        <w:t xml:space="preserve">A major focus of the PoC should be correct logical </w:t>
+        <w:t xml:space="preserve">, NSAID, </w:t>
       </w:r>
       <w:proofErr w:type="spellStart"/>
       <w:r>
-        <w:t>behavior</w:t>
+        <w:t>ibu</w:t>
       </w:r>
       <w:proofErr w:type="spellEnd"/>
       <w:r>
-        <w:t xml:space="preserve">. For example, the query “pneumonia AND ibuprofen” should return only notes that contain both concepts, including synonyms such as CAP and </w:t>
+        <w:t xml:space="preserve"> </w:t>
+      </w:r>
+    </w:p>
+    <w:p>
+      <w:pPr>
+        <w:rPr>
+          <w:b/>
+          <w:bCs/>
+        </w:rPr>
+      </w:pPr>
+      <w:r>
+        <w:rPr>
+          <w:b/>
+          <w:bCs/>
+        </w:rPr>
+        <w:t>Semantic-only search problem</w:t>
+      </w:r>
+    </w:p>
+    <w:p>
+      <w:r>
+        <w:t>Query:</w:t>
+      </w:r>
+    </w:p>
+    <w:p>
+      <w:r>
+        <w:t>notes that do not contain cancer but contain blister</w:t>
+      </w:r>
+    </w:p>
+    <w:p>
+      <w:r>
+        <w:t>Semantic search may return notes about:</w:t>
+      </w:r>
+    </w:p>
+    <w:p>
+      <w:r>
+        <w:t>cancer patient with chemotherapy-related blisters</w:t>
+      </w:r>
+    </w:p>
+    <w:p>
+      <w:r>
+        <w:t xml:space="preserve">because it is semantically related to blister, but it violates the Boolean condition </w:t>
+      </w:r>
+      <w:r>
+        <w:rPr>
+          <w:b/>
+          <w:bCs/>
+        </w:rPr>
+        <w:t>NOT cancer</w:t>
+      </w:r>
+      <w:r>
+        <w:t>.</w:t>
+      </w:r>
+    </w:p>
+    <w:p>
+      <w:r>
+        <w:t>Therefore, the PoC must support both:</w:t>
+      </w:r>
+    </w:p>
+    <w:p>
+      <w:r>
+        <w:t>hard logical constraints</w:t>
+      </w:r>
+      <w:r>
+        <w:br/>
+        <w:t>+</w:t>
+      </w:r>
+      <w:r>
+        <w:br/>
+        <w:t>soft semantic matching</w:t>
+      </w:r>
+    </w:p>
+    <w:p>
+      <w:r>
+        <w:pict w14:anchorId="6BAE7932">
+          <v:rect id="_x0000_i1133" style="width:0;height:1.5pt" o:hralign="center" o:hrstd="t" o:hr="t" fillcolor="#a0a0a0" stroked="f"/>
+        </w:pict>
+      </w:r>
+    </w:p>
+    <w:p>
+      <w:pPr>
+        <w:rPr>
+          <w:b/>
+          <w:bCs/>
+        </w:rPr>
+      </w:pPr>
+      <w:r>
+        <w:rPr>
+          <w:b/>
+          <w:bCs/>
+        </w:rPr>
+        <w:t>4. Key capability: query understanding</w:t>
+      </w:r>
+    </w:p>
+    <w:p>
+      <w:r>
+        <w:t>The system should convert natural language into a structured search plan.</w:t>
+      </w:r>
+    </w:p>
+    <w:p>
+      <w:r>
+        <w:t>Example 1:</w:t>
+      </w:r>
+    </w:p>
+    <w:p>
+      <w:r>
+        <w:t>notes containing pneumonia and ibuprofen</w:t>
+      </w:r>
+    </w:p>
+    <w:p>
+      <w:r>
+        <w:t>Structured query:</w:t>
+      </w:r>
+    </w:p>
+    <w:p>
+      <w:r>
+        <w:t>{</w:t>
+      </w:r>
+      <w:r>
+        <w:br/>
+        <w:t xml:space="preserve">  "</w:t>
       </w:r>
       <w:proofErr w:type="spellStart"/>
       <w:r>
+        <w:t>must_include</w:t>
+      </w:r>
+      <w:proofErr w:type="spellEnd"/>
+      <w:r>
+        <w:t>": [</w:t>
+      </w:r>
+      <w:r>
+        <w:br/>
+        <w:t xml:space="preserve">    {</w:t>
+      </w:r>
+      <w:r>
+        <w:br/>
+        <w:t xml:space="preserve">      "concept": "pneumonia",</w:t>
+      </w:r>
+      <w:r>
+        <w:br/>
+        <w:t xml:space="preserve">      "synonyms": ["pneumonia", "CAP", "community acquired pneumonia", "lower respiratory tract infection", "chest infection"]</w:t>
+      </w:r>
+      <w:r>
+        <w:br/>
+        <w:t xml:space="preserve">    },</w:t>
+      </w:r>
+      <w:r>
+        <w:br/>
+        <w:t xml:space="preserve">    {</w:t>
+      </w:r>
+      <w:r>
+        <w:br/>
+        <w:t xml:space="preserve">      "concept": "ibuprofen",</w:t>
+      </w:r>
+      <w:r>
+        <w:br/>
+        <w:t xml:space="preserve">      "synonyms": ["ibuprofen", "Advil", "</w:t>
+      </w:r>
+      <w:proofErr w:type="spellStart"/>
+      <w:r>
         <w:t>Brufen</w:t>
       </w:r>
       <w:proofErr w:type="spellEnd"/>
       <w:r>
-        <w:t>. The query “blister NOT cancer” should return notes about blistering conditions while excluding cancer-related notes. Participants should also explore the difference between literal Boolean mode and clinical concept mode. In literal mode, any occurrence of the word cancer may exclude a note. In clinical concept mode, a note saying “no history of cancer” may still be included because cancer is negated rather than present.</w:t>
-      </w:r>
-    </w:p>
-    <w:p>
-      <w:r>
-        <w:t>The system should also include a research-aware extension. Participants can create a separate index of medical research abstracts, guidelines, case reports, or article summaries. For each doctor query, the assistant should return matching internal clinical notes as well as relevant external research results. The output should include the interpreted query, expanded synonyms, matching notes, evidence snippets, relevance scores, and research references where applicable.</w:t>
-      </w:r>
-    </w:p>
-    <w:p>
-      <w:r>
-        <w:t xml:space="preserve">The final deliverable should include a searchable clinical note corpus, a query parser, Boolean and semantic retrieval methods, synonym expansion, negation handling, </w:t>
+        <w:t>", "NSAID"]</w:t>
+      </w:r>
+      <w:r>
+        <w:br/>
+        <w:t xml:space="preserve">    }</w:t>
+      </w:r>
+      <w:r>
+        <w:br/>
       </w:r>
       <w:r>
         <w:lastRenderedPageBreak/>
-        <w:t xml:space="preserve">hybrid ranking, evidence highlighting, and a simple dashboard or search interface. Participants should compare approaches using metrics such as </w:t>
+        <w:t xml:space="preserve">  ],</w:t>
+      </w:r>
+      <w:r>
+        <w:br/>
+        <w:t xml:space="preserve">  "</w:t>
       </w:r>
       <w:proofErr w:type="spellStart"/>
       <w:r>
-        <w:t>Precision@k</w:t>
+        <w:t>must_exclude</w:t>
       </w:r>
       <w:proofErr w:type="spellEnd"/>
       <w:r>
-        <w:t xml:space="preserve">, </w:t>
+        <w:t>": [],</w:t>
+      </w:r>
+      <w:r>
+        <w:br/>
+        <w:t xml:space="preserve">  "</w:t>
       </w:r>
       <w:proofErr w:type="spellStart"/>
       <w:r>
-        <w:t>Recall@k</w:t>
+        <w:t>semantic_intent</w:t>
       </w:r>
       <w:proofErr w:type="spellEnd"/>
       <w:r>
-        <w:t>, MRR, Boolean accuracy, synonym recall, negation accuracy, and evidence accuracy.</w:t>
-      </w:r>
-    </w:p>
-    <w:p>
-      <w:r>
-        <w:t>The value proposition is to help doctors move beyond manual chart review and simple keyword search. The system enables faster cohort discovery, better clinical audit, improved adverse event investigation, stronger research workflows, and more reliable retrieval of clinically relevant notes. It combines the precision of Boolean search with the flexibility of semantic search and the contextual value of current medical research.</w:t>
-      </w:r>
-    </w:p>
+        <w:t>": "Find clinical notes mentioning pneumonia together with ibuprofen or equivalent NSAID exposure."</w:t>
+      </w:r>
+      <w:r>
+        <w:br/>
+        <w:t>}</w:t>
+      </w:r>
+    </w:p>
+    <w:p>
+      <w:r>
+        <w:t>Example 2:</w:t>
+      </w:r>
+    </w:p>
+    <w:p>
+      <w:r>
+        <w:t>notes that do not contain cancer but contain blister</w:t>
+      </w:r>
+    </w:p>
+    <w:p>
+      <w:r>
+        <w:t>Structured query:</w:t>
+      </w:r>
+    </w:p>
+    <w:p>
+      <w:r>
+        <w:t>{</w:t>
+      </w:r>
+      <w:r>
+        <w:br/>
+        <w:t xml:space="preserve">  "</w:t>
+      </w:r>
+      <w:proofErr w:type="spellStart"/>
+      <w:r>
+        <w:t>must_include</w:t>
+      </w:r>
+      <w:proofErr w:type="spellEnd"/>
+      <w:r>
+        <w:t>": [</w:t>
+      </w:r>
+      <w:r>
+        <w:br/>
+        <w:t xml:space="preserve">    {</w:t>
+      </w:r>
+      <w:r>
+        <w:br/>
+        <w:t xml:space="preserve">      "concept": "blister",</w:t>
+      </w:r>
+      <w:r>
+        <w:br/>
+        <w:t xml:space="preserve">      "synonyms": ["blister", "vesicle", "bullae", "bullous lesion"]</w:t>
+      </w:r>
+      <w:r>
+        <w:br/>
+        <w:t xml:space="preserve">    }</w:t>
+      </w:r>
+      <w:r>
+        <w:br/>
+        <w:t xml:space="preserve">  ],</w:t>
+      </w:r>
+      <w:r>
+        <w:br/>
+        <w:t xml:space="preserve">  "</w:t>
+      </w:r>
+      <w:proofErr w:type="spellStart"/>
+      <w:r>
+        <w:t>must_exclude</w:t>
+      </w:r>
+      <w:proofErr w:type="spellEnd"/>
+      <w:r>
+        <w:t>": [</w:t>
+      </w:r>
+      <w:r>
+        <w:br/>
+        <w:t xml:space="preserve">    {</w:t>
+      </w:r>
+      <w:r>
+        <w:br/>
+        <w:t xml:space="preserve">      "concept": "cancer",</w:t>
+      </w:r>
+      <w:r>
+        <w:br/>
+        <w:t xml:space="preserve">      "synonyms": ["cancer", "malignancy", "</w:t>
+      </w:r>
+      <w:proofErr w:type="spellStart"/>
+      <w:r>
+        <w:t>tumor</w:t>
+      </w:r>
+      <w:proofErr w:type="spellEnd"/>
+      <w:r>
+        <w:t>", "carcinoma", "neoplasm"]</w:t>
+      </w:r>
+      <w:r>
+        <w:br/>
+        <w:t xml:space="preserve">    }</w:t>
+      </w:r>
+      <w:r>
+        <w:br/>
+        <w:t xml:space="preserve">  ],</w:t>
+      </w:r>
+      <w:r>
+        <w:br/>
+        <w:t xml:space="preserve">  "</w:t>
+      </w:r>
+      <w:proofErr w:type="spellStart"/>
+      <w:r>
+        <w:t>semantic_intent</w:t>
+      </w:r>
+      <w:proofErr w:type="spellEnd"/>
+      <w:r>
+        <w:t>": "Find notes about blistering skin lesions while excluding cancer-related notes."</w:t>
+      </w:r>
+      <w:r>
+        <w:br/>
+        <w:t>}</w:t>
+      </w:r>
+    </w:p>
+    <w:p>
+      <w:r>
+        <w:t>This is the heart of the PoC.</w:t>
+      </w:r>
+    </w:p>
+    <w:p>
+      <w:r>
+        <w:pict w14:anchorId="1F6C6F19">
+          <v:rect id="_x0000_i1134" style="width:0;height:1.5pt" o:hralign="center" o:hrstd="t" o:hr="t" fillcolor="#a0a0a0" stroked="f"/>
+        </w:pict>
+      </w:r>
+    </w:p>
+    <w:p>
+      <w:pPr>
+        <w:rPr>
+          <w:b/>
+          <w:bCs/>
+        </w:rPr>
+      </w:pPr>
+      <w:r>
+        <w:rPr>
+          <w:b/>
+          <w:bCs/>
+        </w:rPr>
+        <w:t>5. Recommended AI architecture</w:t>
+      </w:r>
+    </w:p>
+    <w:p>
+      <w:r>
+        <w:t>Doctor query</w:t>
+      </w:r>
+      <w:r>
+        <w:br/>
+        <w:t xml:space="preserve">   ↓</w:t>
+      </w:r>
+      <w:r>
+        <w:br/>
+        <w:t>Query parser</w:t>
+      </w:r>
+      <w:r>
+        <w:br/>
+        <w:t>extract Boolean logic, keywords, concepts, exclusions</w:t>
+      </w:r>
+      <w:r>
+        <w:br/>
+        <w:t xml:space="preserve">   ↓</w:t>
+      </w:r>
+      <w:r>
+        <w:br/>
+        <w:t>Clinical concept normalization</w:t>
+      </w:r>
+      <w:r>
+        <w:br/>
+        <w:t>synonyms, abbreviations, drug names, disease names</w:t>
+      </w:r>
+      <w:r>
+        <w:br/>
+        <w:t xml:space="preserve">   ↓</w:t>
+      </w:r>
+      <w:r>
+        <w:br/>
+        <w:t>Hybrid retrieval</w:t>
+      </w:r>
+      <w:r>
+        <w:br/>
+        <w:t>BM25 keyword search + vector semantic search + metadata filters</w:t>
+      </w:r>
+      <w:r>
+        <w:br/>
+      </w:r>
+      <w:r>
+        <w:lastRenderedPageBreak/>
+        <w:t xml:space="preserve">   ↓</w:t>
+      </w:r>
+      <w:r>
+        <w:br/>
+        <w:t>Boolean constraint enforcement</w:t>
+      </w:r>
+      <w:r>
+        <w:br/>
+        <w:t>must include / must exclude / phrase match / negation handling</w:t>
+      </w:r>
+      <w:r>
+        <w:br/>
+        <w:t xml:space="preserve">   ↓</w:t>
+      </w:r>
+      <w:r>
+        <w:br/>
+        <w:t>Reranking</w:t>
+      </w:r>
+      <w:r>
+        <w:br/>
+        <w:t>cross-encoder or LLM-based relevance scoring</w:t>
+      </w:r>
+      <w:r>
+        <w:br/>
+        <w:t xml:space="preserve">   ↓</w:t>
+      </w:r>
+      <w:r>
+        <w:br/>
+        <w:t>Evidence extraction</w:t>
+      </w:r>
+      <w:r>
+        <w:br/>
+        <w:t>highlight matching phrases from notes</w:t>
+      </w:r>
+      <w:r>
+        <w:br/>
+        <w:t xml:space="preserve">   ↓</w:t>
+      </w:r>
+      <w:r>
+        <w:br/>
+        <w:t>Research retrieval</w:t>
+      </w:r>
+      <w:r>
+        <w:br/>
+        <w:t>retrieve latest/relevant medical literature</w:t>
+      </w:r>
+      <w:r>
+        <w:br/>
+        <w:t xml:space="preserve">   ↓</w:t>
+      </w:r>
+      <w:r>
+        <w:br/>
+        <w:t>Final answer</w:t>
+      </w:r>
+      <w:r>
+        <w:br/>
+        <w:t>ranked notes + evidence + research references + caveats</w:t>
+      </w:r>
+    </w:p>
+    <w:p>
+      <w:r>
+        <w:pict w14:anchorId="1DEED658">
+          <v:rect id="_x0000_i1135" style="width:0;height:1.5pt" o:hralign="center" o:hrstd="t" o:hr="t" fillcolor="#a0a0a0" stroked="f"/>
+        </w:pict>
+      </w:r>
+    </w:p>
+    <w:p>
+      <w:pPr>
+        <w:rPr>
+          <w:b/>
+          <w:bCs/>
+        </w:rPr>
+      </w:pPr>
+      <w:r>
+        <w:rPr>
+          <w:b/>
+          <w:bCs/>
+        </w:rPr>
+        <w:t>6. What participants should implement</w:t>
+      </w:r>
+    </w:p>
+    <w:p>
+      <w:pPr>
+        <w:rPr>
+          <w:b/>
+          <w:bCs/>
+        </w:rPr>
+      </w:pPr>
+      <w:r>
+        <w:rPr>
+          <w:b/>
+          <w:bCs/>
+        </w:rPr>
+        <w:t>Task 1: Create synthetic clinical note corpus</w:t>
+      </w:r>
+    </w:p>
+    <w:p>
+      <w:r>
+        <w:t>Create 1,000–5,000 synthetic notes.</w:t>
+      </w:r>
+    </w:p>
+    <w:p>
+      <w:r>
+        <w:t>Each note should include:</w:t>
+      </w:r>
+    </w:p>
+    <w:tbl>
+      <w:tblPr>
+        <w:tblW w:w="0" w:type="auto"/>
+        <w:tblCellSpacing w:w="15" w:type="dxa"/>
+        <w:tblCellMar>
+          <w:top w:w="15" w:type="dxa"/>
+          <w:left w:w="15" w:type="dxa"/>
+          <w:bottom w:w="15" w:type="dxa"/>
+          <w:right w:w="15" w:type="dxa"/>
+        </w:tblCellMar>
+        <w:tblLook w:val="04A0" w:firstRow="1" w:lastRow="0" w:firstColumn="1" w:lastColumn="0" w:noHBand="0" w:noVBand="1"/>
+      </w:tblPr>
+      <w:tblGrid>
+        <w:gridCol w:w="1698"/>
+        <w:gridCol w:w="4208"/>
+      </w:tblGrid>
+      <w:tr>
+        <w:trPr>
+          <w:tblHeader/>
+          <w:tblCellSpacing w:w="15" w:type="dxa"/>
+        </w:trPr>
+        <w:tc>
+          <w:tcPr>
+            <w:tcW w:w="0" w:type="auto"/>
+            <w:vAlign w:val="center"/>
+            <w:hideMark/>
+          </w:tcPr>
+          <w:p>
+            <w:pPr>
+              <w:rPr>
+                <w:b/>
+                <w:bCs/>
+              </w:rPr>
+            </w:pPr>
+            <w:r>
+              <w:rPr>
+                <w:b/>
+                <w:bCs/>
+              </w:rPr>
+              <w:t>Field</w:t>
+            </w:r>
+          </w:p>
+        </w:tc>
+        <w:tc>
+          <w:tcPr>
+            <w:tcW w:w="0" w:type="auto"/>
+            <w:vAlign w:val="center"/>
+            <w:hideMark/>
+          </w:tcPr>
+          <w:p>
+            <w:pPr>
+              <w:rPr>
+                <w:b/>
+                <w:bCs/>
+              </w:rPr>
+            </w:pPr>
+            <w:r>
+              <w:rPr>
+                <w:b/>
+                <w:bCs/>
+              </w:rPr>
+              <w:t>Example</w:t>
+            </w:r>
+          </w:p>
+        </w:tc>
+      </w:tr>
+      <w:tr>
+        <w:trPr>
+          <w:tblCellSpacing w:w="15" w:type="dxa"/>
+        </w:trPr>
+        <w:tc>
+          <w:tcPr>
+            <w:tcW w:w="0" w:type="auto"/>
+            <w:vAlign w:val="center"/>
+            <w:hideMark/>
+          </w:tcPr>
+          <w:p>
+            <w:proofErr w:type="spellStart"/>
+            <w:r>
+              <w:t>note_id</w:t>
+            </w:r>
+            <w:proofErr w:type="spellEnd"/>
+          </w:p>
+        </w:tc>
+        <w:tc>
+          <w:tcPr>
+            <w:tcW w:w="0" w:type="auto"/>
+            <w:vAlign w:val="center"/>
+            <w:hideMark/>
+          </w:tcPr>
+          <w:p>
+            <w:r>
+              <w:t>N-001</w:t>
+            </w:r>
+          </w:p>
+        </w:tc>
+      </w:tr>
+      <w:tr>
+        <w:trPr>
+          <w:tblCellSpacing w:w="15" w:type="dxa"/>
+        </w:trPr>
+        <w:tc>
+          <w:tcPr>
+            <w:tcW w:w="0" w:type="auto"/>
+            <w:vAlign w:val="center"/>
+            <w:hideMark/>
+          </w:tcPr>
+          <w:p>
+            <w:proofErr w:type="spellStart"/>
+            <w:r>
+              <w:t>patient_id</w:t>
+            </w:r>
+            <w:proofErr w:type="spellEnd"/>
+          </w:p>
+        </w:tc>
+        <w:tc>
+          <w:tcPr>
+            <w:tcW w:w="0" w:type="auto"/>
+            <w:vAlign w:val="center"/>
+            <w:hideMark/>
+          </w:tcPr>
+          <w:p>
+            <w:r>
+              <w:t>P-001</w:t>
+            </w:r>
+          </w:p>
+        </w:tc>
+      </w:tr>
+      <w:tr>
+        <w:trPr>
+          <w:tblCellSpacing w:w="15" w:type="dxa"/>
+        </w:trPr>
+        <w:tc>
+          <w:tcPr>
+            <w:tcW w:w="0" w:type="auto"/>
+            <w:vAlign w:val="center"/>
+            <w:hideMark/>
+          </w:tcPr>
+          <w:p>
+            <w:proofErr w:type="spellStart"/>
+            <w:r>
+              <w:t>encounter_type</w:t>
+            </w:r>
+            <w:proofErr w:type="spellEnd"/>
+          </w:p>
+        </w:tc>
+        <w:tc>
+          <w:tcPr>
+            <w:tcW w:w="0" w:type="auto"/>
+            <w:vAlign w:val="center"/>
+            <w:hideMark/>
+          </w:tcPr>
+          <w:p>
+            <w:r>
+              <w:t>OPD / inpatient / emergency / discharge</w:t>
+            </w:r>
+          </w:p>
+        </w:tc>
+      </w:tr>
+      <w:tr>
+        <w:trPr>
+          <w:tblCellSpacing w:w="15" w:type="dxa"/>
+        </w:trPr>
+        <w:tc>
+          <w:tcPr>
+            <w:tcW w:w="0" w:type="auto"/>
+            <w:vAlign w:val="center"/>
+            <w:hideMark/>
+          </w:tcPr>
+          <w:p>
+            <w:proofErr w:type="spellStart"/>
+            <w:r>
+              <w:t>note_date</w:t>
+            </w:r>
+            <w:proofErr w:type="spellEnd"/>
+          </w:p>
+        </w:tc>
+        <w:tc>
+          <w:tcPr>
+            <w:tcW w:w="0" w:type="auto"/>
+            <w:vAlign w:val="center"/>
+            <w:hideMark/>
+          </w:tcPr>
+          <w:p>
+            <w:r>
+              <w:t>2026-05-12</w:t>
+            </w:r>
+          </w:p>
+        </w:tc>
+      </w:tr>
+      <w:tr>
+        <w:trPr>
+          <w:tblCellSpacing w:w="15" w:type="dxa"/>
+        </w:trPr>
+        <w:tc>
+          <w:tcPr>
+            <w:tcW w:w="0" w:type="auto"/>
+            <w:vAlign w:val="center"/>
+            <w:hideMark/>
+          </w:tcPr>
+          <w:p>
+            <w:proofErr w:type="spellStart"/>
+            <w:r>
+              <w:t>note_text</w:t>
+            </w:r>
+            <w:proofErr w:type="spellEnd"/>
+          </w:p>
+        </w:tc>
+        <w:tc>
+          <w:tcPr>
+            <w:tcW w:w="0" w:type="auto"/>
+            <w:vAlign w:val="center"/>
+            <w:hideMark/>
+          </w:tcPr>
+          <w:p>
+            <w:r>
+              <w:t xml:space="preserve">“Patient with CAP, took </w:t>
+            </w:r>
+            <w:proofErr w:type="spellStart"/>
+            <w:r>
+              <w:t>Brufen</w:t>
+            </w:r>
+            <w:proofErr w:type="spellEnd"/>
+            <w:r>
+              <w:t xml:space="preserve"> at home.”</w:t>
+            </w:r>
+          </w:p>
+        </w:tc>
+      </w:tr>
+      <w:tr>
+        <w:trPr>
+          <w:tblCellSpacing w:w="15" w:type="dxa"/>
+        </w:trPr>
+        <w:tc>
+          <w:tcPr>
+            <w:tcW w:w="0" w:type="auto"/>
+            <w:vAlign w:val="center"/>
+            <w:hideMark/>
+          </w:tcPr>
+          <w:p>
+            <w:r>
+              <w:t>diagnoses</w:t>
+            </w:r>
+          </w:p>
+        </w:tc>
+        <w:tc>
+          <w:tcPr>
+            <w:tcW w:w="0" w:type="auto"/>
+            <w:vAlign w:val="center"/>
+            <w:hideMark/>
+          </w:tcPr>
+          <w:p>
+            <w:r>
+              <w:t>Optional structured list</w:t>
+            </w:r>
+          </w:p>
+        </w:tc>
+      </w:tr>
+      <w:tr>
+        <w:trPr>
+          <w:tblCellSpacing w:w="15" w:type="dxa"/>
+        </w:trPr>
+        <w:tc>
+          <w:tcPr>
+            <w:tcW w:w="0" w:type="auto"/>
+            <w:vAlign w:val="center"/>
+            <w:hideMark/>
+          </w:tcPr>
+          <w:p>
+            <w:r>
+              <w:t>medications</w:t>
+            </w:r>
+          </w:p>
+        </w:tc>
+        <w:tc>
+          <w:tcPr>
+            <w:tcW w:w="0" w:type="auto"/>
+            <w:vAlign w:val="center"/>
+            <w:hideMark/>
+          </w:tcPr>
+          <w:p>
+            <w:r>
+              <w:t>Optional structured list</w:t>
+            </w:r>
+          </w:p>
+        </w:tc>
+      </w:tr>
+      <w:tr>
+        <w:trPr>
+          <w:tblCellSpacing w:w="15" w:type="dxa"/>
+        </w:trPr>
+        <w:tc>
+          <w:tcPr>
+            <w:tcW w:w="0" w:type="auto"/>
+            <w:vAlign w:val="center"/>
+            <w:hideMark/>
+          </w:tcPr>
+          <w:p>
+            <w:r>
+              <w:t>tags</w:t>
+            </w:r>
+          </w:p>
+        </w:tc>
+        <w:tc>
+          <w:tcPr>
+            <w:tcW w:w="0" w:type="auto"/>
+            <w:vAlign w:val="center"/>
+            <w:hideMark/>
+          </w:tcPr>
+          <w:p>
+            <w:r>
+              <w:t>Optional derived concepts</w:t>
+            </w:r>
+          </w:p>
+        </w:tc>
+      </w:tr>
+    </w:tbl>
+    <w:p>
+      <w:r>
+        <w:t>Example notes:</w:t>
+      </w:r>
+    </w:p>
+    <w:p>
+      <w:r>
+        <w:t>N-001: Patient diagnosed with pneumonia. Took ibuprofen for fever before admission.</w:t>
+      </w:r>
+    </w:p>
+    <w:p>
+      <w:r>
+        <w:lastRenderedPageBreak/>
+        <w:t xml:space="preserve">N-002: Lower respiratory tract infection; patient used </w:t>
+      </w:r>
+      <w:proofErr w:type="spellStart"/>
+      <w:r>
+        <w:t>Brufen</w:t>
+      </w:r>
+      <w:proofErr w:type="spellEnd"/>
+      <w:r>
+        <w:t xml:space="preserve"> at home.</w:t>
+      </w:r>
+    </w:p>
+    <w:p>
+      <w:r>
+        <w:t>N-003: History of lung cancer with blistering rash after chemotherapy.</w:t>
+      </w:r>
+    </w:p>
+    <w:p>
+      <w:r>
+        <w:t>N-004: Blister over left foot, no history of cancer or chemotherapy.</w:t>
+      </w:r>
+    </w:p>
+    <w:p>
+      <w:r>
+        <w:t>N-005: Vesicular rash noted on forearm. No malignancy reported.</w:t>
+      </w:r>
+    </w:p>
+    <w:p>
+      <w:r>
+        <w:t>N-006: Chest infection treated with antibiotics. Patient denies NSAID use.</w:t>
+      </w:r>
+    </w:p>
+    <w:p>
+      <w:r>
+        <w:pict w14:anchorId="6EA1B3A6">
+          <v:rect id="_x0000_i1136" style="width:0;height:1.5pt" o:hralign="center" o:hrstd="t" o:hr="t" fillcolor="#a0a0a0" stroked="f"/>
+        </w:pict>
+      </w:r>
+    </w:p>
+    <w:p>
+      <w:pPr>
+        <w:rPr>
+          <w:b/>
+          <w:bCs/>
+        </w:rPr>
+      </w:pPr>
+      <w:r>
+        <w:rPr>
+          <w:b/>
+          <w:bCs/>
+        </w:rPr>
+        <w:t>Task 2: Build three search approaches</w:t>
+      </w:r>
+    </w:p>
+    <w:p>
+      <w:r>
+        <w:t>Participants should compare at least three approaches.</w:t>
+      </w:r>
+    </w:p>
+    <w:p>
+      <w:r>
+        <w:pict w14:anchorId="4C75E4A9">
+          <v:rect id="_x0000_i1137" style="width:0;height:1.5pt" o:hralign="center" o:hrstd="t" o:hr="t" fillcolor="#a0a0a0" stroked="f"/>
+        </w:pict>
+      </w:r>
+    </w:p>
+    <w:p>
+      <w:pPr>
+        <w:rPr>
+          <w:b/>
+          <w:bCs/>
+        </w:rPr>
+      </w:pPr>
+      <w:r>
+        <w:rPr>
+          <w:b/>
+          <w:bCs/>
+        </w:rPr>
+        <w:t>Approach 1: Keyword / Boolean search</w:t>
+      </w:r>
+    </w:p>
+    <w:p>
+      <w:r>
+        <w:t>Use:</w:t>
+      </w:r>
+    </w:p>
+    <w:p>
+      <w:pPr>
+        <w:numPr>
+          <w:ilvl w:val="0"/>
+          <w:numId w:val="6"/>
+        </w:numPr>
+      </w:pPr>
+      <w:r>
+        <w:t xml:space="preserve">Inverted index </w:t>
+      </w:r>
+    </w:p>
+    <w:p>
+      <w:pPr>
+        <w:numPr>
+          <w:ilvl w:val="0"/>
+          <w:numId w:val="6"/>
+        </w:numPr>
+      </w:pPr>
+      <w:r>
+        <w:t xml:space="preserve">BM25 </w:t>
+      </w:r>
+    </w:p>
+    <w:p>
+      <w:pPr>
+        <w:numPr>
+          <w:ilvl w:val="0"/>
+          <w:numId w:val="6"/>
+        </w:numPr>
+      </w:pPr>
+      <w:r>
+        <w:t xml:space="preserve">Whoosh / Elasticsearch / OpenSearch / Azure AI Search </w:t>
+      </w:r>
+    </w:p>
+    <w:p>
+      <w:pPr>
+        <w:numPr>
+          <w:ilvl w:val="0"/>
+          <w:numId w:val="6"/>
+        </w:numPr>
+      </w:pPr>
+      <w:r>
+        <w:t xml:space="preserve">Simple Python keyword matching for baseline </w:t>
+      </w:r>
+    </w:p>
+    <w:p>
+      <w:r>
+        <w:t>Supports queries like:</w:t>
+      </w:r>
+    </w:p>
+    <w:p>
+      <w:r>
+        <w:t>pneumonia AND ibuprofen</w:t>
+      </w:r>
+      <w:r>
+        <w:br/>
+        <w:t>blister NOT cancer</w:t>
+      </w:r>
+    </w:p>
+    <w:p>
+      <w:r>
+        <w:t>Strengths:</w:t>
+      </w:r>
+    </w:p>
+    <w:p>
+      <w:pPr>
+        <w:numPr>
+          <w:ilvl w:val="0"/>
+          <w:numId w:val="7"/>
+        </w:numPr>
+      </w:pPr>
+      <w:r>
+        <w:t xml:space="preserve">Fast </w:t>
+      </w:r>
+    </w:p>
+    <w:p>
+      <w:pPr>
+        <w:numPr>
+          <w:ilvl w:val="0"/>
+          <w:numId w:val="7"/>
+        </w:numPr>
+      </w:pPr>
+      <w:r>
+        <w:t xml:space="preserve">Cheap </w:t>
+      </w:r>
+    </w:p>
+    <w:p>
+      <w:pPr>
+        <w:numPr>
+          <w:ilvl w:val="0"/>
+          <w:numId w:val="7"/>
+        </w:numPr>
+      </w:pPr>
+      <w:r>
+        <w:t xml:space="preserve">Explainable </w:t>
+      </w:r>
+    </w:p>
+    <w:p>
+      <w:pPr>
+        <w:numPr>
+          <w:ilvl w:val="0"/>
+          <w:numId w:val="7"/>
+        </w:numPr>
+      </w:pPr>
+      <w:r>
+        <w:t xml:space="preserve">Good for exact terms </w:t>
+      </w:r>
+    </w:p>
+    <w:p>
+      <w:pPr>
+        <w:numPr>
+          <w:ilvl w:val="0"/>
+          <w:numId w:val="7"/>
+        </w:numPr>
+      </w:pPr>
+      <w:r>
+        <w:t xml:space="preserve">Strong Boolean control </w:t>
+      </w:r>
+    </w:p>
+    <w:p>
+      <w:r>
+        <w:t>Weaknesses:</w:t>
+      </w:r>
+    </w:p>
+    <w:p>
+      <w:pPr>
+        <w:numPr>
+          <w:ilvl w:val="0"/>
+          <w:numId w:val="8"/>
+        </w:numPr>
+      </w:pPr>
+      <w:r>
+        <w:t xml:space="preserve">Misses synonyms </w:t>
+      </w:r>
+    </w:p>
+    <w:p>
+      <w:pPr>
+        <w:numPr>
+          <w:ilvl w:val="0"/>
+          <w:numId w:val="8"/>
+        </w:numPr>
+      </w:pPr>
+      <w:r>
+        <w:t xml:space="preserve">Misses abbreviations </w:t>
+      </w:r>
+    </w:p>
+    <w:p>
+      <w:pPr>
+        <w:numPr>
+          <w:ilvl w:val="0"/>
+          <w:numId w:val="8"/>
+        </w:numPr>
+      </w:pPr>
+      <w:r>
+        <w:t xml:space="preserve">Misses semantic equivalents </w:t>
+      </w:r>
+    </w:p>
+    <w:p>
+      <w:pPr>
+        <w:numPr>
+          <w:ilvl w:val="0"/>
+          <w:numId w:val="8"/>
+        </w:numPr>
+      </w:pPr>
+      <w:r>
+        <w:lastRenderedPageBreak/>
+        <w:t xml:space="preserve">Needs careful negation handling </w:t>
+      </w:r>
+    </w:p>
+    <w:p>
+      <w:r>
+        <w:pict w14:anchorId="61D1FCE3">
+          <v:rect id="_x0000_i1138" style="width:0;height:1.5pt" o:hralign="center" o:hrstd="t" o:hr="t" fillcolor="#a0a0a0" stroked="f"/>
+        </w:pict>
+      </w:r>
+    </w:p>
+    <w:p>
+      <w:pPr>
+        <w:rPr>
+          <w:b/>
+          <w:bCs/>
+        </w:rPr>
+      </w:pPr>
+      <w:r>
+        <w:rPr>
+          <w:b/>
+          <w:bCs/>
+        </w:rPr>
+        <w:t>Approach 2: Semantic search with embeddings</w:t>
+      </w:r>
+    </w:p>
+    <w:p>
+      <w:r>
+        <w:t>Use embeddings to retrieve notes similar to the query.</w:t>
+      </w:r>
+    </w:p>
+    <w:p>
+      <w:r>
+        <w:t>Supports queries like:</w:t>
+      </w:r>
+    </w:p>
+    <w:p>
+      <w:r>
+        <w:t>patients with respiratory infection who used painkillers</w:t>
+      </w:r>
+    </w:p>
+    <w:p>
+      <w:r>
+        <w:t>It may retrieve:</w:t>
+      </w:r>
+    </w:p>
+    <w:p>
+      <w:r>
+        <w:t xml:space="preserve">Patient with CAP, took </w:t>
+      </w:r>
+      <w:proofErr w:type="spellStart"/>
+      <w:r>
+        <w:t>Brufen</w:t>
+      </w:r>
+      <w:proofErr w:type="spellEnd"/>
+      <w:r>
+        <w:t xml:space="preserve"> for fever.</w:t>
+      </w:r>
+    </w:p>
+    <w:p>
+      <w:r>
+        <w:t>even if the exact words “pneumonia” and “ibuprofen” are absent.</w:t>
+      </w:r>
+    </w:p>
+    <w:p>
+      <w:r>
+        <w:t>Strengths:</w:t>
+      </w:r>
+    </w:p>
+    <w:p>
+      <w:pPr>
+        <w:numPr>
+          <w:ilvl w:val="0"/>
+          <w:numId w:val="9"/>
+        </w:numPr>
+      </w:pPr>
+      <w:r>
+        <w:t xml:space="preserve">Captures meaning </w:t>
+      </w:r>
+    </w:p>
+    <w:p>
+      <w:pPr>
+        <w:numPr>
+          <w:ilvl w:val="0"/>
+          <w:numId w:val="9"/>
+        </w:numPr>
+      </w:pPr>
+      <w:r>
+        <w:t xml:space="preserve">Handles synonyms </w:t>
+      </w:r>
+    </w:p>
+    <w:p>
+      <w:pPr>
+        <w:numPr>
+          <w:ilvl w:val="0"/>
+          <w:numId w:val="9"/>
+        </w:numPr>
+      </w:pPr>
+      <w:r>
+        <w:t xml:space="preserve">Useful for vague clinical queries </w:t>
+      </w:r>
+    </w:p>
+    <w:p>
+      <w:pPr>
+        <w:numPr>
+          <w:ilvl w:val="0"/>
+          <w:numId w:val="9"/>
+        </w:numPr>
+      </w:pPr>
+      <w:r>
+        <w:t xml:space="preserve">Good for research-style exploration </w:t>
+      </w:r>
+    </w:p>
+    <w:p>
+      <w:r>
+        <w:t>Weaknesses:</w:t>
+      </w:r>
+    </w:p>
+    <w:p>
+      <w:pPr>
+        <w:numPr>
+          <w:ilvl w:val="0"/>
+          <w:numId w:val="10"/>
+        </w:numPr>
+      </w:pPr>
+      <w:r>
+        <w:t xml:space="preserve">Poor hard Boolean enforcement </w:t>
+      </w:r>
+    </w:p>
+    <w:p>
+      <w:pPr>
+        <w:numPr>
+          <w:ilvl w:val="0"/>
+          <w:numId w:val="10"/>
+        </w:numPr>
+      </w:pPr>
+      <w:r>
+        <w:t xml:space="preserve">May include forbidden concepts </w:t>
+      </w:r>
+    </w:p>
+    <w:p>
+      <w:pPr>
+        <w:numPr>
+          <w:ilvl w:val="0"/>
+          <w:numId w:val="10"/>
+        </w:numPr>
+      </w:pPr>
+      <w:r>
+        <w:t xml:space="preserve">Can retrieve semantically related but logically incorrect results </w:t>
+      </w:r>
+    </w:p>
+    <w:p>
+      <w:pPr>
+        <w:numPr>
+          <w:ilvl w:val="0"/>
+          <w:numId w:val="10"/>
+        </w:numPr>
+      </w:pPr>
+      <w:r>
+        <w:t xml:space="preserve">Needs reranking and filters </w:t>
+      </w:r>
+    </w:p>
+    <w:p>
+      <w:r>
+        <w:pict w14:anchorId="4FDF73F8">
+          <v:rect id="_x0000_i1139" style="width:0;height:1.5pt" o:hralign="center" o:hrstd="t" o:hr="t" fillcolor="#a0a0a0" stroked="f"/>
+        </w:pict>
+      </w:r>
+    </w:p>
+    <w:p>
+      <w:pPr>
+        <w:rPr>
+          <w:b/>
+          <w:bCs/>
+        </w:rPr>
+      </w:pPr>
+      <w:r>
+        <w:rPr>
+          <w:b/>
+          <w:bCs/>
+        </w:rPr>
+        <w:t>Approach 3: Hybrid search</w:t>
+      </w:r>
+    </w:p>
+    <w:p>
+      <w:r>
+        <w:t>Combine:</w:t>
+      </w:r>
+    </w:p>
+    <w:p>
+      <w:r>
+        <w:t xml:space="preserve">BM25 + embeddings + Boolean filters + </w:t>
+      </w:r>
+      <w:proofErr w:type="spellStart"/>
+      <w:r>
+        <w:t>reranker</w:t>
+      </w:r>
+      <w:proofErr w:type="spellEnd"/>
+    </w:p>
+    <w:p>
+      <w:r>
+        <w:t>This is the best practical approach.</w:t>
+      </w:r>
+    </w:p>
+    <w:p>
+      <w:r>
+        <w:t>Example:</w:t>
+      </w:r>
+    </w:p>
+    <w:p>
+      <w:r>
+        <w:t>For:</w:t>
+      </w:r>
+    </w:p>
+    <w:p>
+      <w:r>
+        <w:t>notes containing pneumonia and ibuprofen</w:t>
+      </w:r>
+    </w:p>
+    <w:p>
+      <w:r>
+        <w:t>Hybrid search should:</w:t>
+      </w:r>
+    </w:p>
+    <w:p>
+      <w:pPr>
+        <w:numPr>
+          <w:ilvl w:val="0"/>
+          <w:numId w:val="11"/>
+        </w:numPr>
+      </w:pPr>
+      <w:r>
+        <w:lastRenderedPageBreak/>
+        <w:t xml:space="preserve">Expand pneumonia → pneumonia, CAP, LRTI, chest infection </w:t>
+      </w:r>
+    </w:p>
+    <w:p>
+      <w:pPr>
+        <w:numPr>
+          <w:ilvl w:val="0"/>
+          <w:numId w:val="11"/>
+        </w:numPr>
+      </w:pPr>
+      <w:r>
+        <w:t xml:space="preserve">Expand ibuprofen → ibuprofen, Advil, </w:t>
+      </w:r>
+      <w:proofErr w:type="spellStart"/>
+      <w:r>
+        <w:t>Brufen</w:t>
+      </w:r>
+      <w:proofErr w:type="spellEnd"/>
+      <w:r>
+        <w:t xml:space="preserve">, NSAID </w:t>
+      </w:r>
+    </w:p>
+    <w:p>
+      <w:pPr>
+        <w:numPr>
+          <w:ilvl w:val="0"/>
+          <w:numId w:val="11"/>
+        </w:numPr>
+      </w:pPr>
+      <w:r>
+        <w:t xml:space="preserve">Retrieve candidates using BM25 and embeddings </w:t>
+      </w:r>
+    </w:p>
+    <w:p>
+      <w:pPr>
+        <w:numPr>
+          <w:ilvl w:val="0"/>
+          <w:numId w:val="11"/>
+        </w:numPr>
+      </w:pPr>
+      <w:r>
+        <w:t xml:space="preserve">Enforce both concept groups must appear </w:t>
+      </w:r>
+    </w:p>
+    <w:p>
+      <w:pPr>
+        <w:numPr>
+          <w:ilvl w:val="0"/>
+          <w:numId w:val="11"/>
+        </w:numPr>
+      </w:pPr>
+      <w:proofErr w:type="spellStart"/>
+      <w:r>
+        <w:t>Rerank</w:t>
+      </w:r>
+      <w:proofErr w:type="spellEnd"/>
+      <w:r>
+        <w:t xml:space="preserve"> results by relevance </w:t>
+      </w:r>
+    </w:p>
+    <w:p>
+      <w:pPr>
+        <w:numPr>
+          <w:ilvl w:val="0"/>
+          <w:numId w:val="11"/>
+        </w:numPr>
+      </w:pPr>
+      <w:r>
+        <w:t xml:space="preserve">Highlight evidence </w:t>
+      </w:r>
+    </w:p>
+    <w:p>
+      <w:r>
+        <w:t>For:</w:t>
+      </w:r>
+    </w:p>
+    <w:p>
+      <w:r>
+        <w:t>notes that do not contain cancer but contain blister</w:t>
+      </w:r>
+    </w:p>
+    <w:p>
+      <w:r>
+        <w:t>Hybrid search should:</w:t>
+      </w:r>
+    </w:p>
+    <w:p>
+      <w:pPr>
+        <w:numPr>
+          <w:ilvl w:val="0"/>
+          <w:numId w:val="12"/>
+        </w:numPr>
+      </w:pPr>
+      <w:r>
+        <w:t xml:space="preserve">Expand blister → blister, vesicle, bullae, bullous </w:t>
+      </w:r>
+    </w:p>
+    <w:p>
+      <w:pPr>
+        <w:numPr>
+          <w:ilvl w:val="0"/>
+          <w:numId w:val="12"/>
+        </w:numPr>
+      </w:pPr>
+      <w:r>
+        <w:t xml:space="preserve">Expand cancer → cancer, malignancy, </w:t>
+      </w:r>
+      <w:proofErr w:type="spellStart"/>
+      <w:r>
+        <w:t>tumor</w:t>
+      </w:r>
+      <w:proofErr w:type="spellEnd"/>
+      <w:r>
+        <w:t xml:space="preserve">, carcinoma, neoplasm </w:t>
+      </w:r>
+    </w:p>
+    <w:p>
+      <w:pPr>
+        <w:numPr>
+          <w:ilvl w:val="0"/>
+          <w:numId w:val="12"/>
+        </w:numPr>
+      </w:pPr>
+      <w:r>
+        <w:t xml:space="preserve">Retrieve notes matching blister concept </w:t>
+      </w:r>
+    </w:p>
+    <w:p>
+      <w:pPr>
+        <w:numPr>
+          <w:ilvl w:val="0"/>
+          <w:numId w:val="12"/>
+        </w:numPr>
+      </w:pPr>
+      <w:r>
+        <w:t xml:space="preserve">Exclude notes with active cancer concept </w:t>
+      </w:r>
+    </w:p>
+    <w:p>
+      <w:pPr>
+        <w:numPr>
+          <w:ilvl w:val="0"/>
+          <w:numId w:val="12"/>
+        </w:numPr>
+      </w:pPr>
+      <w:r>
+        <w:t xml:space="preserve">Handle negation carefully: </w:t>
+      </w:r>
+    </w:p>
+    <w:p>
+      <w:pPr>
+        <w:numPr>
+          <w:ilvl w:val="1"/>
+          <w:numId w:val="12"/>
+        </w:numPr>
+      </w:pPr>
+      <w:r>
+        <w:t xml:space="preserve">“No cancer” should not necessarily be excluded </w:t>
+      </w:r>
+    </w:p>
+    <w:p>
+      <w:pPr>
+        <w:numPr>
+          <w:ilvl w:val="1"/>
+          <w:numId w:val="12"/>
+        </w:numPr>
+      </w:pPr>
+      <w:r>
+        <w:t xml:space="preserve">“History of cancer” may need exclusion depending on user intent </w:t>
+      </w:r>
+    </w:p>
+    <w:p>
+      <w:r>
+        <w:pict w14:anchorId="4A70D353">
+          <v:rect id="_x0000_i1140" style="width:0;height:1.5pt" o:hralign="center" o:hrstd="t" o:hr="t" fillcolor="#a0a0a0" stroked="f"/>
+        </w:pict>
+      </w:r>
+    </w:p>
+    <w:p>
+      <w:pPr>
+        <w:rPr>
+          <w:b/>
+          <w:bCs/>
+        </w:rPr>
+      </w:pPr>
+      <w:r>
+        <w:rPr>
+          <w:b/>
+          <w:bCs/>
+        </w:rPr>
+        <w:t>7. Important nuance: negation handling</w:t>
+      </w:r>
+    </w:p>
+    <w:p>
+      <w:r>
+        <w:t>The query:</w:t>
+      </w:r>
+    </w:p>
+    <w:p>
+      <w:r>
+        <w:t>notes that do not contain cancer but contain blister</w:t>
+      </w:r>
+    </w:p>
+    <w:p>
+      <w:r>
+        <w:t>can mean two different things.</w:t>
+      </w:r>
+    </w:p>
+    <w:p>
+      <w:pPr>
+        <w:rPr>
+          <w:b/>
+          <w:bCs/>
+        </w:rPr>
+      </w:pPr>
+      <w:r>
+        <w:rPr>
+          <w:b/>
+          <w:bCs/>
+        </w:rPr>
+        <w:t>Literal text interpretation</w:t>
+      </w:r>
+    </w:p>
+    <w:p>
+      <w:r>
+        <w:t>Exclude any note where the word cancer appears.</w:t>
+      </w:r>
+    </w:p>
+    <w:p>
+      <w:r>
+        <w:t>Then this note is excluded:</w:t>
+      </w:r>
+    </w:p>
+    <w:p>
+      <w:r>
+        <w:t>Blister on foot. No cancer history.</w:t>
+      </w:r>
+    </w:p>
+    <w:p>
+      <w:r>
+        <w:t>Because it contains the word “cancer.”</w:t>
+      </w:r>
+    </w:p>
+    <w:p>
+      <w:pPr>
+        <w:rPr>
+          <w:b/>
+          <w:bCs/>
+        </w:rPr>
+      </w:pPr>
+      <w:r>
+        <w:rPr>
+          <w:b/>
+          <w:bCs/>
+        </w:rPr>
+        <w:t>Clinical concept interpretation</w:t>
+      </w:r>
+    </w:p>
+    <w:p>
+      <w:r>
+        <w:t>Exclude active/present cancer cases.</w:t>
+      </w:r>
+    </w:p>
+    <w:p>
+      <w:r>
+        <w:lastRenderedPageBreak/>
+        <w:t>Then this note may be included:</w:t>
+      </w:r>
+    </w:p>
+    <w:p>
+      <w:r>
+        <w:t>Blister on foot. No cancer history.</w:t>
+      </w:r>
+    </w:p>
+    <w:p>
+      <w:r>
+        <w:t>Because cancer is negated.</w:t>
+      </w:r>
+    </w:p>
+    <w:p>
+      <w:r>
+        <w:t>This is an excellent teaching point.</w:t>
+      </w:r>
+    </w:p>
+    <w:p>
+      <w:r>
+        <w:t>Participants should support both modes:</w:t>
+      </w:r>
+    </w:p>
+    <w:tbl>
+      <w:tblPr>
+        <w:tblW w:w="0" w:type="auto"/>
+        <w:tblCellSpacing w:w="15" w:type="dxa"/>
+        <w:tblCellMar>
+          <w:top w:w="15" w:type="dxa"/>
+          <w:left w:w="15" w:type="dxa"/>
+          <w:bottom w:w="15" w:type="dxa"/>
+          <w:right w:w="15" w:type="dxa"/>
+        </w:tblCellMar>
+        <w:tblLook w:val="04A0" w:firstRow="1" w:lastRow="0" w:firstColumn="1" w:lastColumn="0" w:noHBand="0" w:noVBand="1"/>
+      </w:tblPr>
+      <w:tblGrid>
+        <w:gridCol w:w="2417"/>
+        <w:gridCol w:w="6386"/>
+      </w:tblGrid>
+      <w:tr>
+        <w:trPr>
+          <w:tblHeader/>
+          <w:tblCellSpacing w:w="15" w:type="dxa"/>
+        </w:trPr>
+        <w:tc>
+          <w:tcPr>
+            <w:tcW w:w="0" w:type="auto"/>
+            <w:vAlign w:val="center"/>
+            <w:hideMark/>
+          </w:tcPr>
+          <w:p>
+            <w:pPr>
+              <w:rPr>
+                <w:b/>
+                <w:bCs/>
+              </w:rPr>
+            </w:pPr>
+            <w:r>
+              <w:rPr>
+                <w:b/>
+                <w:bCs/>
+              </w:rPr>
+              <w:t>Mode</w:t>
+            </w:r>
+          </w:p>
+        </w:tc>
+        <w:tc>
+          <w:tcPr>
+            <w:tcW w:w="0" w:type="auto"/>
+            <w:vAlign w:val="center"/>
+            <w:hideMark/>
+          </w:tcPr>
+          <w:p>
+            <w:pPr>
+              <w:rPr>
+                <w:b/>
+                <w:bCs/>
+              </w:rPr>
+            </w:pPr>
+            <w:r>
+              <w:rPr>
+                <w:b/>
+                <w:bCs/>
+              </w:rPr>
+              <w:t>Meaning</w:t>
+            </w:r>
+          </w:p>
+        </w:tc>
+      </w:tr>
+      <w:tr>
+        <w:trPr>
+          <w:tblCellSpacing w:w="15" w:type="dxa"/>
+        </w:trPr>
+        <w:tc>
+          <w:tcPr>
+            <w:tcW w:w="0" w:type="auto"/>
+            <w:vAlign w:val="center"/>
+            <w:hideMark/>
+          </w:tcPr>
+          <w:p>
+            <w:r>
+              <w:t>Literal Boolean mode</w:t>
+            </w:r>
+          </w:p>
+        </w:tc>
+        <w:tc>
+          <w:tcPr>
+            <w:tcW w:w="0" w:type="auto"/>
+            <w:vAlign w:val="center"/>
+            <w:hideMark/>
+          </w:tcPr>
+          <w:p>
+            <w:r>
+              <w:t>Exclude any note containing the keyword</w:t>
+            </w:r>
+          </w:p>
+        </w:tc>
+      </w:tr>
+      <w:tr>
+        <w:trPr>
+          <w:tblCellSpacing w:w="15" w:type="dxa"/>
+        </w:trPr>
+        <w:tc>
+          <w:tcPr>
+            <w:tcW w:w="0" w:type="auto"/>
+            <w:vAlign w:val="center"/>
+            <w:hideMark/>
+          </w:tcPr>
+          <w:p>
+            <w:r>
+              <w:t>Clinical concept mode</w:t>
+            </w:r>
+          </w:p>
+        </w:tc>
+        <w:tc>
+          <w:tcPr>
+            <w:tcW w:w="0" w:type="auto"/>
+            <w:vAlign w:val="center"/>
+            <w:hideMark/>
+          </w:tcPr>
+          <w:p>
+            <w:r>
+              <w:t>Exclude only notes where the concept is present, not negated</w:t>
+            </w:r>
+          </w:p>
+        </w:tc>
+      </w:tr>
+    </w:tbl>
+    <w:p>
+      <w:r>
+        <w:t>This makes the PoC much more realistic.</w:t>
+      </w:r>
+    </w:p>
+    <w:p>
+      <w:r>
+        <w:pict w14:anchorId="6567F602">
+          <v:rect id="_x0000_i1141" style="width:0;height:1.5pt" o:hralign="center" o:hrstd="t" o:hr="t" fillcolor="#a0a0a0" stroked="f"/>
+        </w:pict>
+      </w:r>
+    </w:p>
+    <w:p>
+      <w:pPr>
+        <w:rPr>
+          <w:b/>
+          <w:bCs/>
+        </w:rPr>
+      </w:pPr>
+      <w:r>
+        <w:rPr>
+          <w:b/>
+          <w:bCs/>
+        </w:rPr>
+        <w:t>8. Research-aware extension</w:t>
+      </w:r>
+    </w:p>
+    <w:p>
+      <w:r>
+        <w:t>The second part of the use-case is:</w:t>
+      </w:r>
+    </w:p>
+    <w:p>
+      <w:r>
+        <w:t>Search across disparate clinical notes and latest medical research.</w:t>
+      </w:r>
+    </w:p>
+    <w:p>
+      <w:r>
+        <w:t>Participants can add a separate research index.</w:t>
+      </w:r>
+    </w:p>
+    <w:p>
+      <w:pPr>
+        <w:rPr>
+          <w:b/>
+          <w:bCs/>
+        </w:rPr>
+      </w:pPr>
+      <w:r>
+        <w:rPr>
+          <w:b/>
+          <w:bCs/>
+        </w:rPr>
+        <w:t>Internal index</w:t>
+      </w:r>
+    </w:p>
+    <w:p>
+      <w:r>
+        <w:t>Contains:</w:t>
+      </w:r>
+    </w:p>
+    <w:p>
+      <w:pPr>
+        <w:numPr>
+          <w:ilvl w:val="0"/>
+          <w:numId w:val="13"/>
+        </w:numPr>
+      </w:pPr>
+      <w:r>
+        <w:t xml:space="preserve">Hospital notes </w:t>
+      </w:r>
+    </w:p>
+    <w:p>
+      <w:pPr>
+        <w:numPr>
+          <w:ilvl w:val="0"/>
+          <w:numId w:val="13"/>
+        </w:numPr>
+      </w:pPr>
+      <w:r>
+        <w:t xml:space="preserve">Patient summaries </w:t>
+      </w:r>
+    </w:p>
+    <w:p>
+      <w:pPr>
+        <w:numPr>
+          <w:ilvl w:val="0"/>
+          <w:numId w:val="13"/>
+        </w:numPr>
+      </w:pPr>
+      <w:r>
+        <w:t xml:space="preserve">Discharge notes </w:t>
+      </w:r>
+    </w:p>
+    <w:p>
+      <w:pPr>
+        <w:numPr>
+          <w:ilvl w:val="0"/>
+          <w:numId w:val="13"/>
+        </w:numPr>
+      </w:pPr>
+      <w:r>
+        <w:t xml:space="preserve">Medication history </w:t>
+      </w:r>
+    </w:p>
+    <w:p>
+      <w:pPr>
+        <w:numPr>
+          <w:ilvl w:val="0"/>
+          <w:numId w:val="13"/>
+        </w:numPr>
+      </w:pPr>
+      <w:r>
+        <w:t xml:space="preserve">Diagnoses </w:t>
+      </w:r>
+    </w:p>
+    <w:p>
+      <w:pPr>
+        <w:rPr>
+          <w:b/>
+          <w:bCs/>
+        </w:rPr>
+      </w:pPr>
+      <w:r>
+        <w:rPr>
+          <w:b/>
+          <w:bCs/>
+        </w:rPr>
+        <w:t>External research index</w:t>
+      </w:r>
+    </w:p>
+    <w:p>
+      <w:r>
+        <w:t>Contains:</w:t>
+      </w:r>
+    </w:p>
+    <w:p>
+      <w:pPr>
+        <w:numPr>
+          <w:ilvl w:val="0"/>
+          <w:numId w:val="14"/>
+        </w:numPr>
+      </w:pPr>
+      <w:r>
+        <w:t xml:space="preserve">PubMed abstracts </w:t>
+      </w:r>
+    </w:p>
+    <w:p>
+      <w:pPr>
+        <w:numPr>
+          <w:ilvl w:val="0"/>
+          <w:numId w:val="14"/>
+        </w:numPr>
+      </w:pPr>
+      <w:r>
+        <w:t xml:space="preserve">Guidelines </w:t>
+      </w:r>
+    </w:p>
+    <w:p>
+      <w:pPr>
+        <w:numPr>
+          <w:ilvl w:val="0"/>
+          <w:numId w:val="14"/>
+        </w:numPr>
+      </w:pPr>
+      <w:r>
+        <w:t xml:space="preserve">Review article summaries </w:t>
+      </w:r>
+    </w:p>
+    <w:p>
+      <w:pPr>
+        <w:numPr>
+          <w:ilvl w:val="0"/>
+          <w:numId w:val="14"/>
+        </w:numPr>
+      </w:pPr>
+      <w:r>
+        <w:t xml:space="preserve">Drug safety summaries </w:t>
+      </w:r>
+    </w:p>
+    <w:p>
+      <w:pPr>
+        <w:numPr>
+          <w:ilvl w:val="0"/>
+          <w:numId w:val="14"/>
+        </w:numPr>
+      </w:pPr>
+      <w:r>
+        <w:lastRenderedPageBreak/>
+        <w:t xml:space="preserve">Case reports </w:t>
+      </w:r>
+    </w:p>
+    <w:p>
+      <w:r>
+        <w:t>The assistant can return:</w:t>
+      </w:r>
+    </w:p>
+    <w:p>
+      <w:r>
+        <w:t>Internal matching cases:</w:t>
+      </w:r>
+      <w:r>
+        <w:br/>
+        <w:t>1. Patient P-102 — pneumonia + ibuprofen exposure</w:t>
+      </w:r>
+      <w:r>
+        <w:br/>
+        <w:t xml:space="preserve">2. Patient P-387 — CAP + </w:t>
+      </w:r>
+      <w:proofErr w:type="spellStart"/>
+      <w:r>
+        <w:t>Brufen</w:t>
+      </w:r>
+      <w:proofErr w:type="spellEnd"/>
+      <w:r>
+        <w:t xml:space="preserve"> at home</w:t>
+      </w:r>
+      <w:r>
+        <w:br/>
+      </w:r>
+      <w:r>
+        <w:br/>
+        <w:t>Relevant medical research:</w:t>
+      </w:r>
+      <w:r>
+        <w:br/>
+        <w:t>1. Review article about NSAID use in respiratory infections</w:t>
+      </w:r>
+      <w:r>
+        <w:br/>
+        <w:t>2. Case report about blistering reaction after NSAID exposure</w:t>
+      </w:r>
+      <w:r>
+        <w:br/>
+        <w:t>3. Guideline note about medication history review</w:t>
+      </w:r>
+    </w:p>
+    <w:p>
+      <w:r>
+        <w:t>For the PoC, participants do not need to connect to live PubMed. They can use a small synthetic or downloaded abstract dataset and index it separately.</w:t>
+      </w:r>
+    </w:p>
+    <w:p>
+      <w:r>
+        <w:pict w14:anchorId="6055A947">
+          <v:rect id="_x0000_i1142" style="width:0;height:1.5pt" o:hralign="center" o:hrstd="t" o:hr="t" fillcolor="#a0a0a0" stroked="f"/>
+        </w:pict>
+      </w:r>
+    </w:p>
+    <w:p>
+      <w:pPr>
+        <w:rPr>
+          <w:b/>
+          <w:bCs/>
+        </w:rPr>
+      </w:pPr>
+      <w:r>
+        <w:rPr>
+          <w:b/>
+          <w:bCs/>
+        </w:rPr>
+        <w:t>9. Suggested output format</w:t>
+      </w:r>
+    </w:p>
+    <w:p>
+      <w:r>
+        <w:t>For a doctor query:</w:t>
+      </w:r>
+    </w:p>
+    <w:p>
+      <w:r>
+        <w:t>notes containing pneumonia and ibuprofen</w:t>
+      </w:r>
+    </w:p>
+    <w:p>
+      <w:r>
+        <w:t>Expected output:</w:t>
+      </w:r>
+    </w:p>
+    <w:p>
+      <w:r>
+        <w:t>{</w:t>
+      </w:r>
+      <w:r>
+        <w:br/>
+        <w:t xml:space="preserve">  "</w:t>
+      </w:r>
+      <w:proofErr w:type="spellStart"/>
+      <w:r>
+        <w:t>interpreted_query</w:t>
+      </w:r>
+      <w:proofErr w:type="spellEnd"/>
+      <w:r>
+        <w:t>": {</w:t>
+      </w:r>
+      <w:r>
+        <w:br/>
+        <w:t xml:space="preserve">    "</w:t>
+      </w:r>
+      <w:proofErr w:type="spellStart"/>
+      <w:r>
+        <w:t>must_include</w:t>
+      </w:r>
+      <w:proofErr w:type="spellEnd"/>
+      <w:r>
+        <w:t>": ["pneumonia", "ibuprofen"],</w:t>
+      </w:r>
+      <w:r>
+        <w:br/>
+        <w:t xml:space="preserve">    "</w:t>
+      </w:r>
+      <w:proofErr w:type="spellStart"/>
+      <w:r>
+        <w:t>must_exclude</w:t>
+      </w:r>
+      <w:proofErr w:type="spellEnd"/>
+      <w:r>
+        <w:t>": [],</w:t>
+      </w:r>
+      <w:r>
+        <w:br/>
+        <w:t xml:space="preserve">    "</w:t>
+      </w:r>
+      <w:proofErr w:type="spellStart"/>
+      <w:r>
+        <w:t>expanded_terms</w:t>
+      </w:r>
+      <w:proofErr w:type="spellEnd"/>
+      <w:r>
+        <w:t>": {</w:t>
+      </w:r>
+      <w:r>
+        <w:br/>
+        <w:t xml:space="preserve">      "pneumonia": ["pneumonia", "CAP", "LRTI", "chest infection"],</w:t>
+      </w:r>
+      <w:r>
+        <w:br/>
+        <w:t xml:space="preserve">      "ibuprofen": ["ibuprofen", "Advil", "</w:t>
+      </w:r>
+      <w:proofErr w:type="spellStart"/>
+      <w:r>
+        <w:t>Brufen</w:t>
+      </w:r>
+      <w:proofErr w:type="spellEnd"/>
+      <w:r>
+        <w:t>", "NSAID"]</w:t>
+      </w:r>
+      <w:r>
+        <w:br/>
+        <w:t xml:space="preserve">    }</w:t>
+      </w:r>
+      <w:r>
+        <w:br/>
+        <w:t xml:space="preserve">  },</w:t>
+      </w:r>
+      <w:r>
+        <w:br/>
+        <w:t xml:space="preserve">  "</w:t>
+      </w:r>
+      <w:proofErr w:type="spellStart"/>
+      <w:r>
+        <w:t>matching_notes</w:t>
+      </w:r>
+      <w:proofErr w:type="spellEnd"/>
+      <w:r>
+        <w:t>": [</w:t>
+      </w:r>
+      <w:r>
+        <w:br/>
+        <w:t xml:space="preserve">    {</w:t>
+      </w:r>
+      <w:r>
+        <w:br/>
+        <w:t xml:space="preserve">      "</w:t>
+      </w:r>
+      <w:proofErr w:type="spellStart"/>
+      <w:r>
+        <w:t>note_id</w:t>
+      </w:r>
+      <w:proofErr w:type="spellEnd"/>
+      <w:r>
+        <w:t>": "N-002",</w:t>
+      </w:r>
+      <w:r>
+        <w:br/>
+        <w:t xml:space="preserve">      "</w:t>
+      </w:r>
+      <w:proofErr w:type="spellStart"/>
+      <w:r>
+        <w:t>patient_id</w:t>
+      </w:r>
+      <w:proofErr w:type="spellEnd"/>
+      <w:r>
+        <w:t>": "P-014",</w:t>
+      </w:r>
+      <w:r>
+        <w:br/>
+        <w:t xml:space="preserve">      "score": 0.92,</w:t>
+      </w:r>
+      <w:r>
+        <w:br/>
+        <w:t xml:space="preserve">      "</w:t>
+      </w:r>
+      <w:proofErr w:type="spellStart"/>
+      <w:r>
+        <w:t>matched_evidence</w:t>
+      </w:r>
+      <w:proofErr w:type="spellEnd"/>
+      <w:r>
+        <w:t>": [</w:t>
+      </w:r>
+      <w:r>
+        <w:br/>
+        <w:t xml:space="preserve">        "Lower respiratory tract infection",</w:t>
+      </w:r>
+      <w:r>
+        <w:br/>
+        <w:t xml:space="preserve">        "used </w:t>
+      </w:r>
+      <w:proofErr w:type="spellStart"/>
+      <w:r>
+        <w:t>Brufen</w:t>
+      </w:r>
+      <w:proofErr w:type="spellEnd"/>
+      <w:r>
+        <w:t xml:space="preserve"> at home"</w:t>
+      </w:r>
+      <w:r>
+        <w:br/>
+        <w:t xml:space="preserve">      ],</w:t>
+      </w:r>
+      <w:r>
+        <w:br/>
+        <w:t xml:space="preserve">      "</w:t>
+      </w:r>
+      <w:proofErr w:type="spellStart"/>
+      <w:r>
+        <w:t>why_matched</w:t>
+      </w:r>
+      <w:proofErr w:type="spellEnd"/>
+      <w:r>
+        <w:t xml:space="preserve">": "LRTI matched pneumonia concept; </w:t>
+      </w:r>
+      <w:proofErr w:type="spellStart"/>
+      <w:r>
+        <w:t>Brufen</w:t>
+      </w:r>
+      <w:proofErr w:type="spellEnd"/>
+      <w:r>
+        <w:t xml:space="preserve"> matched ibuprofen concept."</w:t>
+      </w:r>
+      <w:r>
+        <w:br/>
+      </w:r>
+      <w:r>
+        <w:lastRenderedPageBreak/>
+        <w:t xml:space="preserve">    }</w:t>
+      </w:r>
+      <w:r>
+        <w:br/>
+        <w:t xml:space="preserve">  ],</w:t>
+      </w:r>
+      <w:r>
+        <w:br/>
+        <w:t xml:space="preserve">  "</w:t>
+      </w:r>
+      <w:proofErr w:type="spellStart"/>
+      <w:r>
+        <w:t>research_results</w:t>
+      </w:r>
+      <w:proofErr w:type="spellEnd"/>
+      <w:r>
+        <w:t>": [</w:t>
+      </w:r>
+      <w:r>
+        <w:br/>
+        <w:t xml:space="preserve">    {</w:t>
+      </w:r>
+      <w:r>
+        <w:br/>
+        <w:t xml:space="preserve">      "title": "NSAID exposure in respiratory infections",</w:t>
+      </w:r>
+      <w:r>
+        <w:br/>
+        <w:t xml:space="preserve">      "source": "PubMed abstract dataset",</w:t>
+      </w:r>
+      <w:r>
+        <w:br/>
+        <w:t xml:space="preserve">      "</w:t>
+      </w:r>
+      <w:proofErr w:type="spellStart"/>
+      <w:r>
+        <w:t>why_relevant</w:t>
+      </w:r>
+      <w:proofErr w:type="spellEnd"/>
+      <w:r>
+        <w:t>": "Discusses NSAID use in respiratory infection contexts."</w:t>
+      </w:r>
+      <w:r>
+        <w:br/>
+        <w:t xml:space="preserve">    }</w:t>
+      </w:r>
+      <w:r>
+        <w:br/>
+        <w:t xml:space="preserve">  ]</w:t>
+      </w:r>
+      <w:r>
+        <w:br/>
+        <w:t>}</w:t>
+      </w:r>
+    </w:p>
+    <w:p>
+      <w:r>
+        <w:t>For:</w:t>
+      </w:r>
+    </w:p>
+    <w:p>
+      <w:r>
+        <w:t>notes that do not contain cancer but contain blister</w:t>
+      </w:r>
+    </w:p>
+    <w:p>
+      <w:r>
+        <w:t>Expected output:</w:t>
+      </w:r>
+    </w:p>
+    <w:p>
+      <w:r>
+        <w:t>{</w:t>
+      </w:r>
+      <w:r>
+        <w:br/>
+        <w:t xml:space="preserve">  "</w:t>
+      </w:r>
+      <w:proofErr w:type="spellStart"/>
+      <w:r>
+        <w:t>interpreted_query</w:t>
+      </w:r>
+      <w:proofErr w:type="spellEnd"/>
+      <w:r>
+        <w:t>": {</w:t>
+      </w:r>
+      <w:r>
+        <w:br/>
+        <w:t xml:space="preserve">    "</w:t>
+      </w:r>
+      <w:proofErr w:type="spellStart"/>
+      <w:r>
+        <w:t>must_include</w:t>
+      </w:r>
+      <w:proofErr w:type="spellEnd"/>
+      <w:r>
+        <w:t>": ["blister"],</w:t>
+      </w:r>
+      <w:r>
+        <w:br/>
+        <w:t xml:space="preserve">    "</w:t>
+      </w:r>
+      <w:proofErr w:type="spellStart"/>
+      <w:r>
+        <w:t>must_exclude</w:t>
+      </w:r>
+      <w:proofErr w:type="spellEnd"/>
+      <w:r>
+        <w:t>": ["cancer"],</w:t>
+      </w:r>
+      <w:r>
+        <w:br/>
+        <w:t xml:space="preserve">    "mode": "</w:t>
+      </w:r>
+      <w:proofErr w:type="spellStart"/>
+      <w:r>
+        <w:t>clinical_concept_mode</w:t>
+      </w:r>
+      <w:proofErr w:type="spellEnd"/>
+      <w:r>
+        <w:t>",</w:t>
+      </w:r>
+      <w:r>
+        <w:br/>
+        <w:t xml:space="preserve">    "</w:t>
+      </w:r>
+      <w:proofErr w:type="spellStart"/>
+      <w:r>
+        <w:t>expanded_terms</w:t>
+      </w:r>
+      <w:proofErr w:type="spellEnd"/>
+      <w:r>
+        <w:t>": {</w:t>
+      </w:r>
+      <w:r>
+        <w:br/>
+        <w:t xml:space="preserve">      "blister": ["blister", "vesicle", "bullae", "bullous lesion"],</w:t>
+      </w:r>
+      <w:r>
+        <w:br/>
+        <w:t xml:space="preserve">      "cancer": ["cancer", "malignancy", "</w:t>
+      </w:r>
+      <w:proofErr w:type="spellStart"/>
+      <w:r>
+        <w:t>tumor</w:t>
+      </w:r>
+      <w:proofErr w:type="spellEnd"/>
+      <w:r>
+        <w:t>", "carcinoma", "neoplasm"]</w:t>
+      </w:r>
+      <w:r>
+        <w:br/>
+        <w:t xml:space="preserve">    }</w:t>
+      </w:r>
+      <w:r>
+        <w:br/>
+        <w:t xml:space="preserve">  },</w:t>
+      </w:r>
+      <w:r>
+        <w:br/>
+        <w:t xml:space="preserve">  "</w:t>
+      </w:r>
+      <w:proofErr w:type="spellStart"/>
+      <w:r>
+        <w:t>matching_notes</w:t>
+      </w:r>
+      <w:proofErr w:type="spellEnd"/>
+      <w:r>
+        <w:t>": [</w:t>
+      </w:r>
+      <w:r>
+        <w:br/>
+        <w:t xml:space="preserve">    {</w:t>
+      </w:r>
+      <w:r>
+        <w:br/>
+        <w:t xml:space="preserve">      "</w:t>
+      </w:r>
+      <w:proofErr w:type="spellStart"/>
+      <w:r>
+        <w:t>note_id</w:t>
+      </w:r>
+      <w:proofErr w:type="spellEnd"/>
+      <w:r>
+        <w:t>": "N-004",</w:t>
+      </w:r>
+      <w:r>
+        <w:br/>
+        <w:t xml:space="preserve">      "</w:t>
+      </w:r>
+      <w:proofErr w:type="spellStart"/>
+      <w:r>
+        <w:t>patient_id</w:t>
+      </w:r>
+      <w:proofErr w:type="spellEnd"/>
+      <w:r>
+        <w:t>": "P-088",</w:t>
+      </w:r>
+      <w:r>
+        <w:br/>
+        <w:t xml:space="preserve">      "score": 0.89,</w:t>
+      </w:r>
+      <w:r>
+        <w:br/>
+        <w:t xml:space="preserve">      "</w:t>
+      </w:r>
+      <w:proofErr w:type="spellStart"/>
+      <w:r>
+        <w:t>matched_evidence</w:t>
+      </w:r>
+      <w:proofErr w:type="spellEnd"/>
+      <w:r>
+        <w:t>": [</w:t>
+      </w:r>
+      <w:r>
+        <w:br/>
+        <w:t xml:space="preserve">        "Blister over left foot",</w:t>
+      </w:r>
+      <w:r>
+        <w:br/>
+        <w:t xml:space="preserve">        "no history of cancer"</w:t>
+      </w:r>
+      <w:r>
+        <w:br/>
+        <w:t xml:space="preserve">      ],</w:t>
+      </w:r>
+      <w:r>
+        <w:br/>
+        <w:t xml:space="preserve">      "</w:t>
+      </w:r>
+      <w:proofErr w:type="spellStart"/>
+      <w:r>
+        <w:t>why_matched</w:t>
+      </w:r>
+      <w:proofErr w:type="spellEnd"/>
+      <w:r>
+        <w:t>": "Blister concept is present; cancer concept is negated, so the note was retained."</w:t>
+      </w:r>
+      <w:r>
+        <w:br/>
+        <w:t xml:space="preserve">    }</w:t>
+      </w:r>
+      <w:r>
+        <w:br/>
+        <w:t xml:space="preserve">  ]</w:t>
+      </w:r>
+      <w:r>
+        <w:br/>
+        <w:t>}</w:t>
+      </w:r>
+    </w:p>
+    <w:p>
+      <w:r>
+        <w:pict w14:anchorId="514C00FA">
+          <v:rect id="_x0000_i1143" style="width:0;height:1.5pt" o:hralign="center" o:hrstd="t" o:hr="t" fillcolor="#a0a0a0" stroked="f"/>
+        </w:pict>
+      </w:r>
+    </w:p>
+    <w:p>
+      <w:pPr>
+        <w:rPr>
+          <w:b/>
+          <w:bCs/>
+        </w:rPr>
+      </w:pPr>
+      <w:r>
+        <w:rPr>
+          <w:b/>
+          <w:bCs/>
+        </w:rPr>
+        <w:lastRenderedPageBreak/>
+        <w:t>10. Participant implementation levels</w:t>
+      </w:r>
+    </w:p>
+    <w:p>
+      <w:pPr>
+        <w:rPr>
+          <w:b/>
+          <w:bCs/>
+        </w:rPr>
+      </w:pPr>
+      <w:r>
+        <w:rPr>
+          <w:b/>
+          <w:bCs/>
+        </w:rPr>
+        <w:t>Level 1: Basic Boolean keyword search</w:t>
+      </w:r>
+    </w:p>
+    <w:p>
+      <w:r>
+        <w:t>Implement:</w:t>
+      </w:r>
+    </w:p>
+    <w:p>
+      <w:r>
+        <w:t>AND, OR, NOT</w:t>
+      </w:r>
+      <w:r>
+        <w:br/>
+        <w:t>exact phrase search</w:t>
+      </w:r>
+      <w:r>
+        <w:br/>
+        <w:t>case-insensitive matching</w:t>
+      </w:r>
+      <w:r>
+        <w:br/>
+        <w:t>simple highlighting</w:t>
+      </w:r>
+    </w:p>
+    <w:p>
+      <w:r>
+        <w:t>Example:</w:t>
+      </w:r>
+    </w:p>
+    <w:p>
+      <w:r>
+        <w:t>pneumonia AND ibuprofen</w:t>
+      </w:r>
+      <w:r>
+        <w:br/>
+        <w:t>blister NOT cancer</w:t>
+      </w:r>
+    </w:p>
+    <w:p>
+      <w:r>
+        <w:t>This establishes a baseline.</w:t>
+      </w:r>
+    </w:p>
+    <w:p>
+      <w:r>
+        <w:pict w14:anchorId="6BCE5E25">
+          <v:rect id="_x0000_i1144" style="width:0;height:1.5pt" o:hralign="center" o:hrstd="t" o:hr="t" fillcolor="#a0a0a0" stroked="f"/>
+        </w:pict>
+      </w:r>
+    </w:p>
+    <w:p>
+      <w:pPr>
+        <w:rPr>
+          <w:b/>
+          <w:bCs/>
+        </w:rPr>
+      </w:pPr>
+      <w:r>
+        <w:rPr>
+          <w:b/>
+          <w:bCs/>
+        </w:rPr>
+        <w:t>Level 2: Synonym-expanded Boolean search</w:t>
+      </w:r>
+    </w:p>
+    <w:p>
+      <w:r>
+        <w:t>Add clinical synonym dictionary:</w:t>
+      </w:r>
+    </w:p>
+    <w:p>
+      <w:r>
+        <w:t>CLINICAL_SYNONYMS = {</w:t>
+      </w:r>
+      <w:r>
+        <w:br/>
+        <w:t xml:space="preserve">    "pneumonia": ["pneumonia", "CAP", "LRTI", "lower respiratory tract infection", "chest infection"],</w:t>
+      </w:r>
+      <w:r>
+        <w:br/>
+        <w:t xml:space="preserve">    "ibuprofen": ["ibuprofen", "Advil", "</w:t>
+      </w:r>
+      <w:proofErr w:type="spellStart"/>
+      <w:r>
+        <w:t>Brufen</w:t>
+      </w:r>
+      <w:proofErr w:type="spellEnd"/>
+      <w:r>
+        <w:t>", "NSAID"],</w:t>
+      </w:r>
+      <w:r>
+        <w:br/>
+        <w:t xml:space="preserve">    "blister": ["blister", "vesicle", "bullae", "bullous"],</w:t>
+      </w:r>
+      <w:r>
+        <w:br/>
+        <w:t xml:space="preserve">    "cancer": ["cancer", "malignancy", "</w:t>
+      </w:r>
+      <w:proofErr w:type="spellStart"/>
+      <w:r>
+        <w:t>tumor</w:t>
+      </w:r>
+      <w:proofErr w:type="spellEnd"/>
+      <w:r>
+        <w:t>", "carcinoma", "neoplasm"]</w:t>
+      </w:r>
+      <w:r>
+        <w:br/>
+        <w:t>}</w:t>
+      </w:r>
+    </w:p>
+    <w:p>
+      <w:r>
+        <w:t>Now:</w:t>
+      </w:r>
+    </w:p>
+    <w:p>
+      <w:r>
+        <w:t>pneumonia AND ibuprofen</w:t>
+      </w:r>
+    </w:p>
+    <w:p>
+      <w:r>
+        <w:t>can match:</w:t>
+      </w:r>
+    </w:p>
+    <w:p>
+      <w:r>
+        <w:t xml:space="preserve">CAP and </w:t>
+      </w:r>
+      <w:proofErr w:type="spellStart"/>
+      <w:r>
+        <w:t>Brufen</w:t>
+      </w:r>
+      <w:proofErr w:type="spellEnd"/>
+    </w:p>
+    <w:p>
+      <w:r>
+        <w:pict w14:anchorId="66FE9DC9">
+          <v:rect id="_x0000_i1145" style="width:0;height:1.5pt" o:hralign="center" o:hrstd="t" o:hr="t" fillcolor="#a0a0a0" stroked="f"/>
+        </w:pict>
+      </w:r>
+    </w:p>
+    <w:p>
+      <w:pPr>
+        <w:rPr>
+          <w:b/>
+          <w:bCs/>
+        </w:rPr>
+      </w:pPr>
+      <w:r>
+        <w:rPr>
+          <w:b/>
+          <w:bCs/>
+        </w:rPr>
+        <w:t>Level 3: Semantic search</w:t>
+      </w:r>
+    </w:p>
+    <w:p>
+      <w:r>
+        <w:t>Use embeddings.</w:t>
+      </w:r>
+    </w:p>
+    <w:p>
+      <w:r>
+        <w:t>Options:</w:t>
+      </w:r>
+    </w:p>
+    <w:p>
+      <w:pPr>
+        <w:numPr>
+          <w:ilvl w:val="0"/>
+          <w:numId w:val="15"/>
+        </w:numPr>
+      </w:pPr>
+      <w:proofErr w:type="spellStart"/>
+      <w:r>
+        <w:t>SentenceTransformers</w:t>
+      </w:r>
+      <w:proofErr w:type="spellEnd"/>
+      <w:r>
+        <w:t xml:space="preserve"> </w:t>
+      </w:r>
+    </w:p>
+    <w:p>
+      <w:pPr>
+        <w:numPr>
+          <w:ilvl w:val="0"/>
+          <w:numId w:val="15"/>
+        </w:numPr>
+      </w:pPr>
+      <w:proofErr w:type="spellStart"/>
+      <w:r>
+        <w:t>BioClinicalBERT</w:t>
+      </w:r>
+      <w:proofErr w:type="spellEnd"/>
+      <w:r>
+        <w:t xml:space="preserve"> embeddings </w:t>
+      </w:r>
+    </w:p>
+    <w:p>
+      <w:pPr>
+        <w:numPr>
+          <w:ilvl w:val="0"/>
+          <w:numId w:val="15"/>
+        </w:numPr>
+      </w:pPr>
+      <w:r>
+        <w:lastRenderedPageBreak/>
+        <w:t xml:space="preserve">OpenAI / Azure OpenAI embeddings </w:t>
+      </w:r>
+    </w:p>
+    <w:p>
+      <w:pPr>
+        <w:numPr>
+          <w:ilvl w:val="0"/>
+          <w:numId w:val="15"/>
+        </w:numPr>
+      </w:pPr>
+      <w:r>
+        <w:t xml:space="preserve">BGE embeddings </w:t>
+      </w:r>
+    </w:p>
+    <w:p>
+      <w:pPr>
+        <w:numPr>
+          <w:ilvl w:val="0"/>
+          <w:numId w:val="15"/>
+        </w:numPr>
+      </w:pPr>
+      <w:r>
+        <w:t xml:space="preserve">FAISS / Chroma / Azure AI Search vector index </w:t>
+      </w:r>
+    </w:p>
+    <w:p>
+      <w:r>
+        <w:t>Use for queries like:</w:t>
+      </w:r>
+    </w:p>
+    <w:p>
+      <w:r>
+        <w:t>patients with respiratory infection who used anti-inflammatory pain medication</w:t>
+      </w:r>
+    </w:p>
+    <w:p>
+      <w:r>
+        <w:t>Expected match:</w:t>
+      </w:r>
+    </w:p>
+    <w:p>
+      <w:r>
+        <w:t xml:space="preserve">Patient with CAP, took </w:t>
+      </w:r>
+      <w:proofErr w:type="spellStart"/>
+      <w:r>
+        <w:t>Brufen</w:t>
+      </w:r>
+      <w:proofErr w:type="spellEnd"/>
+      <w:r>
+        <w:t xml:space="preserve"> at home.</w:t>
+      </w:r>
+    </w:p>
+    <w:p>
+      <w:r>
+        <w:pict w14:anchorId="50F81B09">
+          <v:rect id="_x0000_i1146" style="width:0;height:1.5pt" o:hralign="center" o:hrstd="t" o:hr="t" fillcolor="#a0a0a0" stroked="f"/>
+        </w:pict>
+      </w:r>
+    </w:p>
+    <w:p>
+      <w:pPr>
+        <w:rPr>
+          <w:b/>
+          <w:bCs/>
+        </w:rPr>
+      </w:pPr>
+      <w:r>
+        <w:rPr>
+          <w:b/>
+          <w:bCs/>
+        </w:rPr>
+        <w:t>Level 4: Hybrid retrieval</w:t>
+      </w:r>
+    </w:p>
+    <w:p>
+      <w:r>
+        <w:t>Combine:</w:t>
+      </w:r>
+    </w:p>
+    <w:p>
+      <w:r>
+        <w:t>BM25 score + vector similarity score + Boolean constraint score</w:t>
+      </w:r>
+    </w:p>
+    <w:p>
+      <w:r>
+        <w:t>Example scoring:</w:t>
+      </w:r>
+    </w:p>
+    <w:p>
+      <w:proofErr w:type="spellStart"/>
+      <w:r>
+        <w:t>final_score</w:t>
+      </w:r>
+      <w:proofErr w:type="spellEnd"/>
+      <w:r>
+        <w:t xml:space="preserve"> =</w:t>
+      </w:r>
+      <w:r>
+        <w:br/>
+        <w:t>0.40 * BM25_score</w:t>
+      </w:r>
+      <w:r>
+        <w:br/>
+        <w:t xml:space="preserve">+ 0.40 * </w:t>
+      </w:r>
+      <w:proofErr w:type="spellStart"/>
+      <w:r>
+        <w:t>vector_score</w:t>
+      </w:r>
+      <w:proofErr w:type="spellEnd"/>
+      <w:r>
+        <w:br/>
+        <w:t xml:space="preserve">+ 0.20 * </w:t>
+      </w:r>
+      <w:proofErr w:type="spellStart"/>
+      <w:r>
+        <w:t>Boolean_match_score</w:t>
+      </w:r>
+      <w:proofErr w:type="spellEnd"/>
+    </w:p>
+    <w:p>
+      <w:r>
+        <w:t>Then apply hard filters:</w:t>
+      </w:r>
+    </w:p>
+    <w:p>
+      <w:proofErr w:type="spellStart"/>
+      <w:r>
+        <w:t>must_include</w:t>
+      </w:r>
+      <w:proofErr w:type="spellEnd"/>
+      <w:r>
+        <w:t xml:space="preserve"> = required</w:t>
+      </w:r>
+      <w:r>
+        <w:br/>
+      </w:r>
+      <w:proofErr w:type="spellStart"/>
+      <w:r>
+        <w:t>must_exclude</w:t>
+      </w:r>
+      <w:proofErr w:type="spellEnd"/>
+      <w:r>
+        <w:t xml:space="preserve"> = excluded</w:t>
+      </w:r>
+    </w:p>
+    <w:p>
+      <w:r>
+        <w:t>Important:</w:t>
+      </w:r>
+    </w:p>
+    <w:p>
+      <w:r>
+        <w:t>Boolean constraints should usually be hard filters, not just soft scoring.</w:t>
+      </w:r>
+    </w:p>
+    <w:p>
+      <w:r>
+        <w:pict w14:anchorId="5931FB24">
+          <v:rect id="_x0000_i1147" style="width:0;height:1.5pt" o:hralign="center" o:hrstd="t" o:hr="t" fillcolor="#a0a0a0" stroked="f"/>
+        </w:pict>
+      </w:r>
+    </w:p>
+    <w:p>
+      <w:pPr>
+        <w:rPr>
+          <w:b/>
+          <w:bCs/>
+        </w:rPr>
+      </w:pPr>
+      <w:r>
+        <w:rPr>
+          <w:b/>
+          <w:bCs/>
+        </w:rPr>
+        <w:t>Level 5: Reranking and answer generation</w:t>
+      </w:r>
+    </w:p>
+    <w:p>
+      <w:r>
+        <w:t>After retrieving candidate notes:</w:t>
+      </w:r>
+    </w:p>
+    <w:p>
+      <w:pPr>
+        <w:numPr>
+          <w:ilvl w:val="0"/>
+          <w:numId w:val="16"/>
+        </w:numPr>
+      </w:pPr>
+      <w:r>
+        <w:t xml:space="preserve">Use cross-encoder </w:t>
+      </w:r>
+      <w:proofErr w:type="spellStart"/>
+      <w:r>
+        <w:t>reranker</w:t>
+      </w:r>
+      <w:proofErr w:type="spellEnd"/>
+      <w:r>
+        <w:t xml:space="preserve">, or </w:t>
+      </w:r>
+    </w:p>
+    <w:p>
+      <w:pPr>
+        <w:numPr>
+          <w:ilvl w:val="0"/>
+          <w:numId w:val="16"/>
+        </w:numPr>
+      </w:pPr>
+      <w:r>
+        <w:t xml:space="preserve">Use LLM to verify whether each note truly satisfies the query </w:t>
+      </w:r>
+    </w:p>
+    <w:p>
+      <w:r>
+        <w:t>Example LLM verifier:</w:t>
+      </w:r>
+    </w:p>
+    <w:p>
+      <w:r>
+        <w:t>Query: notes that do not contain cancer but contain blister</w:t>
+      </w:r>
+      <w:r>
+        <w:br/>
+      </w:r>
+      <w:r>
+        <w:br/>
+        <w:t>Note: Blister over left foot. No history of cancer.</w:t>
+      </w:r>
+      <w:r>
+        <w:br/>
+      </w:r>
+      <w:r>
+        <w:lastRenderedPageBreak/>
+        <w:br/>
+        <w:t>Does this note satisfy the query in clinical concept mode?</w:t>
+      </w:r>
+      <w:r>
+        <w:br/>
+        <w:t>Answer JSON:</w:t>
+      </w:r>
+      <w:r>
+        <w:br/>
+        <w:t>{</w:t>
+      </w:r>
+      <w:r>
+        <w:br/>
+        <w:t xml:space="preserve">  "matches": true,</w:t>
+      </w:r>
+      <w:r>
+        <w:br/>
+        <w:t xml:space="preserve">  "reason": "Blister is present and cancer is negated."</w:t>
+      </w:r>
+      <w:r>
+        <w:br/>
+        <w:t>}</w:t>
+      </w:r>
+    </w:p>
+    <w:p>
+      <w:r>
+        <w:t>This reduces false positives.</w:t>
+      </w:r>
+    </w:p>
+    <w:p>
+      <w:r>
+        <w:pict w14:anchorId="6D7C69DE">
+          <v:rect id="_x0000_i1148" style="width:0;height:1.5pt" o:hralign="center" o:hrstd="t" o:hr="t" fillcolor="#a0a0a0" stroked="f"/>
+        </w:pict>
+      </w:r>
+    </w:p>
+    <w:p>
+      <w:pPr>
+        <w:rPr>
+          <w:b/>
+          <w:bCs/>
+        </w:rPr>
+      </w:pPr>
+      <w:r>
+        <w:rPr>
+          <w:b/>
+          <w:bCs/>
+        </w:rPr>
+        <w:t>11. Evaluation design</w:t>
+      </w:r>
+    </w:p>
+    <w:p>
+      <w:r>
+        <w:t>Participants should create test queries with expected results.</w:t>
+      </w:r>
+    </w:p>
+    <w:p>
+      <w:pPr>
+        <w:rPr>
+          <w:b/>
+          <w:bCs/>
+        </w:rPr>
+      </w:pPr>
+      <w:r>
+        <w:rPr>
+          <w:b/>
+          <w:bCs/>
+        </w:rPr>
+        <w:t>Example test set</w:t>
+      </w:r>
+    </w:p>
+    <w:tbl>
+      <w:tblPr>
+        <w:tblW w:w="0" w:type="auto"/>
+        <w:tblCellSpacing w:w="15" w:type="dxa"/>
+        <w:tblCellMar>
+          <w:top w:w="15" w:type="dxa"/>
+          <w:left w:w="15" w:type="dxa"/>
+          <w:bottom w:w="15" w:type="dxa"/>
+          <w:right w:w="15" w:type="dxa"/>
+        </w:tblCellMar>
+        <w:tblLook w:val="04A0" w:firstRow="1" w:lastRow="0" w:firstColumn="1" w:lastColumn="0" w:noHBand="0" w:noVBand="1"/>
+      </w:tblPr>
+      <w:tblGrid>
+        <w:gridCol w:w="3744"/>
+        <w:gridCol w:w="5282"/>
+      </w:tblGrid>
+      <w:tr>
+        <w:trPr>
+          <w:tblHeader/>
+          <w:tblCellSpacing w:w="15" w:type="dxa"/>
+        </w:trPr>
+        <w:tc>
+          <w:tcPr>
+            <w:tcW w:w="0" w:type="auto"/>
+            <w:vAlign w:val="center"/>
+            <w:hideMark/>
+          </w:tcPr>
+          <w:p>
+            <w:pPr>
+              <w:rPr>
+                <w:b/>
+                <w:bCs/>
+              </w:rPr>
+            </w:pPr>
+            <w:r>
+              <w:rPr>
+                <w:b/>
+                <w:bCs/>
+              </w:rPr>
+              <w:t>Query</w:t>
+            </w:r>
+          </w:p>
+        </w:tc>
+        <w:tc>
+          <w:tcPr>
+            <w:tcW w:w="0" w:type="auto"/>
+            <w:vAlign w:val="center"/>
+            <w:hideMark/>
+          </w:tcPr>
+          <w:p>
+            <w:pPr>
+              <w:rPr>
+                <w:b/>
+                <w:bCs/>
+              </w:rPr>
+            </w:pPr>
+            <w:r>
+              <w:rPr>
+                <w:b/>
+                <w:bCs/>
+              </w:rPr>
+              <w:t xml:space="preserve">Expected </w:t>
+            </w:r>
+            <w:proofErr w:type="spellStart"/>
+            <w:r>
+              <w:rPr>
+                <w:b/>
+                <w:bCs/>
+              </w:rPr>
+              <w:t>behavior</w:t>
+            </w:r>
+            <w:proofErr w:type="spellEnd"/>
+          </w:p>
+        </w:tc>
+      </w:tr>
+      <w:tr>
+        <w:trPr>
+          <w:tblCellSpacing w:w="15" w:type="dxa"/>
+        </w:trPr>
+        <w:tc>
+          <w:tcPr>
+            <w:tcW w:w="0" w:type="auto"/>
+            <w:vAlign w:val="center"/>
+            <w:hideMark/>
+          </w:tcPr>
+          <w:p>
+            <w:r>
+              <w:t>pneumonia AND ibuprofen</w:t>
+            </w:r>
+          </w:p>
+        </w:tc>
+        <w:tc>
+          <w:tcPr>
+            <w:tcW w:w="0" w:type="auto"/>
+            <w:vAlign w:val="center"/>
+            <w:hideMark/>
+          </w:tcPr>
+          <w:p>
+            <w:r>
+              <w:t>Must include both concepts</w:t>
+            </w:r>
+          </w:p>
+        </w:tc>
+      </w:tr>
+      <w:tr>
+        <w:trPr>
+          <w:tblCellSpacing w:w="15" w:type="dxa"/>
+        </w:trPr>
+        <w:tc>
+          <w:tcPr>
+            <w:tcW w:w="0" w:type="auto"/>
+            <w:vAlign w:val="center"/>
+            <w:hideMark/>
+          </w:tcPr>
+          <w:p>
+            <w:r>
+              <w:t>pneumonia OR bronchitis</w:t>
+            </w:r>
+          </w:p>
+        </w:tc>
+        <w:tc>
+          <w:tcPr>
+            <w:tcW w:w="0" w:type="auto"/>
+            <w:vAlign w:val="center"/>
+            <w:hideMark/>
+          </w:tcPr>
+          <w:p>
+            <w:r>
+              <w:t>Can include either</w:t>
+            </w:r>
+          </w:p>
+        </w:tc>
+      </w:tr>
+      <w:tr>
+        <w:trPr>
+          <w:tblCellSpacing w:w="15" w:type="dxa"/>
+        </w:trPr>
+        <w:tc>
+          <w:tcPr>
+            <w:tcW w:w="0" w:type="auto"/>
+            <w:vAlign w:val="center"/>
+            <w:hideMark/>
+          </w:tcPr>
+          <w:p>
+            <w:r>
+              <w:t>blister NOT cancer</w:t>
+            </w:r>
+          </w:p>
+        </w:tc>
+        <w:tc>
+          <w:tcPr>
+            <w:tcW w:w="0" w:type="auto"/>
+            <w:vAlign w:val="center"/>
+            <w:hideMark/>
+          </w:tcPr>
+          <w:p>
+            <w:r>
+              <w:t>Include blister, exclude active cancer</w:t>
+            </w:r>
+          </w:p>
+        </w:tc>
+      </w:tr>
+      <w:tr>
+        <w:trPr>
+          <w:tblCellSpacing w:w="15" w:type="dxa"/>
+        </w:trPr>
+        <w:tc>
+          <w:tcPr>
+            <w:tcW w:w="0" w:type="auto"/>
+            <w:vAlign w:val="center"/>
+            <w:hideMark/>
+          </w:tcPr>
+          <w:p>
+            <w:r>
+              <w:t>“chest pain” AND troponin</w:t>
+            </w:r>
+          </w:p>
+        </w:tc>
+        <w:tc>
+          <w:tcPr>
+            <w:tcW w:w="0" w:type="auto"/>
+            <w:vAlign w:val="center"/>
+            <w:hideMark/>
+          </w:tcPr>
+          <w:p>
+            <w:r>
+              <w:t>Phrase + lab term</w:t>
+            </w:r>
+          </w:p>
+        </w:tc>
+      </w:tr>
+      <w:tr>
+        <w:trPr>
+          <w:tblCellSpacing w:w="15" w:type="dxa"/>
+        </w:trPr>
+        <w:tc>
+          <w:tcPr>
+            <w:tcW w:w="0" w:type="auto"/>
+            <w:vAlign w:val="center"/>
+            <w:hideMark/>
+          </w:tcPr>
+          <w:p>
+            <w:r>
+              <w:t>diabetes AND NOT insulin</w:t>
+            </w:r>
+          </w:p>
+        </w:tc>
+        <w:tc>
+          <w:tcPr>
+            <w:tcW w:w="0" w:type="auto"/>
+            <w:vAlign w:val="center"/>
+            <w:hideMark/>
+          </w:tcPr>
+          <w:p>
+            <w:r>
+              <w:t>Diabetes notes excluding insulin use</w:t>
+            </w:r>
+          </w:p>
+        </w:tc>
+      </w:tr>
+      <w:tr>
+        <w:trPr>
+          <w:tblCellSpacing w:w="15" w:type="dxa"/>
+        </w:trPr>
+        <w:tc>
+          <w:tcPr>
+            <w:tcW w:w="0" w:type="auto"/>
+            <w:vAlign w:val="center"/>
+            <w:hideMark/>
+          </w:tcPr>
+          <w:p>
+            <w:r>
+              <w:t>rash AND ibuprofen AND NOT cancer</w:t>
+            </w:r>
+          </w:p>
+        </w:tc>
+        <w:tc>
+          <w:tcPr>
+            <w:tcW w:w="0" w:type="auto"/>
+            <w:vAlign w:val="center"/>
+            <w:hideMark/>
+          </w:tcPr>
+          <w:p>
+            <w:r>
+              <w:t>Drug rash cases excluding cancer</w:t>
+            </w:r>
+          </w:p>
+        </w:tc>
+      </w:tr>
+      <w:tr>
+        <w:trPr>
+          <w:tblCellSpacing w:w="15" w:type="dxa"/>
+        </w:trPr>
+        <w:tc>
+          <w:tcPr>
+            <w:tcW w:w="0" w:type="auto"/>
+            <w:vAlign w:val="center"/>
+            <w:hideMark/>
+          </w:tcPr>
+          <w:p>
+            <w:r>
+              <w:t>respiratory infection AND NSAID</w:t>
+            </w:r>
+          </w:p>
+        </w:tc>
+        <w:tc>
+          <w:tcPr>
+            <w:tcW w:w="0" w:type="auto"/>
+            <w:vAlign w:val="center"/>
+            <w:hideMark/>
+          </w:tcPr>
+          <w:p>
+            <w:r>
+              <w:t>Semantic equivalent of pneumonia + ibuprofen</w:t>
+            </w:r>
+          </w:p>
+        </w:tc>
+      </w:tr>
+      <w:tr>
+        <w:trPr>
+          <w:tblCellSpacing w:w="15" w:type="dxa"/>
+        </w:trPr>
+        <w:tc>
+          <w:tcPr>
+            <w:tcW w:w="0" w:type="auto"/>
+            <w:vAlign w:val="center"/>
+            <w:hideMark/>
+          </w:tcPr>
+          <w:p>
+            <w:r>
+              <w:t>“no chest pain”</w:t>
+            </w:r>
+          </w:p>
+        </w:tc>
+        <w:tc>
+          <w:tcPr>
+            <w:tcW w:w="0" w:type="auto"/>
+            <w:vAlign w:val="center"/>
+            <w:hideMark/>
+          </w:tcPr>
+          <w:p>
+            <w:r>
+              <w:t>Should find negated chest pain, not active chest pain</w:t>
+            </w:r>
+          </w:p>
+        </w:tc>
+      </w:tr>
+    </w:tbl>
+    <w:p>
+      <w:r>
+        <w:pict w14:anchorId="58F66906">
+          <v:rect id="_x0000_i1149" style="width:0;height:1.5pt" o:hralign="center" o:hrstd="t" o:hr="t" fillcolor="#a0a0a0" stroked="f"/>
+        </w:pict>
+      </w:r>
+    </w:p>
+    <w:p>
+      <w:pPr>
+        <w:rPr>
+          <w:b/>
+          <w:bCs/>
+        </w:rPr>
+      </w:pPr>
+      <w:r>
+        <w:rPr>
+          <w:b/>
+          <w:bCs/>
+        </w:rPr>
+        <w:t>Metrics</w:t>
+      </w:r>
+    </w:p>
+    <w:tbl>
+      <w:tblPr>
+        <w:tblW w:w="0" w:type="auto"/>
+        <w:tblCellSpacing w:w="15" w:type="dxa"/>
+        <w:tblCellMar>
+          <w:top w:w="15" w:type="dxa"/>
+          <w:left w:w="15" w:type="dxa"/>
+          <w:bottom w:w="15" w:type="dxa"/>
+          <w:right w:w="15" w:type="dxa"/>
+        </w:tblCellMar>
+        <w:tblLook w:val="04A0" w:firstRow="1" w:lastRow="0" w:firstColumn="1" w:lastColumn="0" w:noHBand="0" w:noVBand="1"/>
+      </w:tblPr>
+      <w:tblGrid>
+        <w:gridCol w:w="2111"/>
+        <w:gridCol w:w="5183"/>
+      </w:tblGrid>
+      <w:tr>
+        <w:trPr>
+          <w:tblHeader/>
+          <w:tblCellSpacing w:w="15" w:type="dxa"/>
+        </w:trPr>
+        <w:tc>
+          <w:tcPr>
+            <w:tcW w:w="0" w:type="auto"/>
+            <w:vAlign w:val="center"/>
+            <w:hideMark/>
+          </w:tcPr>
+          <w:p>
+            <w:pPr>
+              <w:rPr>
+                <w:b/>
+                <w:bCs/>
+              </w:rPr>
+            </w:pPr>
+            <w:r>
+              <w:rPr>
+                <w:b/>
+                <w:bCs/>
+              </w:rPr>
+              <w:t>Metric</w:t>
+            </w:r>
+          </w:p>
+        </w:tc>
+        <w:tc>
+          <w:tcPr>
+            <w:tcW w:w="0" w:type="auto"/>
+            <w:vAlign w:val="center"/>
+            <w:hideMark/>
+          </w:tcPr>
+          <w:p>
+            <w:pPr>
+              <w:rPr>
+                <w:b/>
+                <w:bCs/>
+              </w:rPr>
+            </w:pPr>
+            <w:r>
+              <w:rPr>
+                <w:b/>
+                <w:bCs/>
+              </w:rPr>
+              <w:t>Meaning</w:t>
+            </w:r>
+          </w:p>
+        </w:tc>
+      </w:tr>
+      <w:tr>
+        <w:trPr>
+          <w:tblCellSpacing w:w="15" w:type="dxa"/>
+        </w:trPr>
+        <w:tc>
+          <w:tcPr>
+            <w:tcW w:w="0" w:type="auto"/>
+            <w:vAlign w:val="center"/>
+            <w:hideMark/>
+          </w:tcPr>
+          <w:p>
+            <w:proofErr w:type="spellStart"/>
+            <w:r>
+              <w:t>Precision@k</w:t>
+            </w:r>
+            <w:proofErr w:type="spellEnd"/>
+          </w:p>
+        </w:tc>
+        <w:tc>
+          <w:tcPr>
+            <w:tcW w:w="0" w:type="auto"/>
+            <w:vAlign w:val="center"/>
+            <w:hideMark/>
+          </w:tcPr>
+          <w:p>
+            <w:r>
+              <w:t>Are top results relevant?</w:t>
+            </w:r>
+          </w:p>
+        </w:tc>
+      </w:tr>
+      <w:tr>
+        <w:trPr>
+          <w:tblCellSpacing w:w="15" w:type="dxa"/>
+        </w:trPr>
+        <w:tc>
+          <w:tcPr>
+            <w:tcW w:w="0" w:type="auto"/>
+            <w:vAlign w:val="center"/>
+            <w:hideMark/>
+          </w:tcPr>
+          <w:p>
+            <w:proofErr w:type="spellStart"/>
+            <w:r>
+              <w:t>Recall@k</w:t>
+            </w:r>
+            <w:proofErr w:type="spellEnd"/>
+          </w:p>
+        </w:tc>
+        <w:tc>
+          <w:tcPr>
+            <w:tcW w:w="0" w:type="auto"/>
+            <w:vAlign w:val="center"/>
+            <w:hideMark/>
+          </w:tcPr>
+          <w:p>
+            <w:r>
+              <w:t>Did system find all expected notes?</w:t>
+            </w:r>
+          </w:p>
+        </w:tc>
+      </w:tr>
+      <w:tr>
+        <w:trPr>
+          <w:tblCellSpacing w:w="15" w:type="dxa"/>
+        </w:trPr>
+        <w:tc>
+          <w:tcPr>
+            <w:tcW w:w="0" w:type="auto"/>
+            <w:vAlign w:val="center"/>
+            <w:hideMark/>
+          </w:tcPr>
+          <w:p>
+            <w:r>
+              <w:lastRenderedPageBreak/>
+              <w:t>MRR</w:t>
+            </w:r>
+          </w:p>
+        </w:tc>
+        <w:tc>
+          <w:tcPr>
+            <w:tcW w:w="0" w:type="auto"/>
+            <w:vAlign w:val="center"/>
+            <w:hideMark/>
+          </w:tcPr>
+          <w:p>
+            <w:r>
+              <w:t>Is the first relevant result near the top?</w:t>
+            </w:r>
+          </w:p>
+        </w:tc>
+      </w:tr>
+      <w:tr>
+        <w:trPr>
+          <w:tblCellSpacing w:w="15" w:type="dxa"/>
+        </w:trPr>
+        <w:tc>
+          <w:tcPr>
+            <w:tcW w:w="0" w:type="auto"/>
+            <w:vAlign w:val="center"/>
+            <w:hideMark/>
+          </w:tcPr>
+          <w:p>
+            <w:r>
+              <w:t>Boolean accuracy</w:t>
+            </w:r>
+          </w:p>
+        </w:tc>
+        <w:tc>
+          <w:tcPr>
+            <w:tcW w:w="0" w:type="auto"/>
+            <w:vAlign w:val="center"/>
+            <w:hideMark/>
+          </w:tcPr>
+          <w:p>
+            <w:r>
+              <w:t>Did AND/OR/NOT work correctly?</w:t>
+            </w:r>
+          </w:p>
+        </w:tc>
+      </w:tr>
+      <w:tr>
+        <w:trPr>
+          <w:tblCellSpacing w:w="15" w:type="dxa"/>
+        </w:trPr>
+        <w:tc>
+          <w:tcPr>
+            <w:tcW w:w="0" w:type="auto"/>
+            <w:vAlign w:val="center"/>
+            <w:hideMark/>
+          </w:tcPr>
+          <w:p>
+            <w:r>
+              <w:t>Synonym recall</w:t>
+            </w:r>
+          </w:p>
+        </w:tc>
+        <w:tc>
+          <w:tcPr>
+            <w:tcW w:w="0" w:type="auto"/>
+            <w:vAlign w:val="center"/>
+            <w:hideMark/>
+          </w:tcPr>
+          <w:p>
+            <w:r>
+              <w:t>Did CAP match pneumonia?</w:t>
+            </w:r>
+          </w:p>
+        </w:tc>
+      </w:tr>
+      <w:tr>
+        <w:trPr>
+          <w:tblCellSpacing w:w="15" w:type="dxa"/>
+        </w:trPr>
+        <w:tc>
+          <w:tcPr>
+            <w:tcW w:w="0" w:type="auto"/>
+            <w:vAlign w:val="center"/>
+            <w:hideMark/>
+          </w:tcPr>
+          <w:p>
+            <w:r>
+              <w:t>Negation accuracy</w:t>
+            </w:r>
+          </w:p>
+        </w:tc>
+        <w:tc>
+          <w:tcPr>
+            <w:tcW w:w="0" w:type="auto"/>
+            <w:vAlign w:val="center"/>
+            <w:hideMark/>
+          </w:tcPr>
+          <w:p>
+            <w:r>
+              <w:t>Did “no cancer” behave correctly?</w:t>
+            </w:r>
+          </w:p>
+        </w:tc>
+      </w:tr>
+      <w:tr>
+        <w:trPr>
+          <w:tblCellSpacing w:w="15" w:type="dxa"/>
+        </w:trPr>
+        <w:tc>
+          <w:tcPr>
+            <w:tcW w:w="0" w:type="auto"/>
+            <w:vAlign w:val="center"/>
+            <w:hideMark/>
+          </w:tcPr>
+          <w:p>
+            <w:r>
+              <w:t>Evidence accuracy</w:t>
+            </w:r>
+          </w:p>
+        </w:tc>
+        <w:tc>
+          <w:tcPr>
+            <w:tcW w:w="0" w:type="auto"/>
+            <w:vAlign w:val="center"/>
+            <w:hideMark/>
+          </w:tcPr>
+          <w:p>
+            <w:r>
+              <w:t>Are highlighted snippets correct?</w:t>
+            </w:r>
+          </w:p>
+        </w:tc>
+      </w:tr>
+      <w:tr>
+        <w:trPr>
+          <w:tblCellSpacing w:w="15" w:type="dxa"/>
+        </w:trPr>
+        <w:tc>
+          <w:tcPr>
+            <w:tcW w:w="0" w:type="auto"/>
+            <w:vAlign w:val="center"/>
+            <w:hideMark/>
+          </w:tcPr>
+          <w:p>
+            <w:r>
+              <w:t>Research relevance</w:t>
+            </w:r>
+          </w:p>
+        </w:tc>
+        <w:tc>
+          <w:tcPr>
+            <w:tcW w:w="0" w:type="auto"/>
+            <w:vAlign w:val="center"/>
+            <w:hideMark/>
+          </w:tcPr>
+          <w:p>
+            <w:r>
+              <w:t>Are retrieved articles related to the clinical query?</w:t>
+            </w:r>
+          </w:p>
+        </w:tc>
+      </w:tr>
+    </w:tbl>
+    <w:p>
+      <w:r>
+        <w:pict w14:anchorId="0028034B">
+          <v:rect id="_x0000_i1150" style="width:0;height:1.5pt" o:hralign="center" o:hrstd="t" o:hr="t" fillcolor="#a0a0a0" stroked="f"/>
+        </w:pict>
+      </w:r>
+    </w:p>
+    <w:p>
+      <w:pPr>
+        <w:rPr>
+          <w:b/>
+          <w:bCs/>
+        </w:rPr>
+      </w:pPr>
+      <w:r>
+        <w:rPr>
+          <w:b/>
+          <w:bCs/>
+        </w:rPr>
+        <w:t>12. Current state vs AI-improved state</w:t>
+      </w:r>
+    </w:p>
+    <w:p>
+      <w:pPr>
+        <w:rPr>
+          <w:b/>
+          <w:bCs/>
+        </w:rPr>
+      </w:pPr>
+      <w:r>
+        <w:rPr>
+          <w:b/>
+          <w:bCs/>
+        </w:rPr>
+        <w:t>Current state</w:t>
+      </w:r>
+    </w:p>
+    <w:p>
+      <w:r>
+        <w:t>Doctors often rely on manual chart review or simple keyword search. Keyword search may miss synonyms, abbreviations, and semantically similar cases. Semantic search alone may return logically incorrect results because it does not always obey Boolean constraints. Searching medical research separately from patient notes also creates a fragmented workflow.</w:t>
+      </w:r>
+    </w:p>
+    <w:p>
+      <w:pPr>
+        <w:rPr>
+          <w:b/>
+          <w:bCs/>
+        </w:rPr>
+      </w:pPr>
+      <w:r>
+        <w:rPr>
+          <w:b/>
+          <w:bCs/>
+        </w:rPr>
+        <w:t>AI-improved state</w:t>
+      </w:r>
+    </w:p>
+    <w:p>
+      <w:r>
+        <w:t>The intelligent search assistant allows doctors to search across clinical notes and medical research using natural language, Boolean logic, keywords, synonyms, and semantic meaning. It retrieves matching notes, explains why each result matched, highlights evidence, handles negation, and links patient patterns to relevant medical literature.</w:t>
+      </w:r>
+    </w:p>
+    <w:p>
+      <w:r>
+        <w:t>The value proposition is:</w:t>
+      </w:r>
+    </w:p>
+    <w:p>
+      <w:pPr>
+        <w:numPr>
+          <w:ilvl w:val="0"/>
+          <w:numId w:val="17"/>
+        </w:numPr>
+      </w:pPr>
+      <w:r>
+        <w:t xml:space="preserve">Faster cohort discovery </w:t>
+      </w:r>
+    </w:p>
+    <w:p>
+      <w:pPr>
+        <w:numPr>
+          <w:ilvl w:val="0"/>
+          <w:numId w:val="17"/>
+        </w:numPr>
+      </w:pPr>
+      <w:r>
+        <w:t xml:space="preserve">Better chart review </w:t>
+      </w:r>
+    </w:p>
+    <w:p>
+      <w:pPr>
+        <w:numPr>
+          <w:ilvl w:val="0"/>
+          <w:numId w:val="17"/>
+        </w:numPr>
+      </w:pPr>
+      <w:r>
+        <w:t xml:space="preserve">Improved clinical audit and research workflows </w:t>
+      </w:r>
+    </w:p>
+    <w:p>
+      <w:pPr>
+        <w:numPr>
+          <w:ilvl w:val="0"/>
+          <w:numId w:val="17"/>
+        </w:numPr>
+      </w:pPr>
+      <w:r>
+        <w:t xml:space="preserve">Better detection of medication-event patterns </w:t>
+      </w:r>
+    </w:p>
+    <w:p>
+      <w:pPr>
+        <w:numPr>
+          <w:ilvl w:val="0"/>
+          <w:numId w:val="17"/>
+        </w:numPr>
+      </w:pPr>
+      <w:r>
+        <w:t xml:space="preserve">Fewer missed notes due to synonyms or abbreviations </w:t>
+      </w:r>
+    </w:p>
+    <w:p>
+      <w:pPr>
+        <w:numPr>
+          <w:ilvl w:val="0"/>
+          <w:numId w:val="17"/>
+        </w:numPr>
+      </w:pPr>
+      <w:r>
+        <w:t xml:space="preserve">Fewer false positives through Boolean and negation control </w:t>
+      </w:r>
+    </w:p>
+    <w:p>
+      <w:pPr>
+        <w:numPr>
+          <w:ilvl w:val="0"/>
+          <w:numId w:val="17"/>
+        </w:numPr>
+      </w:pPr>
+      <w:r>
+        <w:t xml:space="preserve">Unified search across hospital notes and research evidence </w:t>
+      </w:r>
+    </w:p>
+    <w:p/>
     <w:p/>
     <w:sectPr>
       <w:pgSz w:w="11906" w:h="16838"/>
@@ -105,6 +4871,2491 @@
     </w:sectPr>
   </w:body>
 </w:document>
+</file>
+
+<file path=word/numbering.xml><?xml version="1.0" encoding="utf-8"?>
+<w:numbering xmlns:wpc="http://schemas.microsoft.com/office/word/2010/wordprocessingCanvas" xmlns:cx="http://schemas.microsoft.com/office/drawing/2014/chartex" xmlns:cx1="http://schemas.microsoft.com/office/drawing/2015/9/8/chartex" xmlns:cx2="http://schemas.microsoft.com/office/drawing/2015/10/21/chartex" xmlns:cx3="http://schemas.microsoft.com/office/drawing/2016/5/9/chartex" xmlns:cx4="http://schemas.microsoft.com/office/drawing/2016/5/10/chartex" xmlns:cx5="http://schemas.microsoft.com/office/drawing/2016/5/11/chartex" xmlns:cx6="http://schemas.microsoft.com/office/drawing/2016/5/12/chartex" xmlns:cx7="http://schemas.microsoft.com/office/drawing/2016/5/13/chartex" xmlns:cx8="http://schemas.microsoft.com/office/drawing/2016/5/14/chartex" xmlns:mc="http://schemas.openxmlformats.org/markup-compatibility/2006" xmlns:aink="http://schemas.microsoft.com/office/drawing/2016/ink" xmlns:am3d="http://schemas.microsoft.com/office/drawing/2017/model3d" xmlns:o="urn:schemas-microsoft-com:office:office" xmlns:oel="http://schemas.microsoft.com/office/2019/extlst" xmlns:r="http://schemas.openxmlformats.org/officeDocument/2006/relationships" xmlns:m="http://schemas.openxmlformats.org/officeDocument/2006/math" xmlns:v="urn:schemas-microsoft-com:vml" xmlns:wp14="http://schemas.microsoft.com/office/word/2010/wordprocessingDrawing" xmlns:wp="http://schemas.openxmlformats.org/drawingml/2006/wordprocessingDrawing" xmlns:w10="urn:schemas-microsoft-com:office:word" xmlns:w="http://schemas.openxmlformats.org/wordprocessingml/2006/main" xmlns:w14="http://schemas.microsoft.com/office/word/2010/wordml" xmlns:w15="http://schemas.microsoft.com/office/word/2012/wordml" xmlns:w16cex="http://schemas.microsoft.com/office/word/2018/wordml/cex" xmlns:w16cid="http://schemas.microsoft.com/office/word/2016/wordml/cid" xmlns:w16="http://schemas.microsoft.com/office/word/2018/wordml" xmlns:w16du="http://schemas.microsoft.com/office/word/2023/wordml/word16du" xmlns:w16sdtdh="http://schemas.microsoft.com/office/word/2020/wordml/sdtdatahash" xmlns:w16sdtfl="http://schemas.microsoft.com/office/word/2024/wordml/sdtformatlock" xmlns:w16se="http://schemas.microsoft.com/office/word/2015/wordml/symex" xmlns:wpg="http://schemas.microsoft.com/office/word/2010/wordprocessingGroup" xmlns:wpi="http://schemas.microsoft.com/office/word/2010/wordprocessingInk" xmlns:wne="http://schemas.microsoft.com/office/word/2006/wordml" xmlns:wps="http://schemas.microsoft.com/office/word/2010/wordprocessingShape" mc:Ignorable="w14 w15 w16se w16cid w16 w16cex w16sdtdh w16sdtfl w16du wp14">
+  <w:abstractNum w:abstractNumId="0" w15:restartNumberingAfterBreak="0">
+    <w:nsid w:val="081D773D"/>
+    <w:multiLevelType w:val="multilevel"/>
+    <w:tmpl w:val="43DEEEE2"/>
+    <w:lvl w:ilvl="0">
+      <w:start w:val="1"/>
+      <w:numFmt w:val="decimal"/>
+      <w:lvlText w:val="%1."/>
+      <w:lvlJc w:val="left"/>
+      <w:pPr>
+        <w:tabs>
+          <w:tab w:val="num" w:pos="720"/>
+        </w:tabs>
+        <w:ind w:left="720" w:hanging="360"/>
+      </w:pPr>
+    </w:lvl>
+    <w:lvl w:ilvl="1">
+      <w:start w:val="1"/>
+      <w:numFmt w:val="bullet"/>
+      <w:lvlText w:val="o"/>
+      <w:lvlJc w:val="left"/>
+      <w:pPr>
+        <w:tabs>
+          <w:tab w:val="num" w:pos="1440"/>
+        </w:tabs>
+        <w:ind w:left="1440" w:hanging="360"/>
+      </w:pPr>
+      <w:rPr>
+        <w:rFonts w:ascii="Courier New" w:hAnsi="Courier New" w:hint="default"/>
+        <w:sz w:val="20"/>
+      </w:rPr>
+    </w:lvl>
+    <w:lvl w:ilvl="2" w:tentative="1">
+      <w:start w:val="1"/>
+      <w:numFmt w:val="decimal"/>
+      <w:lvlText w:val="%3."/>
+      <w:lvlJc w:val="left"/>
+      <w:pPr>
+        <w:tabs>
+          <w:tab w:val="num" w:pos="2160"/>
+        </w:tabs>
+        <w:ind w:left="2160" w:hanging="360"/>
+      </w:pPr>
+    </w:lvl>
+    <w:lvl w:ilvl="3" w:tentative="1">
+      <w:start w:val="1"/>
+      <w:numFmt w:val="decimal"/>
+      <w:lvlText w:val="%4."/>
+      <w:lvlJc w:val="left"/>
+      <w:pPr>
+        <w:tabs>
+          <w:tab w:val="num" w:pos="2880"/>
+        </w:tabs>
+        <w:ind w:left="2880" w:hanging="360"/>
+      </w:pPr>
+    </w:lvl>
+    <w:lvl w:ilvl="4" w:tentative="1">
+      <w:start w:val="1"/>
+      <w:numFmt w:val="decimal"/>
+      <w:lvlText w:val="%5."/>
+      <w:lvlJc w:val="left"/>
+      <w:pPr>
+        <w:tabs>
+          <w:tab w:val="num" w:pos="3600"/>
+        </w:tabs>
+        <w:ind w:left="3600" w:hanging="360"/>
+      </w:pPr>
+    </w:lvl>
+    <w:lvl w:ilvl="5" w:tentative="1">
+      <w:start w:val="1"/>
+      <w:numFmt w:val="decimal"/>
+      <w:lvlText w:val="%6."/>
+      <w:lvlJc w:val="left"/>
+      <w:pPr>
+        <w:tabs>
+          <w:tab w:val="num" w:pos="4320"/>
+        </w:tabs>
+        <w:ind w:left="4320" w:hanging="360"/>
+      </w:pPr>
+    </w:lvl>
+    <w:lvl w:ilvl="6" w:tentative="1">
+      <w:start w:val="1"/>
+      <w:numFmt w:val="decimal"/>
+      <w:lvlText w:val="%7."/>
+      <w:lvlJc w:val="left"/>
+      <w:pPr>
+        <w:tabs>
+          <w:tab w:val="num" w:pos="5040"/>
+        </w:tabs>
+        <w:ind w:left="5040" w:hanging="360"/>
+      </w:pPr>
+    </w:lvl>
+    <w:lvl w:ilvl="7" w:tentative="1">
+      <w:start w:val="1"/>
+      <w:numFmt w:val="decimal"/>
+      <w:lvlText w:val="%8."/>
+      <w:lvlJc w:val="left"/>
+      <w:pPr>
+        <w:tabs>
+          <w:tab w:val="num" w:pos="5760"/>
+        </w:tabs>
+        <w:ind w:left="5760" w:hanging="360"/>
+      </w:pPr>
+    </w:lvl>
+    <w:lvl w:ilvl="8" w:tentative="1">
+      <w:start w:val="1"/>
+      <w:numFmt w:val="decimal"/>
+      <w:lvlText w:val="%9."/>
+      <w:lvlJc w:val="left"/>
+      <w:pPr>
+        <w:tabs>
+          <w:tab w:val="num" w:pos="6480"/>
+        </w:tabs>
+        <w:ind w:left="6480" w:hanging="360"/>
+      </w:pPr>
+    </w:lvl>
+  </w:abstractNum>
+  <w:abstractNum w:abstractNumId="1" w15:restartNumberingAfterBreak="0">
+    <w:nsid w:val="0FD76AD9"/>
+    <w:multiLevelType w:val="multilevel"/>
+    <w:tmpl w:val="C5529156"/>
+    <w:lvl w:ilvl="0">
+      <w:start w:val="1"/>
+      <w:numFmt w:val="bullet"/>
+      <w:lvlText w:val=""/>
+      <w:lvlJc w:val="left"/>
+      <w:pPr>
+        <w:tabs>
+          <w:tab w:val="num" w:pos="720"/>
+        </w:tabs>
+        <w:ind w:left="720" w:hanging="360"/>
+      </w:pPr>
+      <w:rPr>
+        <w:rFonts w:ascii="Symbol" w:hAnsi="Symbol" w:hint="default"/>
+        <w:sz w:val="20"/>
+      </w:rPr>
+    </w:lvl>
+    <w:lvl w:ilvl="1" w:tentative="1">
+      <w:start w:val="1"/>
+      <w:numFmt w:val="bullet"/>
+      <w:lvlText w:val="o"/>
+      <w:lvlJc w:val="left"/>
+      <w:pPr>
+        <w:tabs>
+          <w:tab w:val="num" w:pos="1440"/>
+        </w:tabs>
+        <w:ind w:left="1440" w:hanging="360"/>
+      </w:pPr>
+      <w:rPr>
+        <w:rFonts w:ascii="Courier New" w:hAnsi="Courier New" w:hint="default"/>
+        <w:sz w:val="20"/>
+      </w:rPr>
+    </w:lvl>
+    <w:lvl w:ilvl="2" w:tentative="1">
+      <w:start w:val="1"/>
+      <w:numFmt w:val="bullet"/>
+      <w:lvlText w:val=""/>
+      <w:lvlJc w:val="left"/>
+      <w:pPr>
+        <w:tabs>
+          <w:tab w:val="num" w:pos="2160"/>
+        </w:tabs>
+        <w:ind w:left="2160" w:hanging="360"/>
+      </w:pPr>
+      <w:rPr>
+        <w:rFonts w:ascii="Wingdings" w:hAnsi="Wingdings" w:hint="default"/>
+        <w:sz w:val="20"/>
+      </w:rPr>
+    </w:lvl>
+    <w:lvl w:ilvl="3" w:tentative="1">
+      <w:start w:val="1"/>
+      <w:numFmt w:val="bullet"/>
+      <w:lvlText w:val=""/>
+      <w:lvlJc w:val="left"/>
+      <w:pPr>
+        <w:tabs>
+          <w:tab w:val="num" w:pos="2880"/>
+        </w:tabs>
+        <w:ind w:left="2880" w:hanging="360"/>
+      </w:pPr>
+      <w:rPr>
+        <w:rFonts w:ascii="Wingdings" w:hAnsi="Wingdings" w:hint="default"/>
+        <w:sz w:val="20"/>
+      </w:rPr>
+    </w:lvl>
+    <w:lvl w:ilvl="4" w:tentative="1">
+      <w:start w:val="1"/>
+      <w:numFmt w:val="bullet"/>
+      <w:lvlText w:val=""/>
+      <w:lvlJc w:val="left"/>
+      <w:pPr>
+        <w:tabs>
+          <w:tab w:val="num" w:pos="3600"/>
+        </w:tabs>
+        <w:ind w:left="3600" w:hanging="360"/>
+      </w:pPr>
+      <w:rPr>
+        <w:rFonts w:ascii="Wingdings" w:hAnsi="Wingdings" w:hint="default"/>
+        <w:sz w:val="20"/>
+      </w:rPr>
+    </w:lvl>
+    <w:lvl w:ilvl="5" w:tentative="1">
+      <w:start w:val="1"/>
+      <w:numFmt w:val="bullet"/>
+      <w:lvlText w:val=""/>
+      <w:lvlJc w:val="left"/>
+      <w:pPr>
+        <w:tabs>
+          <w:tab w:val="num" w:pos="4320"/>
+        </w:tabs>
+        <w:ind w:left="4320" w:hanging="360"/>
+      </w:pPr>
+      <w:rPr>
+        <w:rFonts w:ascii="Wingdings" w:hAnsi="Wingdings" w:hint="default"/>
+        <w:sz w:val="20"/>
+      </w:rPr>
+    </w:lvl>
+    <w:lvl w:ilvl="6" w:tentative="1">
+      <w:start w:val="1"/>
+      <w:numFmt w:val="bullet"/>
+      <w:lvlText w:val=""/>
+      <w:lvlJc w:val="left"/>
+      <w:pPr>
+        <w:tabs>
+          <w:tab w:val="num" w:pos="5040"/>
+        </w:tabs>
+        <w:ind w:left="5040" w:hanging="360"/>
+      </w:pPr>
+      <w:rPr>
+        <w:rFonts w:ascii="Wingdings" w:hAnsi="Wingdings" w:hint="default"/>
+        <w:sz w:val="20"/>
+      </w:rPr>
+    </w:lvl>
+    <w:lvl w:ilvl="7" w:tentative="1">
+      <w:start w:val="1"/>
+      <w:numFmt w:val="bullet"/>
+      <w:lvlText w:val=""/>
+      <w:lvlJc w:val="left"/>
+      <w:pPr>
+        <w:tabs>
+          <w:tab w:val="num" w:pos="5760"/>
+        </w:tabs>
+        <w:ind w:left="5760" w:hanging="360"/>
+      </w:pPr>
+      <w:rPr>
+        <w:rFonts w:ascii="Wingdings" w:hAnsi="Wingdings" w:hint="default"/>
+        <w:sz w:val="20"/>
+      </w:rPr>
+    </w:lvl>
+    <w:lvl w:ilvl="8" w:tentative="1">
+      <w:start w:val="1"/>
+      <w:numFmt w:val="bullet"/>
+      <w:lvlText w:val=""/>
+      <w:lvlJc w:val="left"/>
+      <w:pPr>
+        <w:tabs>
+          <w:tab w:val="num" w:pos="6480"/>
+        </w:tabs>
+        <w:ind w:left="6480" w:hanging="360"/>
+      </w:pPr>
+      <w:rPr>
+        <w:rFonts w:ascii="Wingdings" w:hAnsi="Wingdings" w:hint="default"/>
+        <w:sz w:val="20"/>
+      </w:rPr>
+    </w:lvl>
+  </w:abstractNum>
+  <w:abstractNum w:abstractNumId="2" w15:restartNumberingAfterBreak="0">
+    <w:nsid w:val="12A033E8"/>
+    <w:multiLevelType w:val="multilevel"/>
+    <w:tmpl w:val="097C543C"/>
+    <w:lvl w:ilvl="0">
+      <w:start w:val="1"/>
+      <w:numFmt w:val="bullet"/>
+      <w:lvlText w:val=""/>
+      <w:lvlJc w:val="left"/>
+      <w:pPr>
+        <w:tabs>
+          <w:tab w:val="num" w:pos="720"/>
+        </w:tabs>
+        <w:ind w:left="720" w:hanging="360"/>
+      </w:pPr>
+      <w:rPr>
+        <w:rFonts w:ascii="Symbol" w:hAnsi="Symbol" w:hint="default"/>
+        <w:sz w:val="20"/>
+      </w:rPr>
+    </w:lvl>
+    <w:lvl w:ilvl="1" w:tentative="1">
+      <w:start w:val="1"/>
+      <w:numFmt w:val="bullet"/>
+      <w:lvlText w:val="o"/>
+      <w:lvlJc w:val="left"/>
+      <w:pPr>
+        <w:tabs>
+          <w:tab w:val="num" w:pos="1440"/>
+        </w:tabs>
+        <w:ind w:left="1440" w:hanging="360"/>
+      </w:pPr>
+      <w:rPr>
+        <w:rFonts w:ascii="Courier New" w:hAnsi="Courier New" w:hint="default"/>
+        <w:sz w:val="20"/>
+      </w:rPr>
+    </w:lvl>
+    <w:lvl w:ilvl="2" w:tentative="1">
+      <w:start w:val="1"/>
+      <w:numFmt w:val="bullet"/>
+      <w:lvlText w:val=""/>
+      <w:lvlJc w:val="left"/>
+      <w:pPr>
+        <w:tabs>
+          <w:tab w:val="num" w:pos="2160"/>
+        </w:tabs>
+        <w:ind w:left="2160" w:hanging="360"/>
+      </w:pPr>
+      <w:rPr>
+        <w:rFonts w:ascii="Wingdings" w:hAnsi="Wingdings" w:hint="default"/>
+        <w:sz w:val="20"/>
+      </w:rPr>
+    </w:lvl>
+    <w:lvl w:ilvl="3" w:tentative="1">
+      <w:start w:val="1"/>
+      <w:numFmt w:val="bullet"/>
+      <w:lvlText w:val=""/>
+      <w:lvlJc w:val="left"/>
+      <w:pPr>
+        <w:tabs>
+          <w:tab w:val="num" w:pos="2880"/>
+        </w:tabs>
+        <w:ind w:left="2880" w:hanging="360"/>
+      </w:pPr>
+      <w:rPr>
+        <w:rFonts w:ascii="Wingdings" w:hAnsi="Wingdings" w:hint="default"/>
+        <w:sz w:val="20"/>
+      </w:rPr>
+    </w:lvl>
+    <w:lvl w:ilvl="4" w:tentative="1">
+      <w:start w:val="1"/>
+      <w:numFmt w:val="bullet"/>
+      <w:lvlText w:val=""/>
+      <w:lvlJc w:val="left"/>
+      <w:pPr>
+        <w:tabs>
+          <w:tab w:val="num" w:pos="3600"/>
+        </w:tabs>
+        <w:ind w:left="3600" w:hanging="360"/>
+      </w:pPr>
+      <w:rPr>
+        <w:rFonts w:ascii="Wingdings" w:hAnsi="Wingdings" w:hint="default"/>
+        <w:sz w:val="20"/>
+      </w:rPr>
+    </w:lvl>
+    <w:lvl w:ilvl="5" w:tentative="1">
+      <w:start w:val="1"/>
+      <w:numFmt w:val="bullet"/>
+      <w:lvlText w:val=""/>
+      <w:lvlJc w:val="left"/>
+      <w:pPr>
+        <w:tabs>
+          <w:tab w:val="num" w:pos="4320"/>
+        </w:tabs>
+        <w:ind w:left="4320" w:hanging="360"/>
+      </w:pPr>
+      <w:rPr>
+        <w:rFonts w:ascii="Wingdings" w:hAnsi="Wingdings" w:hint="default"/>
+        <w:sz w:val="20"/>
+      </w:rPr>
+    </w:lvl>
+    <w:lvl w:ilvl="6" w:tentative="1">
+      <w:start w:val="1"/>
+      <w:numFmt w:val="bullet"/>
+      <w:lvlText w:val=""/>
+      <w:lvlJc w:val="left"/>
+      <w:pPr>
+        <w:tabs>
+          <w:tab w:val="num" w:pos="5040"/>
+        </w:tabs>
+        <w:ind w:left="5040" w:hanging="360"/>
+      </w:pPr>
+      <w:rPr>
+        <w:rFonts w:ascii="Wingdings" w:hAnsi="Wingdings" w:hint="default"/>
+        <w:sz w:val="20"/>
+      </w:rPr>
+    </w:lvl>
+    <w:lvl w:ilvl="7" w:tentative="1">
+      <w:start w:val="1"/>
+      <w:numFmt w:val="bullet"/>
+      <w:lvlText w:val=""/>
+      <w:lvlJc w:val="left"/>
+      <w:pPr>
+        <w:tabs>
+          <w:tab w:val="num" w:pos="5760"/>
+        </w:tabs>
+        <w:ind w:left="5760" w:hanging="360"/>
+      </w:pPr>
+      <w:rPr>
+        <w:rFonts w:ascii="Wingdings" w:hAnsi="Wingdings" w:hint="default"/>
+        <w:sz w:val="20"/>
+      </w:rPr>
+    </w:lvl>
+    <w:lvl w:ilvl="8" w:tentative="1">
+      <w:start w:val="1"/>
+      <w:numFmt w:val="bullet"/>
+      <w:lvlText w:val=""/>
+      <w:lvlJc w:val="left"/>
+      <w:pPr>
+        <w:tabs>
+          <w:tab w:val="num" w:pos="6480"/>
+        </w:tabs>
+        <w:ind w:left="6480" w:hanging="360"/>
+      </w:pPr>
+      <w:rPr>
+        <w:rFonts w:ascii="Wingdings" w:hAnsi="Wingdings" w:hint="default"/>
+        <w:sz w:val="20"/>
+      </w:rPr>
+    </w:lvl>
+  </w:abstractNum>
+  <w:abstractNum w:abstractNumId="3" w15:restartNumberingAfterBreak="0">
+    <w:nsid w:val="32935C53"/>
+    <w:multiLevelType w:val="multilevel"/>
+    <w:tmpl w:val="3FB45A9A"/>
+    <w:lvl w:ilvl="0">
+      <w:start w:val="1"/>
+      <w:numFmt w:val="bullet"/>
+      <w:lvlText w:val=""/>
+      <w:lvlJc w:val="left"/>
+      <w:pPr>
+        <w:tabs>
+          <w:tab w:val="num" w:pos="720"/>
+        </w:tabs>
+        <w:ind w:left="720" w:hanging="360"/>
+      </w:pPr>
+      <w:rPr>
+        <w:rFonts w:ascii="Symbol" w:hAnsi="Symbol" w:hint="default"/>
+        <w:sz w:val="20"/>
+      </w:rPr>
+    </w:lvl>
+    <w:lvl w:ilvl="1" w:tentative="1">
+      <w:start w:val="1"/>
+      <w:numFmt w:val="bullet"/>
+      <w:lvlText w:val="o"/>
+      <w:lvlJc w:val="left"/>
+      <w:pPr>
+        <w:tabs>
+          <w:tab w:val="num" w:pos="1440"/>
+        </w:tabs>
+        <w:ind w:left="1440" w:hanging="360"/>
+      </w:pPr>
+      <w:rPr>
+        <w:rFonts w:ascii="Courier New" w:hAnsi="Courier New" w:hint="default"/>
+        <w:sz w:val="20"/>
+      </w:rPr>
+    </w:lvl>
+    <w:lvl w:ilvl="2" w:tentative="1">
+      <w:start w:val="1"/>
+      <w:numFmt w:val="bullet"/>
+      <w:lvlText w:val=""/>
+      <w:lvlJc w:val="left"/>
+      <w:pPr>
+        <w:tabs>
+          <w:tab w:val="num" w:pos="2160"/>
+        </w:tabs>
+        <w:ind w:left="2160" w:hanging="360"/>
+      </w:pPr>
+      <w:rPr>
+        <w:rFonts w:ascii="Wingdings" w:hAnsi="Wingdings" w:hint="default"/>
+        <w:sz w:val="20"/>
+      </w:rPr>
+    </w:lvl>
+    <w:lvl w:ilvl="3" w:tentative="1">
+      <w:start w:val="1"/>
+      <w:numFmt w:val="bullet"/>
+      <w:lvlText w:val=""/>
+      <w:lvlJc w:val="left"/>
+      <w:pPr>
+        <w:tabs>
+          <w:tab w:val="num" w:pos="2880"/>
+        </w:tabs>
+        <w:ind w:left="2880" w:hanging="360"/>
+      </w:pPr>
+      <w:rPr>
+        <w:rFonts w:ascii="Wingdings" w:hAnsi="Wingdings" w:hint="default"/>
+        <w:sz w:val="20"/>
+      </w:rPr>
+    </w:lvl>
+    <w:lvl w:ilvl="4" w:tentative="1">
+      <w:start w:val="1"/>
+      <w:numFmt w:val="bullet"/>
+      <w:lvlText w:val=""/>
+      <w:lvlJc w:val="left"/>
+      <w:pPr>
+        <w:tabs>
+          <w:tab w:val="num" w:pos="3600"/>
+        </w:tabs>
+        <w:ind w:left="3600" w:hanging="360"/>
+      </w:pPr>
+      <w:rPr>
+        <w:rFonts w:ascii="Wingdings" w:hAnsi="Wingdings" w:hint="default"/>
+        <w:sz w:val="20"/>
+      </w:rPr>
+    </w:lvl>
+    <w:lvl w:ilvl="5" w:tentative="1">
+      <w:start w:val="1"/>
+      <w:numFmt w:val="bullet"/>
+      <w:lvlText w:val=""/>
+      <w:lvlJc w:val="left"/>
+      <w:pPr>
+        <w:tabs>
+          <w:tab w:val="num" w:pos="4320"/>
+        </w:tabs>
+        <w:ind w:left="4320" w:hanging="360"/>
+      </w:pPr>
+      <w:rPr>
+        <w:rFonts w:ascii="Wingdings" w:hAnsi="Wingdings" w:hint="default"/>
+        <w:sz w:val="20"/>
+      </w:rPr>
+    </w:lvl>
+    <w:lvl w:ilvl="6" w:tentative="1">
+      <w:start w:val="1"/>
+      <w:numFmt w:val="bullet"/>
+      <w:lvlText w:val=""/>
+      <w:lvlJc w:val="left"/>
+      <w:pPr>
+        <w:tabs>
+          <w:tab w:val="num" w:pos="5040"/>
+        </w:tabs>
+        <w:ind w:left="5040" w:hanging="360"/>
+      </w:pPr>
+      <w:rPr>
+        <w:rFonts w:ascii="Wingdings" w:hAnsi="Wingdings" w:hint="default"/>
+        <w:sz w:val="20"/>
+      </w:rPr>
+    </w:lvl>
+    <w:lvl w:ilvl="7" w:tentative="1">
+      <w:start w:val="1"/>
+      <w:numFmt w:val="bullet"/>
+      <w:lvlText w:val=""/>
+      <w:lvlJc w:val="left"/>
+      <w:pPr>
+        <w:tabs>
+          <w:tab w:val="num" w:pos="5760"/>
+        </w:tabs>
+        <w:ind w:left="5760" w:hanging="360"/>
+      </w:pPr>
+      <w:rPr>
+        <w:rFonts w:ascii="Wingdings" w:hAnsi="Wingdings" w:hint="default"/>
+        <w:sz w:val="20"/>
+      </w:rPr>
+    </w:lvl>
+    <w:lvl w:ilvl="8" w:tentative="1">
+      <w:start w:val="1"/>
+      <w:numFmt w:val="bullet"/>
+      <w:lvlText w:val=""/>
+      <w:lvlJc w:val="left"/>
+      <w:pPr>
+        <w:tabs>
+          <w:tab w:val="num" w:pos="6480"/>
+        </w:tabs>
+        <w:ind w:left="6480" w:hanging="360"/>
+      </w:pPr>
+      <w:rPr>
+        <w:rFonts w:ascii="Wingdings" w:hAnsi="Wingdings" w:hint="default"/>
+        <w:sz w:val="20"/>
+      </w:rPr>
+    </w:lvl>
+  </w:abstractNum>
+  <w:abstractNum w:abstractNumId="4" w15:restartNumberingAfterBreak="0">
+    <w:nsid w:val="366F02AD"/>
+    <w:multiLevelType w:val="multilevel"/>
+    <w:tmpl w:val="8D9E5830"/>
+    <w:lvl w:ilvl="0">
+      <w:start w:val="1"/>
+      <w:numFmt w:val="bullet"/>
+      <w:lvlText w:val=""/>
+      <w:lvlJc w:val="left"/>
+      <w:pPr>
+        <w:tabs>
+          <w:tab w:val="num" w:pos="720"/>
+        </w:tabs>
+        <w:ind w:left="720" w:hanging="360"/>
+      </w:pPr>
+      <w:rPr>
+        <w:rFonts w:ascii="Symbol" w:hAnsi="Symbol" w:hint="default"/>
+        <w:sz w:val="20"/>
+      </w:rPr>
+    </w:lvl>
+    <w:lvl w:ilvl="1" w:tentative="1">
+      <w:start w:val="1"/>
+      <w:numFmt w:val="bullet"/>
+      <w:lvlText w:val="o"/>
+      <w:lvlJc w:val="left"/>
+      <w:pPr>
+        <w:tabs>
+          <w:tab w:val="num" w:pos="1440"/>
+        </w:tabs>
+        <w:ind w:left="1440" w:hanging="360"/>
+      </w:pPr>
+      <w:rPr>
+        <w:rFonts w:ascii="Courier New" w:hAnsi="Courier New" w:hint="default"/>
+        <w:sz w:val="20"/>
+      </w:rPr>
+    </w:lvl>
+    <w:lvl w:ilvl="2" w:tentative="1">
+      <w:start w:val="1"/>
+      <w:numFmt w:val="bullet"/>
+      <w:lvlText w:val=""/>
+      <w:lvlJc w:val="left"/>
+      <w:pPr>
+        <w:tabs>
+          <w:tab w:val="num" w:pos="2160"/>
+        </w:tabs>
+        <w:ind w:left="2160" w:hanging="360"/>
+      </w:pPr>
+      <w:rPr>
+        <w:rFonts w:ascii="Wingdings" w:hAnsi="Wingdings" w:hint="default"/>
+        <w:sz w:val="20"/>
+      </w:rPr>
+    </w:lvl>
+    <w:lvl w:ilvl="3" w:tentative="1">
+      <w:start w:val="1"/>
+      <w:numFmt w:val="bullet"/>
+      <w:lvlText w:val=""/>
+      <w:lvlJc w:val="left"/>
+      <w:pPr>
+        <w:tabs>
+          <w:tab w:val="num" w:pos="2880"/>
+        </w:tabs>
+        <w:ind w:left="2880" w:hanging="360"/>
+      </w:pPr>
+      <w:rPr>
+        <w:rFonts w:ascii="Wingdings" w:hAnsi="Wingdings" w:hint="default"/>
+        <w:sz w:val="20"/>
+      </w:rPr>
+    </w:lvl>
+    <w:lvl w:ilvl="4" w:tentative="1">
+      <w:start w:val="1"/>
+      <w:numFmt w:val="bullet"/>
+      <w:lvlText w:val=""/>
+      <w:lvlJc w:val="left"/>
+      <w:pPr>
+        <w:tabs>
+          <w:tab w:val="num" w:pos="3600"/>
+        </w:tabs>
+        <w:ind w:left="3600" w:hanging="360"/>
+      </w:pPr>
+      <w:rPr>
+        <w:rFonts w:ascii="Wingdings" w:hAnsi="Wingdings" w:hint="default"/>
+        <w:sz w:val="20"/>
+      </w:rPr>
+    </w:lvl>
+    <w:lvl w:ilvl="5" w:tentative="1">
+      <w:start w:val="1"/>
+      <w:numFmt w:val="bullet"/>
+      <w:lvlText w:val=""/>
+      <w:lvlJc w:val="left"/>
+      <w:pPr>
+        <w:tabs>
+          <w:tab w:val="num" w:pos="4320"/>
+        </w:tabs>
+        <w:ind w:left="4320" w:hanging="360"/>
+      </w:pPr>
+      <w:rPr>
+        <w:rFonts w:ascii="Wingdings" w:hAnsi="Wingdings" w:hint="default"/>
+        <w:sz w:val="20"/>
+      </w:rPr>
+    </w:lvl>
+    <w:lvl w:ilvl="6" w:tentative="1">
+      <w:start w:val="1"/>
+      <w:numFmt w:val="bullet"/>
+      <w:lvlText w:val=""/>
+      <w:lvlJc w:val="left"/>
+      <w:pPr>
+        <w:tabs>
+          <w:tab w:val="num" w:pos="5040"/>
+        </w:tabs>
+        <w:ind w:left="5040" w:hanging="360"/>
+      </w:pPr>
+      <w:rPr>
+        <w:rFonts w:ascii="Wingdings" w:hAnsi="Wingdings" w:hint="default"/>
+        <w:sz w:val="20"/>
+      </w:rPr>
+    </w:lvl>
+    <w:lvl w:ilvl="7" w:tentative="1">
+      <w:start w:val="1"/>
+      <w:numFmt w:val="bullet"/>
+      <w:lvlText w:val=""/>
+      <w:lvlJc w:val="left"/>
+      <w:pPr>
+        <w:tabs>
+          <w:tab w:val="num" w:pos="5760"/>
+        </w:tabs>
+        <w:ind w:left="5760" w:hanging="360"/>
+      </w:pPr>
+      <w:rPr>
+        <w:rFonts w:ascii="Wingdings" w:hAnsi="Wingdings" w:hint="default"/>
+        <w:sz w:val="20"/>
+      </w:rPr>
+    </w:lvl>
+    <w:lvl w:ilvl="8" w:tentative="1">
+      <w:start w:val="1"/>
+      <w:numFmt w:val="bullet"/>
+      <w:lvlText w:val=""/>
+      <w:lvlJc w:val="left"/>
+      <w:pPr>
+        <w:tabs>
+          <w:tab w:val="num" w:pos="6480"/>
+        </w:tabs>
+        <w:ind w:left="6480" w:hanging="360"/>
+      </w:pPr>
+      <w:rPr>
+        <w:rFonts w:ascii="Wingdings" w:hAnsi="Wingdings" w:hint="default"/>
+        <w:sz w:val="20"/>
+      </w:rPr>
+    </w:lvl>
+  </w:abstractNum>
+  <w:abstractNum w:abstractNumId="5" w15:restartNumberingAfterBreak="0">
+    <w:nsid w:val="38123DA1"/>
+    <w:multiLevelType w:val="multilevel"/>
+    <w:tmpl w:val="25D26C36"/>
+    <w:lvl w:ilvl="0">
+      <w:start w:val="1"/>
+      <w:numFmt w:val="bullet"/>
+      <w:lvlText w:val=""/>
+      <w:lvlJc w:val="left"/>
+      <w:pPr>
+        <w:tabs>
+          <w:tab w:val="num" w:pos="720"/>
+        </w:tabs>
+        <w:ind w:left="720" w:hanging="360"/>
+      </w:pPr>
+      <w:rPr>
+        <w:rFonts w:ascii="Symbol" w:hAnsi="Symbol" w:hint="default"/>
+        <w:sz w:val="20"/>
+      </w:rPr>
+    </w:lvl>
+    <w:lvl w:ilvl="1" w:tentative="1">
+      <w:start w:val="1"/>
+      <w:numFmt w:val="bullet"/>
+      <w:lvlText w:val="o"/>
+      <w:lvlJc w:val="left"/>
+      <w:pPr>
+        <w:tabs>
+          <w:tab w:val="num" w:pos="1440"/>
+        </w:tabs>
+        <w:ind w:left="1440" w:hanging="360"/>
+      </w:pPr>
+      <w:rPr>
+        <w:rFonts w:ascii="Courier New" w:hAnsi="Courier New" w:hint="default"/>
+        <w:sz w:val="20"/>
+      </w:rPr>
+    </w:lvl>
+    <w:lvl w:ilvl="2" w:tentative="1">
+      <w:start w:val="1"/>
+      <w:numFmt w:val="bullet"/>
+      <w:lvlText w:val=""/>
+      <w:lvlJc w:val="left"/>
+      <w:pPr>
+        <w:tabs>
+          <w:tab w:val="num" w:pos="2160"/>
+        </w:tabs>
+        <w:ind w:left="2160" w:hanging="360"/>
+      </w:pPr>
+      <w:rPr>
+        <w:rFonts w:ascii="Wingdings" w:hAnsi="Wingdings" w:hint="default"/>
+        <w:sz w:val="20"/>
+      </w:rPr>
+    </w:lvl>
+    <w:lvl w:ilvl="3" w:tentative="1">
+      <w:start w:val="1"/>
+      <w:numFmt w:val="bullet"/>
+      <w:lvlText w:val=""/>
+      <w:lvlJc w:val="left"/>
+      <w:pPr>
+        <w:tabs>
+          <w:tab w:val="num" w:pos="2880"/>
+        </w:tabs>
+        <w:ind w:left="2880" w:hanging="360"/>
+      </w:pPr>
+      <w:rPr>
+        <w:rFonts w:ascii="Wingdings" w:hAnsi="Wingdings" w:hint="default"/>
+        <w:sz w:val="20"/>
+      </w:rPr>
+    </w:lvl>
+    <w:lvl w:ilvl="4" w:tentative="1">
+      <w:start w:val="1"/>
+      <w:numFmt w:val="bullet"/>
+      <w:lvlText w:val=""/>
+      <w:lvlJc w:val="left"/>
+      <w:pPr>
+        <w:tabs>
+          <w:tab w:val="num" w:pos="3600"/>
+        </w:tabs>
+        <w:ind w:left="3600" w:hanging="360"/>
+      </w:pPr>
+      <w:rPr>
+        <w:rFonts w:ascii="Wingdings" w:hAnsi="Wingdings" w:hint="default"/>
+        <w:sz w:val="20"/>
+      </w:rPr>
+    </w:lvl>
+    <w:lvl w:ilvl="5" w:tentative="1">
+      <w:start w:val="1"/>
+      <w:numFmt w:val="bullet"/>
+      <w:lvlText w:val=""/>
+      <w:lvlJc w:val="left"/>
+      <w:pPr>
+        <w:tabs>
+          <w:tab w:val="num" w:pos="4320"/>
+        </w:tabs>
+        <w:ind w:left="4320" w:hanging="360"/>
+      </w:pPr>
+      <w:rPr>
+        <w:rFonts w:ascii="Wingdings" w:hAnsi="Wingdings" w:hint="default"/>
+        <w:sz w:val="20"/>
+      </w:rPr>
+    </w:lvl>
+    <w:lvl w:ilvl="6" w:tentative="1">
+      <w:start w:val="1"/>
+      <w:numFmt w:val="bullet"/>
+      <w:lvlText w:val=""/>
+      <w:lvlJc w:val="left"/>
+      <w:pPr>
+        <w:tabs>
+          <w:tab w:val="num" w:pos="5040"/>
+        </w:tabs>
+        <w:ind w:left="5040" w:hanging="360"/>
+      </w:pPr>
+      <w:rPr>
+        <w:rFonts w:ascii="Wingdings" w:hAnsi="Wingdings" w:hint="default"/>
+        <w:sz w:val="20"/>
+      </w:rPr>
+    </w:lvl>
+    <w:lvl w:ilvl="7" w:tentative="1">
+      <w:start w:val="1"/>
+      <w:numFmt w:val="bullet"/>
+      <w:lvlText w:val=""/>
+      <w:lvlJc w:val="left"/>
+      <w:pPr>
+        <w:tabs>
+          <w:tab w:val="num" w:pos="5760"/>
+        </w:tabs>
+        <w:ind w:left="5760" w:hanging="360"/>
+      </w:pPr>
+      <w:rPr>
+        <w:rFonts w:ascii="Wingdings" w:hAnsi="Wingdings" w:hint="default"/>
+        <w:sz w:val="20"/>
+      </w:rPr>
+    </w:lvl>
+    <w:lvl w:ilvl="8" w:tentative="1">
+      <w:start w:val="1"/>
+      <w:numFmt w:val="bullet"/>
+      <w:lvlText w:val=""/>
+      <w:lvlJc w:val="left"/>
+      <w:pPr>
+        <w:tabs>
+          <w:tab w:val="num" w:pos="6480"/>
+        </w:tabs>
+        <w:ind w:left="6480" w:hanging="360"/>
+      </w:pPr>
+      <w:rPr>
+        <w:rFonts w:ascii="Wingdings" w:hAnsi="Wingdings" w:hint="default"/>
+        <w:sz w:val="20"/>
+      </w:rPr>
+    </w:lvl>
+  </w:abstractNum>
+  <w:abstractNum w:abstractNumId="6" w15:restartNumberingAfterBreak="0">
+    <w:nsid w:val="3864051C"/>
+    <w:multiLevelType w:val="multilevel"/>
+    <w:tmpl w:val="84E24CF8"/>
+    <w:lvl w:ilvl="0">
+      <w:start w:val="1"/>
+      <w:numFmt w:val="bullet"/>
+      <w:lvlText w:val=""/>
+      <w:lvlJc w:val="left"/>
+      <w:pPr>
+        <w:tabs>
+          <w:tab w:val="num" w:pos="720"/>
+        </w:tabs>
+        <w:ind w:left="720" w:hanging="360"/>
+      </w:pPr>
+      <w:rPr>
+        <w:rFonts w:ascii="Symbol" w:hAnsi="Symbol" w:hint="default"/>
+        <w:sz w:val="20"/>
+      </w:rPr>
+    </w:lvl>
+    <w:lvl w:ilvl="1" w:tentative="1">
+      <w:start w:val="1"/>
+      <w:numFmt w:val="bullet"/>
+      <w:lvlText w:val="o"/>
+      <w:lvlJc w:val="left"/>
+      <w:pPr>
+        <w:tabs>
+          <w:tab w:val="num" w:pos="1440"/>
+        </w:tabs>
+        <w:ind w:left="1440" w:hanging="360"/>
+      </w:pPr>
+      <w:rPr>
+        <w:rFonts w:ascii="Courier New" w:hAnsi="Courier New" w:hint="default"/>
+        <w:sz w:val="20"/>
+      </w:rPr>
+    </w:lvl>
+    <w:lvl w:ilvl="2" w:tentative="1">
+      <w:start w:val="1"/>
+      <w:numFmt w:val="bullet"/>
+      <w:lvlText w:val=""/>
+      <w:lvlJc w:val="left"/>
+      <w:pPr>
+        <w:tabs>
+          <w:tab w:val="num" w:pos="2160"/>
+        </w:tabs>
+        <w:ind w:left="2160" w:hanging="360"/>
+      </w:pPr>
+      <w:rPr>
+        <w:rFonts w:ascii="Wingdings" w:hAnsi="Wingdings" w:hint="default"/>
+        <w:sz w:val="20"/>
+      </w:rPr>
+    </w:lvl>
+    <w:lvl w:ilvl="3" w:tentative="1">
+      <w:start w:val="1"/>
+      <w:numFmt w:val="bullet"/>
+      <w:lvlText w:val=""/>
+      <w:lvlJc w:val="left"/>
+      <w:pPr>
+        <w:tabs>
+          <w:tab w:val="num" w:pos="2880"/>
+        </w:tabs>
+        <w:ind w:left="2880" w:hanging="360"/>
+      </w:pPr>
+      <w:rPr>
+        <w:rFonts w:ascii="Wingdings" w:hAnsi="Wingdings" w:hint="default"/>
+        <w:sz w:val="20"/>
+      </w:rPr>
+    </w:lvl>
+    <w:lvl w:ilvl="4" w:tentative="1">
+      <w:start w:val="1"/>
+      <w:numFmt w:val="bullet"/>
+      <w:lvlText w:val=""/>
+      <w:lvlJc w:val="left"/>
+      <w:pPr>
+        <w:tabs>
+          <w:tab w:val="num" w:pos="3600"/>
+        </w:tabs>
+        <w:ind w:left="3600" w:hanging="360"/>
+      </w:pPr>
+      <w:rPr>
+        <w:rFonts w:ascii="Wingdings" w:hAnsi="Wingdings" w:hint="default"/>
+        <w:sz w:val="20"/>
+      </w:rPr>
+    </w:lvl>
+    <w:lvl w:ilvl="5" w:tentative="1">
+      <w:start w:val="1"/>
+      <w:numFmt w:val="bullet"/>
+      <w:lvlText w:val=""/>
+      <w:lvlJc w:val="left"/>
+      <w:pPr>
+        <w:tabs>
+          <w:tab w:val="num" w:pos="4320"/>
+        </w:tabs>
+        <w:ind w:left="4320" w:hanging="360"/>
+      </w:pPr>
+      <w:rPr>
+        <w:rFonts w:ascii="Wingdings" w:hAnsi="Wingdings" w:hint="default"/>
+        <w:sz w:val="20"/>
+      </w:rPr>
+    </w:lvl>
+    <w:lvl w:ilvl="6" w:tentative="1">
+      <w:start w:val="1"/>
+      <w:numFmt w:val="bullet"/>
+      <w:lvlText w:val=""/>
+      <w:lvlJc w:val="left"/>
+      <w:pPr>
+        <w:tabs>
+          <w:tab w:val="num" w:pos="5040"/>
+        </w:tabs>
+        <w:ind w:left="5040" w:hanging="360"/>
+      </w:pPr>
+      <w:rPr>
+        <w:rFonts w:ascii="Wingdings" w:hAnsi="Wingdings" w:hint="default"/>
+        <w:sz w:val="20"/>
+      </w:rPr>
+    </w:lvl>
+    <w:lvl w:ilvl="7" w:tentative="1">
+      <w:start w:val="1"/>
+      <w:numFmt w:val="bullet"/>
+      <w:lvlText w:val=""/>
+      <w:lvlJc w:val="left"/>
+      <w:pPr>
+        <w:tabs>
+          <w:tab w:val="num" w:pos="5760"/>
+        </w:tabs>
+        <w:ind w:left="5760" w:hanging="360"/>
+      </w:pPr>
+      <w:rPr>
+        <w:rFonts w:ascii="Wingdings" w:hAnsi="Wingdings" w:hint="default"/>
+        <w:sz w:val="20"/>
+      </w:rPr>
+    </w:lvl>
+    <w:lvl w:ilvl="8" w:tentative="1">
+      <w:start w:val="1"/>
+      <w:numFmt w:val="bullet"/>
+      <w:lvlText w:val=""/>
+      <w:lvlJc w:val="left"/>
+      <w:pPr>
+        <w:tabs>
+          <w:tab w:val="num" w:pos="6480"/>
+        </w:tabs>
+        <w:ind w:left="6480" w:hanging="360"/>
+      </w:pPr>
+      <w:rPr>
+        <w:rFonts w:ascii="Wingdings" w:hAnsi="Wingdings" w:hint="default"/>
+        <w:sz w:val="20"/>
+      </w:rPr>
+    </w:lvl>
+  </w:abstractNum>
+  <w:abstractNum w:abstractNumId="7" w15:restartNumberingAfterBreak="0">
+    <w:nsid w:val="4347470C"/>
+    <w:multiLevelType w:val="multilevel"/>
+    <w:tmpl w:val="C7D60F62"/>
+    <w:lvl w:ilvl="0">
+      <w:start w:val="1"/>
+      <w:numFmt w:val="decimal"/>
+      <w:lvlText w:val="%1."/>
+      <w:lvlJc w:val="left"/>
+      <w:pPr>
+        <w:tabs>
+          <w:tab w:val="num" w:pos="720"/>
+        </w:tabs>
+        <w:ind w:left="720" w:hanging="360"/>
+      </w:pPr>
+    </w:lvl>
+    <w:lvl w:ilvl="1" w:tentative="1">
+      <w:start w:val="1"/>
+      <w:numFmt w:val="decimal"/>
+      <w:lvlText w:val="%2."/>
+      <w:lvlJc w:val="left"/>
+      <w:pPr>
+        <w:tabs>
+          <w:tab w:val="num" w:pos="1440"/>
+        </w:tabs>
+        <w:ind w:left="1440" w:hanging="360"/>
+      </w:pPr>
+    </w:lvl>
+    <w:lvl w:ilvl="2" w:tentative="1">
+      <w:start w:val="1"/>
+      <w:numFmt w:val="decimal"/>
+      <w:lvlText w:val="%3."/>
+      <w:lvlJc w:val="left"/>
+      <w:pPr>
+        <w:tabs>
+          <w:tab w:val="num" w:pos="2160"/>
+        </w:tabs>
+        <w:ind w:left="2160" w:hanging="360"/>
+      </w:pPr>
+    </w:lvl>
+    <w:lvl w:ilvl="3" w:tentative="1">
+      <w:start w:val="1"/>
+      <w:numFmt w:val="decimal"/>
+      <w:lvlText w:val="%4."/>
+      <w:lvlJc w:val="left"/>
+      <w:pPr>
+        <w:tabs>
+          <w:tab w:val="num" w:pos="2880"/>
+        </w:tabs>
+        <w:ind w:left="2880" w:hanging="360"/>
+      </w:pPr>
+    </w:lvl>
+    <w:lvl w:ilvl="4" w:tentative="1">
+      <w:start w:val="1"/>
+      <w:numFmt w:val="decimal"/>
+      <w:lvlText w:val="%5."/>
+      <w:lvlJc w:val="left"/>
+      <w:pPr>
+        <w:tabs>
+          <w:tab w:val="num" w:pos="3600"/>
+        </w:tabs>
+        <w:ind w:left="3600" w:hanging="360"/>
+      </w:pPr>
+    </w:lvl>
+    <w:lvl w:ilvl="5" w:tentative="1">
+      <w:start w:val="1"/>
+      <w:numFmt w:val="decimal"/>
+      <w:lvlText w:val="%6."/>
+      <w:lvlJc w:val="left"/>
+      <w:pPr>
+        <w:tabs>
+          <w:tab w:val="num" w:pos="4320"/>
+        </w:tabs>
+        <w:ind w:left="4320" w:hanging="360"/>
+      </w:pPr>
+    </w:lvl>
+    <w:lvl w:ilvl="6" w:tentative="1">
+      <w:start w:val="1"/>
+      <w:numFmt w:val="decimal"/>
+      <w:lvlText w:val="%7."/>
+      <w:lvlJc w:val="left"/>
+      <w:pPr>
+        <w:tabs>
+          <w:tab w:val="num" w:pos="5040"/>
+        </w:tabs>
+        <w:ind w:left="5040" w:hanging="360"/>
+      </w:pPr>
+    </w:lvl>
+    <w:lvl w:ilvl="7" w:tentative="1">
+      <w:start w:val="1"/>
+      <w:numFmt w:val="decimal"/>
+      <w:lvlText w:val="%8."/>
+      <w:lvlJc w:val="left"/>
+      <w:pPr>
+        <w:tabs>
+          <w:tab w:val="num" w:pos="5760"/>
+        </w:tabs>
+        <w:ind w:left="5760" w:hanging="360"/>
+      </w:pPr>
+    </w:lvl>
+    <w:lvl w:ilvl="8" w:tentative="1">
+      <w:start w:val="1"/>
+      <w:numFmt w:val="decimal"/>
+      <w:lvlText w:val="%9."/>
+      <w:lvlJc w:val="left"/>
+      <w:pPr>
+        <w:tabs>
+          <w:tab w:val="num" w:pos="6480"/>
+        </w:tabs>
+        <w:ind w:left="6480" w:hanging="360"/>
+      </w:pPr>
+    </w:lvl>
+  </w:abstractNum>
+  <w:abstractNum w:abstractNumId="8" w15:restartNumberingAfterBreak="0">
+    <w:nsid w:val="459F3353"/>
+    <w:multiLevelType w:val="multilevel"/>
+    <w:tmpl w:val="71565AAA"/>
+    <w:lvl w:ilvl="0">
+      <w:start w:val="1"/>
+      <w:numFmt w:val="bullet"/>
+      <w:lvlText w:val=""/>
+      <w:lvlJc w:val="left"/>
+      <w:pPr>
+        <w:tabs>
+          <w:tab w:val="num" w:pos="720"/>
+        </w:tabs>
+        <w:ind w:left="720" w:hanging="360"/>
+      </w:pPr>
+      <w:rPr>
+        <w:rFonts w:ascii="Symbol" w:hAnsi="Symbol" w:hint="default"/>
+        <w:sz w:val="20"/>
+      </w:rPr>
+    </w:lvl>
+    <w:lvl w:ilvl="1" w:tentative="1">
+      <w:start w:val="1"/>
+      <w:numFmt w:val="bullet"/>
+      <w:lvlText w:val="o"/>
+      <w:lvlJc w:val="left"/>
+      <w:pPr>
+        <w:tabs>
+          <w:tab w:val="num" w:pos="1440"/>
+        </w:tabs>
+        <w:ind w:left="1440" w:hanging="360"/>
+      </w:pPr>
+      <w:rPr>
+        <w:rFonts w:ascii="Courier New" w:hAnsi="Courier New" w:hint="default"/>
+        <w:sz w:val="20"/>
+      </w:rPr>
+    </w:lvl>
+    <w:lvl w:ilvl="2" w:tentative="1">
+      <w:start w:val="1"/>
+      <w:numFmt w:val="bullet"/>
+      <w:lvlText w:val=""/>
+      <w:lvlJc w:val="left"/>
+      <w:pPr>
+        <w:tabs>
+          <w:tab w:val="num" w:pos="2160"/>
+        </w:tabs>
+        <w:ind w:left="2160" w:hanging="360"/>
+      </w:pPr>
+      <w:rPr>
+        <w:rFonts w:ascii="Wingdings" w:hAnsi="Wingdings" w:hint="default"/>
+        <w:sz w:val="20"/>
+      </w:rPr>
+    </w:lvl>
+    <w:lvl w:ilvl="3" w:tentative="1">
+      <w:start w:val="1"/>
+      <w:numFmt w:val="bullet"/>
+      <w:lvlText w:val=""/>
+      <w:lvlJc w:val="left"/>
+      <w:pPr>
+        <w:tabs>
+          <w:tab w:val="num" w:pos="2880"/>
+        </w:tabs>
+        <w:ind w:left="2880" w:hanging="360"/>
+      </w:pPr>
+      <w:rPr>
+        <w:rFonts w:ascii="Wingdings" w:hAnsi="Wingdings" w:hint="default"/>
+        <w:sz w:val="20"/>
+      </w:rPr>
+    </w:lvl>
+    <w:lvl w:ilvl="4" w:tentative="1">
+      <w:start w:val="1"/>
+      <w:numFmt w:val="bullet"/>
+      <w:lvlText w:val=""/>
+      <w:lvlJc w:val="left"/>
+      <w:pPr>
+        <w:tabs>
+          <w:tab w:val="num" w:pos="3600"/>
+        </w:tabs>
+        <w:ind w:left="3600" w:hanging="360"/>
+      </w:pPr>
+      <w:rPr>
+        <w:rFonts w:ascii="Wingdings" w:hAnsi="Wingdings" w:hint="default"/>
+        <w:sz w:val="20"/>
+      </w:rPr>
+    </w:lvl>
+    <w:lvl w:ilvl="5" w:tentative="1">
+      <w:start w:val="1"/>
+      <w:numFmt w:val="bullet"/>
+      <w:lvlText w:val=""/>
+      <w:lvlJc w:val="left"/>
+      <w:pPr>
+        <w:tabs>
+          <w:tab w:val="num" w:pos="4320"/>
+        </w:tabs>
+        <w:ind w:left="4320" w:hanging="360"/>
+      </w:pPr>
+      <w:rPr>
+        <w:rFonts w:ascii="Wingdings" w:hAnsi="Wingdings" w:hint="default"/>
+        <w:sz w:val="20"/>
+      </w:rPr>
+    </w:lvl>
+    <w:lvl w:ilvl="6" w:tentative="1">
+      <w:start w:val="1"/>
+      <w:numFmt w:val="bullet"/>
+      <w:lvlText w:val=""/>
+      <w:lvlJc w:val="left"/>
+      <w:pPr>
+        <w:tabs>
+          <w:tab w:val="num" w:pos="5040"/>
+        </w:tabs>
+        <w:ind w:left="5040" w:hanging="360"/>
+      </w:pPr>
+      <w:rPr>
+        <w:rFonts w:ascii="Wingdings" w:hAnsi="Wingdings" w:hint="default"/>
+        <w:sz w:val="20"/>
+      </w:rPr>
+    </w:lvl>
+    <w:lvl w:ilvl="7" w:tentative="1">
+      <w:start w:val="1"/>
+      <w:numFmt w:val="bullet"/>
+      <w:lvlText w:val=""/>
+      <w:lvlJc w:val="left"/>
+      <w:pPr>
+        <w:tabs>
+          <w:tab w:val="num" w:pos="5760"/>
+        </w:tabs>
+        <w:ind w:left="5760" w:hanging="360"/>
+      </w:pPr>
+      <w:rPr>
+        <w:rFonts w:ascii="Wingdings" w:hAnsi="Wingdings" w:hint="default"/>
+        <w:sz w:val="20"/>
+      </w:rPr>
+    </w:lvl>
+    <w:lvl w:ilvl="8" w:tentative="1">
+      <w:start w:val="1"/>
+      <w:numFmt w:val="bullet"/>
+      <w:lvlText w:val=""/>
+      <w:lvlJc w:val="left"/>
+      <w:pPr>
+        <w:tabs>
+          <w:tab w:val="num" w:pos="6480"/>
+        </w:tabs>
+        <w:ind w:left="6480" w:hanging="360"/>
+      </w:pPr>
+      <w:rPr>
+        <w:rFonts w:ascii="Wingdings" w:hAnsi="Wingdings" w:hint="default"/>
+        <w:sz w:val="20"/>
+      </w:rPr>
+    </w:lvl>
+  </w:abstractNum>
+  <w:abstractNum w:abstractNumId="9" w15:restartNumberingAfterBreak="0">
+    <w:nsid w:val="49145971"/>
+    <w:multiLevelType w:val="multilevel"/>
+    <w:tmpl w:val="20026436"/>
+    <w:lvl w:ilvl="0">
+      <w:start w:val="1"/>
+      <w:numFmt w:val="bullet"/>
+      <w:lvlText w:val=""/>
+      <w:lvlJc w:val="left"/>
+      <w:pPr>
+        <w:tabs>
+          <w:tab w:val="num" w:pos="720"/>
+        </w:tabs>
+        <w:ind w:left="720" w:hanging="360"/>
+      </w:pPr>
+      <w:rPr>
+        <w:rFonts w:ascii="Symbol" w:hAnsi="Symbol" w:hint="default"/>
+        <w:sz w:val="20"/>
+      </w:rPr>
+    </w:lvl>
+    <w:lvl w:ilvl="1" w:tentative="1">
+      <w:start w:val="1"/>
+      <w:numFmt w:val="bullet"/>
+      <w:lvlText w:val="o"/>
+      <w:lvlJc w:val="left"/>
+      <w:pPr>
+        <w:tabs>
+          <w:tab w:val="num" w:pos="1440"/>
+        </w:tabs>
+        <w:ind w:left="1440" w:hanging="360"/>
+      </w:pPr>
+      <w:rPr>
+        <w:rFonts w:ascii="Courier New" w:hAnsi="Courier New" w:hint="default"/>
+        <w:sz w:val="20"/>
+      </w:rPr>
+    </w:lvl>
+    <w:lvl w:ilvl="2" w:tentative="1">
+      <w:start w:val="1"/>
+      <w:numFmt w:val="bullet"/>
+      <w:lvlText w:val=""/>
+      <w:lvlJc w:val="left"/>
+      <w:pPr>
+        <w:tabs>
+          <w:tab w:val="num" w:pos="2160"/>
+        </w:tabs>
+        <w:ind w:left="2160" w:hanging="360"/>
+      </w:pPr>
+      <w:rPr>
+        <w:rFonts w:ascii="Wingdings" w:hAnsi="Wingdings" w:hint="default"/>
+        <w:sz w:val="20"/>
+      </w:rPr>
+    </w:lvl>
+    <w:lvl w:ilvl="3" w:tentative="1">
+      <w:start w:val="1"/>
+      <w:numFmt w:val="bullet"/>
+      <w:lvlText w:val=""/>
+      <w:lvlJc w:val="left"/>
+      <w:pPr>
+        <w:tabs>
+          <w:tab w:val="num" w:pos="2880"/>
+        </w:tabs>
+        <w:ind w:left="2880" w:hanging="360"/>
+      </w:pPr>
+      <w:rPr>
+        <w:rFonts w:ascii="Wingdings" w:hAnsi="Wingdings" w:hint="default"/>
+        <w:sz w:val="20"/>
+      </w:rPr>
+    </w:lvl>
+    <w:lvl w:ilvl="4" w:tentative="1">
+      <w:start w:val="1"/>
+      <w:numFmt w:val="bullet"/>
+      <w:lvlText w:val=""/>
+      <w:lvlJc w:val="left"/>
+      <w:pPr>
+        <w:tabs>
+          <w:tab w:val="num" w:pos="3600"/>
+        </w:tabs>
+        <w:ind w:left="3600" w:hanging="360"/>
+      </w:pPr>
+      <w:rPr>
+        <w:rFonts w:ascii="Wingdings" w:hAnsi="Wingdings" w:hint="default"/>
+        <w:sz w:val="20"/>
+      </w:rPr>
+    </w:lvl>
+    <w:lvl w:ilvl="5" w:tentative="1">
+      <w:start w:val="1"/>
+      <w:numFmt w:val="bullet"/>
+      <w:lvlText w:val=""/>
+      <w:lvlJc w:val="left"/>
+      <w:pPr>
+        <w:tabs>
+          <w:tab w:val="num" w:pos="4320"/>
+        </w:tabs>
+        <w:ind w:left="4320" w:hanging="360"/>
+      </w:pPr>
+      <w:rPr>
+        <w:rFonts w:ascii="Wingdings" w:hAnsi="Wingdings" w:hint="default"/>
+        <w:sz w:val="20"/>
+      </w:rPr>
+    </w:lvl>
+    <w:lvl w:ilvl="6" w:tentative="1">
+      <w:start w:val="1"/>
+      <w:numFmt w:val="bullet"/>
+      <w:lvlText w:val=""/>
+      <w:lvlJc w:val="left"/>
+      <w:pPr>
+        <w:tabs>
+          <w:tab w:val="num" w:pos="5040"/>
+        </w:tabs>
+        <w:ind w:left="5040" w:hanging="360"/>
+      </w:pPr>
+      <w:rPr>
+        <w:rFonts w:ascii="Wingdings" w:hAnsi="Wingdings" w:hint="default"/>
+        <w:sz w:val="20"/>
+      </w:rPr>
+    </w:lvl>
+    <w:lvl w:ilvl="7" w:tentative="1">
+      <w:start w:val="1"/>
+      <w:numFmt w:val="bullet"/>
+      <w:lvlText w:val=""/>
+      <w:lvlJc w:val="left"/>
+      <w:pPr>
+        <w:tabs>
+          <w:tab w:val="num" w:pos="5760"/>
+        </w:tabs>
+        <w:ind w:left="5760" w:hanging="360"/>
+      </w:pPr>
+      <w:rPr>
+        <w:rFonts w:ascii="Wingdings" w:hAnsi="Wingdings" w:hint="default"/>
+        <w:sz w:val="20"/>
+      </w:rPr>
+    </w:lvl>
+    <w:lvl w:ilvl="8" w:tentative="1">
+      <w:start w:val="1"/>
+      <w:numFmt w:val="bullet"/>
+      <w:lvlText w:val=""/>
+      <w:lvlJc w:val="left"/>
+      <w:pPr>
+        <w:tabs>
+          <w:tab w:val="num" w:pos="6480"/>
+        </w:tabs>
+        <w:ind w:left="6480" w:hanging="360"/>
+      </w:pPr>
+      <w:rPr>
+        <w:rFonts w:ascii="Wingdings" w:hAnsi="Wingdings" w:hint="default"/>
+        <w:sz w:val="20"/>
+      </w:rPr>
+    </w:lvl>
+  </w:abstractNum>
+  <w:abstractNum w:abstractNumId="10" w15:restartNumberingAfterBreak="0">
+    <w:nsid w:val="4E2353DF"/>
+    <w:multiLevelType w:val="multilevel"/>
+    <w:tmpl w:val="8FC870DA"/>
+    <w:lvl w:ilvl="0">
+      <w:start w:val="1"/>
+      <w:numFmt w:val="bullet"/>
+      <w:lvlText w:val=""/>
+      <w:lvlJc w:val="left"/>
+      <w:pPr>
+        <w:tabs>
+          <w:tab w:val="num" w:pos="720"/>
+        </w:tabs>
+        <w:ind w:left="720" w:hanging="360"/>
+      </w:pPr>
+      <w:rPr>
+        <w:rFonts w:ascii="Symbol" w:hAnsi="Symbol" w:hint="default"/>
+        <w:sz w:val="20"/>
+      </w:rPr>
+    </w:lvl>
+    <w:lvl w:ilvl="1" w:tentative="1">
+      <w:start w:val="1"/>
+      <w:numFmt w:val="bullet"/>
+      <w:lvlText w:val="o"/>
+      <w:lvlJc w:val="left"/>
+      <w:pPr>
+        <w:tabs>
+          <w:tab w:val="num" w:pos="1440"/>
+        </w:tabs>
+        <w:ind w:left="1440" w:hanging="360"/>
+      </w:pPr>
+      <w:rPr>
+        <w:rFonts w:ascii="Courier New" w:hAnsi="Courier New" w:hint="default"/>
+        <w:sz w:val="20"/>
+      </w:rPr>
+    </w:lvl>
+    <w:lvl w:ilvl="2" w:tentative="1">
+      <w:start w:val="1"/>
+      <w:numFmt w:val="bullet"/>
+      <w:lvlText w:val=""/>
+      <w:lvlJc w:val="left"/>
+      <w:pPr>
+        <w:tabs>
+          <w:tab w:val="num" w:pos="2160"/>
+        </w:tabs>
+        <w:ind w:left="2160" w:hanging="360"/>
+      </w:pPr>
+      <w:rPr>
+        <w:rFonts w:ascii="Wingdings" w:hAnsi="Wingdings" w:hint="default"/>
+        <w:sz w:val="20"/>
+      </w:rPr>
+    </w:lvl>
+    <w:lvl w:ilvl="3" w:tentative="1">
+      <w:start w:val="1"/>
+      <w:numFmt w:val="bullet"/>
+      <w:lvlText w:val=""/>
+      <w:lvlJc w:val="left"/>
+      <w:pPr>
+        <w:tabs>
+          <w:tab w:val="num" w:pos="2880"/>
+        </w:tabs>
+        <w:ind w:left="2880" w:hanging="360"/>
+      </w:pPr>
+      <w:rPr>
+        <w:rFonts w:ascii="Wingdings" w:hAnsi="Wingdings" w:hint="default"/>
+        <w:sz w:val="20"/>
+      </w:rPr>
+    </w:lvl>
+    <w:lvl w:ilvl="4" w:tentative="1">
+      <w:start w:val="1"/>
+      <w:numFmt w:val="bullet"/>
+      <w:lvlText w:val=""/>
+      <w:lvlJc w:val="left"/>
+      <w:pPr>
+        <w:tabs>
+          <w:tab w:val="num" w:pos="3600"/>
+        </w:tabs>
+        <w:ind w:left="3600" w:hanging="360"/>
+      </w:pPr>
+      <w:rPr>
+        <w:rFonts w:ascii="Wingdings" w:hAnsi="Wingdings" w:hint="default"/>
+        <w:sz w:val="20"/>
+      </w:rPr>
+    </w:lvl>
+    <w:lvl w:ilvl="5" w:tentative="1">
+      <w:start w:val="1"/>
+      <w:numFmt w:val="bullet"/>
+      <w:lvlText w:val=""/>
+      <w:lvlJc w:val="left"/>
+      <w:pPr>
+        <w:tabs>
+          <w:tab w:val="num" w:pos="4320"/>
+        </w:tabs>
+        <w:ind w:left="4320" w:hanging="360"/>
+      </w:pPr>
+      <w:rPr>
+        <w:rFonts w:ascii="Wingdings" w:hAnsi="Wingdings" w:hint="default"/>
+        <w:sz w:val="20"/>
+      </w:rPr>
+    </w:lvl>
+    <w:lvl w:ilvl="6" w:tentative="1">
+      <w:start w:val="1"/>
+      <w:numFmt w:val="bullet"/>
+      <w:lvlText w:val=""/>
+      <w:lvlJc w:val="left"/>
+      <w:pPr>
+        <w:tabs>
+          <w:tab w:val="num" w:pos="5040"/>
+        </w:tabs>
+        <w:ind w:left="5040" w:hanging="360"/>
+      </w:pPr>
+      <w:rPr>
+        <w:rFonts w:ascii="Wingdings" w:hAnsi="Wingdings" w:hint="default"/>
+        <w:sz w:val="20"/>
+      </w:rPr>
+    </w:lvl>
+    <w:lvl w:ilvl="7" w:tentative="1">
+      <w:start w:val="1"/>
+      <w:numFmt w:val="bullet"/>
+      <w:lvlText w:val=""/>
+      <w:lvlJc w:val="left"/>
+      <w:pPr>
+        <w:tabs>
+          <w:tab w:val="num" w:pos="5760"/>
+        </w:tabs>
+        <w:ind w:left="5760" w:hanging="360"/>
+      </w:pPr>
+      <w:rPr>
+        <w:rFonts w:ascii="Wingdings" w:hAnsi="Wingdings" w:hint="default"/>
+        <w:sz w:val="20"/>
+      </w:rPr>
+    </w:lvl>
+    <w:lvl w:ilvl="8" w:tentative="1">
+      <w:start w:val="1"/>
+      <w:numFmt w:val="bullet"/>
+      <w:lvlText w:val=""/>
+      <w:lvlJc w:val="left"/>
+      <w:pPr>
+        <w:tabs>
+          <w:tab w:val="num" w:pos="6480"/>
+        </w:tabs>
+        <w:ind w:left="6480" w:hanging="360"/>
+      </w:pPr>
+      <w:rPr>
+        <w:rFonts w:ascii="Wingdings" w:hAnsi="Wingdings" w:hint="default"/>
+        <w:sz w:val="20"/>
+      </w:rPr>
+    </w:lvl>
+  </w:abstractNum>
+  <w:abstractNum w:abstractNumId="11" w15:restartNumberingAfterBreak="0">
+    <w:nsid w:val="55DD4AB4"/>
+    <w:multiLevelType w:val="multilevel"/>
+    <w:tmpl w:val="60EA722E"/>
+    <w:lvl w:ilvl="0">
+      <w:start w:val="1"/>
+      <w:numFmt w:val="decimal"/>
+      <w:lvlText w:val="%1."/>
+      <w:lvlJc w:val="left"/>
+      <w:pPr>
+        <w:tabs>
+          <w:tab w:val="num" w:pos="720"/>
+        </w:tabs>
+        <w:ind w:left="720" w:hanging="360"/>
+      </w:pPr>
+    </w:lvl>
+    <w:lvl w:ilvl="1" w:tentative="1">
+      <w:start w:val="1"/>
+      <w:numFmt w:val="decimal"/>
+      <w:lvlText w:val="%2."/>
+      <w:lvlJc w:val="left"/>
+      <w:pPr>
+        <w:tabs>
+          <w:tab w:val="num" w:pos="1440"/>
+        </w:tabs>
+        <w:ind w:left="1440" w:hanging="360"/>
+      </w:pPr>
+    </w:lvl>
+    <w:lvl w:ilvl="2" w:tentative="1">
+      <w:start w:val="1"/>
+      <w:numFmt w:val="decimal"/>
+      <w:lvlText w:val="%3."/>
+      <w:lvlJc w:val="left"/>
+      <w:pPr>
+        <w:tabs>
+          <w:tab w:val="num" w:pos="2160"/>
+        </w:tabs>
+        <w:ind w:left="2160" w:hanging="360"/>
+      </w:pPr>
+    </w:lvl>
+    <w:lvl w:ilvl="3" w:tentative="1">
+      <w:start w:val="1"/>
+      <w:numFmt w:val="decimal"/>
+      <w:lvlText w:val="%4."/>
+      <w:lvlJc w:val="left"/>
+      <w:pPr>
+        <w:tabs>
+          <w:tab w:val="num" w:pos="2880"/>
+        </w:tabs>
+        <w:ind w:left="2880" w:hanging="360"/>
+      </w:pPr>
+    </w:lvl>
+    <w:lvl w:ilvl="4" w:tentative="1">
+      <w:start w:val="1"/>
+      <w:numFmt w:val="decimal"/>
+      <w:lvlText w:val="%5."/>
+      <w:lvlJc w:val="left"/>
+      <w:pPr>
+        <w:tabs>
+          <w:tab w:val="num" w:pos="3600"/>
+        </w:tabs>
+        <w:ind w:left="3600" w:hanging="360"/>
+      </w:pPr>
+    </w:lvl>
+    <w:lvl w:ilvl="5" w:tentative="1">
+      <w:start w:val="1"/>
+      <w:numFmt w:val="decimal"/>
+      <w:lvlText w:val="%6."/>
+      <w:lvlJc w:val="left"/>
+      <w:pPr>
+        <w:tabs>
+          <w:tab w:val="num" w:pos="4320"/>
+        </w:tabs>
+        <w:ind w:left="4320" w:hanging="360"/>
+      </w:pPr>
+    </w:lvl>
+    <w:lvl w:ilvl="6" w:tentative="1">
+      <w:start w:val="1"/>
+      <w:numFmt w:val="decimal"/>
+      <w:lvlText w:val="%7."/>
+      <w:lvlJc w:val="left"/>
+      <w:pPr>
+        <w:tabs>
+          <w:tab w:val="num" w:pos="5040"/>
+        </w:tabs>
+        <w:ind w:left="5040" w:hanging="360"/>
+      </w:pPr>
+    </w:lvl>
+    <w:lvl w:ilvl="7" w:tentative="1">
+      <w:start w:val="1"/>
+      <w:numFmt w:val="decimal"/>
+      <w:lvlText w:val="%8."/>
+      <w:lvlJc w:val="left"/>
+      <w:pPr>
+        <w:tabs>
+          <w:tab w:val="num" w:pos="5760"/>
+        </w:tabs>
+        <w:ind w:left="5760" w:hanging="360"/>
+      </w:pPr>
+    </w:lvl>
+    <w:lvl w:ilvl="8" w:tentative="1">
+      <w:start w:val="1"/>
+      <w:numFmt w:val="decimal"/>
+      <w:lvlText w:val="%9."/>
+      <w:lvlJc w:val="left"/>
+      <w:pPr>
+        <w:tabs>
+          <w:tab w:val="num" w:pos="6480"/>
+        </w:tabs>
+        <w:ind w:left="6480" w:hanging="360"/>
+      </w:pPr>
+    </w:lvl>
+  </w:abstractNum>
+  <w:abstractNum w:abstractNumId="12" w15:restartNumberingAfterBreak="0">
+    <w:nsid w:val="57B03B60"/>
+    <w:multiLevelType w:val="multilevel"/>
+    <w:tmpl w:val="3C1C8300"/>
+    <w:lvl w:ilvl="0">
+      <w:start w:val="1"/>
+      <w:numFmt w:val="bullet"/>
+      <w:lvlText w:val=""/>
+      <w:lvlJc w:val="left"/>
+      <w:pPr>
+        <w:tabs>
+          <w:tab w:val="num" w:pos="720"/>
+        </w:tabs>
+        <w:ind w:left="720" w:hanging="360"/>
+      </w:pPr>
+      <w:rPr>
+        <w:rFonts w:ascii="Symbol" w:hAnsi="Symbol" w:hint="default"/>
+        <w:sz w:val="20"/>
+      </w:rPr>
+    </w:lvl>
+    <w:lvl w:ilvl="1" w:tentative="1">
+      <w:start w:val="1"/>
+      <w:numFmt w:val="bullet"/>
+      <w:lvlText w:val="o"/>
+      <w:lvlJc w:val="left"/>
+      <w:pPr>
+        <w:tabs>
+          <w:tab w:val="num" w:pos="1440"/>
+        </w:tabs>
+        <w:ind w:left="1440" w:hanging="360"/>
+      </w:pPr>
+      <w:rPr>
+        <w:rFonts w:ascii="Courier New" w:hAnsi="Courier New" w:hint="default"/>
+        <w:sz w:val="20"/>
+      </w:rPr>
+    </w:lvl>
+    <w:lvl w:ilvl="2" w:tentative="1">
+      <w:start w:val="1"/>
+      <w:numFmt w:val="bullet"/>
+      <w:lvlText w:val=""/>
+      <w:lvlJc w:val="left"/>
+      <w:pPr>
+        <w:tabs>
+          <w:tab w:val="num" w:pos="2160"/>
+        </w:tabs>
+        <w:ind w:left="2160" w:hanging="360"/>
+      </w:pPr>
+      <w:rPr>
+        <w:rFonts w:ascii="Wingdings" w:hAnsi="Wingdings" w:hint="default"/>
+        <w:sz w:val="20"/>
+      </w:rPr>
+    </w:lvl>
+    <w:lvl w:ilvl="3" w:tentative="1">
+      <w:start w:val="1"/>
+      <w:numFmt w:val="bullet"/>
+      <w:lvlText w:val=""/>
+      <w:lvlJc w:val="left"/>
+      <w:pPr>
+        <w:tabs>
+          <w:tab w:val="num" w:pos="2880"/>
+        </w:tabs>
+        <w:ind w:left="2880" w:hanging="360"/>
+      </w:pPr>
+      <w:rPr>
+        <w:rFonts w:ascii="Wingdings" w:hAnsi="Wingdings" w:hint="default"/>
+        <w:sz w:val="20"/>
+      </w:rPr>
+    </w:lvl>
+    <w:lvl w:ilvl="4" w:tentative="1">
+      <w:start w:val="1"/>
+      <w:numFmt w:val="bullet"/>
+      <w:lvlText w:val=""/>
+      <w:lvlJc w:val="left"/>
+      <w:pPr>
+        <w:tabs>
+          <w:tab w:val="num" w:pos="3600"/>
+        </w:tabs>
+        <w:ind w:left="3600" w:hanging="360"/>
+      </w:pPr>
+      <w:rPr>
+        <w:rFonts w:ascii="Wingdings" w:hAnsi="Wingdings" w:hint="default"/>
+        <w:sz w:val="20"/>
+      </w:rPr>
+    </w:lvl>
+    <w:lvl w:ilvl="5" w:tentative="1">
+      <w:start w:val="1"/>
+      <w:numFmt w:val="bullet"/>
+      <w:lvlText w:val=""/>
+      <w:lvlJc w:val="left"/>
+      <w:pPr>
+        <w:tabs>
+          <w:tab w:val="num" w:pos="4320"/>
+        </w:tabs>
+        <w:ind w:left="4320" w:hanging="360"/>
+      </w:pPr>
+      <w:rPr>
+        <w:rFonts w:ascii="Wingdings" w:hAnsi="Wingdings" w:hint="default"/>
+        <w:sz w:val="20"/>
+      </w:rPr>
+    </w:lvl>
+    <w:lvl w:ilvl="6" w:tentative="1">
+      <w:start w:val="1"/>
+      <w:numFmt w:val="bullet"/>
+      <w:lvlText w:val=""/>
+      <w:lvlJc w:val="left"/>
+      <w:pPr>
+        <w:tabs>
+          <w:tab w:val="num" w:pos="5040"/>
+        </w:tabs>
+        <w:ind w:left="5040" w:hanging="360"/>
+      </w:pPr>
+      <w:rPr>
+        <w:rFonts w:ascii="Wingdings" w:hAnsi="Wingdings" w:hint="default"/>
+        <w:sz w:val="20"/>
+      </w:rPr>
+    </w:lvl>
+    <w:lvl w:ilvl="7" w:tentative="1">
+      <w:start w:val="1"/>
+      <w:numFmt w:val="bullet"/>
+      <w:lvlText w:val=""/>
+      <w:lvlJc w:val="left"/>
+      <w:pPr>
+        <w:tabs>
+          <w:tab w:val="num" w:pos="5760"/>
+        </w:tabs>
+        <w:ind w:left="5760" w:hanging="360"/>
+      </w:pPr>
+      <w:rPr>
+        <w:rFonts w:ascii="Wingdings" w:hAnsi="Wingdings" w:hint="default"/>
+        <w:sz w:val="20"/>
+      </w:rPr>
+    </w:lvl>
+    <w:lvl w:ilvl="8" w:tentative="1">
+      <w:start w:val="1"/>
+      <w:numFmt w:val="bullet"/>
+      <w:lvlText w:val=""/>
+      <w:lvlJc w:val="left"/>
+      <w:pPr>
+        <w:tabs>
+          <w:tab w:val="num" w:pos="6480"/>
+        </w:tabs>
+        <w:ind w:left="6480" w:hanging="360"/>
+      </w:pPr>
+      <w:rPr>
+        <w:rFonts w:ascii="Wingdings" w:hAnsi="Wingdings" w:hint="default"/>
+        <w:sz w:val="20"/>
+      </w:rPr>
+    </w:lvl>
+  </w:abstractNum>
+  <w:abstractNum w:abstractNumId="13" w15:restartNumberingAfterBreak="0">
+    <w:nsid w:val="59D634E1"/>
+    <w:multiLevelType w:val="multilevel"/>
+    <w:tmpl w:val="A97ECF34"/>
+    <w:lvl w:ilvl="0">
+      <w:start w:val="1"/>
+      <w:numFmt w:val="bullet"/>
+      <w:lvlText w:val=""/>
+      <w:lvlJc w:val="left"/>
+      <w:pPr>
+        <w:tabs>
+          <w:tab w:val="num" w:pos="720"/>
+        </w:tabs>
+        <w:ind w:left="720" w:hanging="360"/>
+      </w:pPr>
+      <w:rPr>
+        <w:rFonts w:ascii="Symbol" w:hAnsi="Symbol" w:hint="default"/>
+        <w:sz w:val="20"/>
+      </w:rPr>
+    </w:lvl>
+    <w:lvl w:ilvl="1" w:tentative="1">
+      <w:start w:val="1"/>
+      <w:numFmt w:val="bullet"/>
+      <w:lvlText w:val="o"/>
+      <w:lvlJc w:val="left"/>
+      <w:pPr>
+        <w:tabs>
+          <w:tab w:val="num" w:pos="1440"/>
+        </w:tabs>
+        <w:ind w:left="1440" w:hanging="360"/>
+      </w:pPr>
+      <w:rPr>
+        <w:rFonts w:ascii="Courier New" w:hAnsi="Courier New" w:hint="default"/>
+        <w:sz w:val="20"/>
+      </w:rPr>
+    </w:lvl>
+    <w:lvl w:ilvl="2" w:tentative="1">
+      <w:start w:val="1"/>
+      <w:numFmt w:val="bullet"/>
+      <w:lvlText w:val=""/>
+      <w:lvlJc w:val="left"/>
+      <w:pPr>
+        <w:tabs>
+          <w:tab w:val="num" w:pos="2160"/>
+        </w:tabs>
+        <w:ind w:left="2160" w:hanging="360"/>
+      </w:pPr>
+      <w:rPr>
+        <w:rFonts w:ascii="Wingdings" w:hAnsi="Wingdings" w:hint="default"/>
+        <w:sz w:val="20"/>
+      </w:rPr>
+    </w:lvl>
+    <w:lvl w:ilvl="3" w:tentative="1">
+      <w:start w:val="1"/>
+      <w:numFmt w:val="bullet"/>
+      <w:lvlText w:val=""/>
+      <w:lvlJc w:val="left"/>
+      <w:pPr>
+        <w:tabs>
+          <w:tab w:val="num" w:pos="2880"/>
+        </w:tabs>
+        <w:ind w:left="2880" w:hanging="360"/>
+      </w:pPr>
+      <w:rPr>
+        <w:rFonts w:ascii="Wingdings" w:hAnsi="Wingdings" w:hint="default"/>
+        <w:sz w:val="20"/>
+      </w:rPr>
+    </w:lvl>
+    <w:lvl w:ilvl="4" w:tentative="1">
+      <w:start w:val="1"/>
+      <w:numFmt w:val="bullet"/>
+      <w:lvlText w:val=""/>
+      <w:lvlJc w:val="left"/>
+      <w:pPr>
+        <w:tabs>
+          <w:tab w:val="num" w:pos="3600"/>
+        </w:tabs>
+        <w:ind w:left="3600" w:hanging="360"/>
+      </w:pPr>
+      <w:rPr>
+        <w:rFonts w:ascii="Wingdings" w:hAnsi="Wingdings" w:hint="default"/>
+        <w:sz w:val="20"/>
+      </w:rPr>
+    </w:lvl>
+    <w:lvl w:ilvl="5" w:tentative="1">
+      <w:start w:val="1"/>
+      <w:numFmt w:val="bullet"/>
+      <w:lvlText w:val=""/>
+      <w:lvlJc w:val="left"/>
+      <w:pPr>
+        <w:tabs>
+          <w:tab w:val="num" w:pos="4320"/>
+        </w:tabs>
+        <w:ind w:left="4320" w:hanging="360"/>
+      </w:pPr>
+      <w:rPr>
+        <w:rFonts w:ascii="Wingdings" w:hAnsi="Wingdings" w:hint="default"/>
+        <w:sz w:val="20"/>
+      </w:rPr>
+    </w:lvl>
+    <w:lvl w:ilvl="6" w:tentative="1">
+      <w:start w:val="1"/>
+      <w:numFmt w:val="bullet"/>
+      <w:lvlText w:val=""/>
+      <w:lvlJc w:val="left"/>
+      <w:pPr>
+        <w:tabs>
+          <w:tab w:val="num" w:pos="5040"/>
+        </w:tabs>
+        <w:ind w:left="5040" w:hanging="360"/>
+      </w:pPr>
+      <w:rPr>
+        <w:rFonts w:ascii="Wingdings" w:hAnsi="Wingdings" w:hint="default"/>
+        <w:sz w:val="20"/>
+      </w:rPr>
+    </w:lvl>
+    <w:lvl w:ilvl="7" w:tentative="1">
+      <w:start w:val="1"/>
+      <w:numFmt w:val="bullet"/>
+      <w:lvlText w:val=""/>
+      <w:lvlJc w:val="left"/>
+      <w:pPr>
+        <w:tabs>
+          <w:tab w:val="num" w:pos="5760"/>
+        </w:tabs>
+        <w:ind w:left="5760" w:hanging="360"/>
+      </w:pPr>
+      <w:rPr>
+        <w:rFonts w:ascii="Wingdings" w:hAnsi="Wingdings" w:hint="default"/>
+        <w:sz w:val="20"/>
+      </w:rPr>
+    </w:lvl>
+    <w:lvl w:ilvl="8" w:tentative="1">
+      <w:start w:val="1"/>
+      <w:numFmt w:val="bullet"/>
+      <w:lvlText w:val=""/>
+      <w:lvlJc w:val="left"/>
+      <w:pPr>
+        <w:tabs>
+          <w:tab w:val="num" w:pos="6480"/>
+        </w:tabs>
+        <w:ind w:left="6480" w:hanging="360"/>
+      </w:pPr>
+      <w:rPr>
+        <w:rFonts w:ascii="Wingdings" w:hAnsi="Wingdings" w:hint="default"/>
+        <w:sz w:val="20"/>
+      </w:rPr>
+    </w:lvl>
+  </w:abstractNum>
+  <w:abstractNum w:abstractNumId="14" w15:restartNumberingAfterBreak="0">
+    <w:nsid w:val="5E885CB7"/>
+    <w:multiLevelType w:val="multilevel"/>
+    <w:tmpl w:val="1F22D338"/>
+    <w:lvl w:ilvl="0">
+      <w:start w:val="1"/>
+      <w:numFmt w:val="bullet"/>
+      <w:lvlText w:val=""/>
+      <w:lvlJc w:val="left"/>
+      <w:pPr>
+        <w:tabs>
+          <w:tab w:val="num" w:pos="720"/>
+        </w:tabs>
+        <w:ind w:left="720" w:hanging="360"/>
+      </w:pPr>
+      <w:rPr>
+        <w:rFonts w:ascii="Symbol" w:hAnsi="Symbol" w:hint="default"/>
+        <w:sz w:val="20"/>
+      </w:rPr>
+    </w:lvl>
+    <w:lvl w:ilvl="1" w:tentative="1">
+      <w:start w:val="1"/>
+      <w:numFmt w:val="bullet"/>
+      <w:lvlText w:val="o"/>
+      <w:lvlJc w:val="left"/>
+      <w:pPr>
+        <w:tabs>
+          <w:tab w:val="num" w:pos="1440"/>
+        </w:tabs>
+        <w:ind w:left="1440" w:hanging="360"/>
+      </w:pPr>
+      <w:rPr>
+        <w:rFonts w:ascii="Courier New" w:hAnsi="Courier New" w:hint="default"/>
+        <w:sz w:val="20"/>
+      </w:rPr>
+    </w:lvl>
+    <w:lvl w:ilvl="2" w:tentative="1">
+      <w:start w:val="1"/>
+      <w:numFmt w:val="bullet"/>
+      <w:lvlText w:val=""/>
+      <w:lvlJc w:val="left"/>
+      <w:pPr>
+        <w:tabs>
+          <w:tab w:val="num" w:pos="2160"/>
+        </w:tabs>
+        <w:ind w:left="2160" w:hanging="360"/>
+      </w:pPr>
+      <w:rPr>
+        <w:rFonts w:ascii="Wingdings" w:hAnsi="Wingdings" w:hint="default"/>
+        <w:sz w:val="20"/>
+      </w:rPr>
+    </w:lvl>
+    <w:lvl w:ilvl="3" w:tentative="1">
+      <w:start w:val="1"/>
+      <w:numFmt w:val="bullet"/>
+      <w:lvlText w:val=""/>
+      <w:lvlJc w:val="left"/>
+      <w:pPr>
+        <w:tabs>
+          <w:tab w:val="num" w:pos="2880"/>
+        </w:tabs>
+        <w:ind w:left="2880" w:hanging="360"/>
+      </w:pPr>
+      <w:rPr>
+        <w:rFonts w:ascii="Wingdings" w:hAnsi="Wingdings" w:hint="default"/>
+        <w:sz w:val="20"/>
+      </w:rPr>
+    </w:lvl>
+    <w:lvl w:ilvl="4" w:tentative="1">
+      <w:start w:val="1"/>
+      <w:numFmt w:val="bullet"/>
+      <w:lvlText w:val=""/>
+      <w:lvlJc w:val="left"/>
+      <w:pPr>
+        <w:tabs>
+          <w:tab w:val="num" w:pos="3600"/>
+        </w:tabs>
+        <w:ind w:left="3600" w:hanging="360"/>
+      </w:pPr>
+      <w:rPr>
+        <w:rFonts w:ascii="Wingdings" w:hAnsi="Wingdings" w:hint="default"/>
+        <w:sz w:val="20"/>
+      </w:rPr>
+    </w:lvl>
+    <w:lvl w:ilvl="5" w:tentative="1">
+      <w:start w:val="1"/>
+      <w:numFmt w:val="bullet"/>
+      <w:lvlText w:val=""/>
+      <w:lvlJc w:val="left"/>
+      <w:pPr>
+        <w:tabs>
+          <w:tab w:val="num" w:pos="4320"/>
+        </w:tabs>
+        <w:ind w:left="4320" w:hanging="360"/>
+      </w:pPr>
+      <w:rPr>
+        <w:rFonts w:ascii="Wingdings" w:hAnsi="Wingdings" w:hint="default"/>
+        <w:sz w:val="20"/>
+      </w:rPr>
+    </w:lvl>
+    <w:lvl w:ilvl="6" w:tentative="1">
+      <w:start w:val="1"/>
+      <w:numFmt w:val="bullet"/>
+      <w:lvlText w:val=""/>
+      <w:lvlJc w:val="left"/>
+      <w:pPr>
+        <w:tabs>
+          <w:tab w:val="num" w:pos="5040"/>
+        </w:tabs>
+        <w:ind w:left="5040" w:hanging="360"/>
+      </w:pPr>
+      <w:rPr>
+        <w:rFonts w:ascii="Wingdings" w:hAnsi="Wingdings" w:hint="default"/>
+        <w:sz w:val="20"/>
+      </w:rPr>
+    </w:lvl>
+    <w:lvl w:ilvl="7" w:tentative="1">
+      <w:start w:val="1"/>
+      <w:numFmt w:val="bullet"/>
+      <w:lvlText w:val=""/>
+      <w:lvlJc w:val="left"/>
+      <w:pPr>
+        <w:tabs>
+          <w:tab w:val="num" w:pos="5760"/>
+        </w:tabs>
+        <w:ind w:left="5760" w:hanging="360"/>
+      </w:pPr>
+      <w:rPr>
+        <w:rFonts w:ascii="Wingdings" w:hAnsi="Wingdings" w:hint="default"/>
+        <w:sz w:val="20"/>
+      </w:rPr>
+    </w:lvl>
+    <w:lvl w:ilvl="8" w:tentative="1">
+      <w:start w:val="1"/>
+      <w:numFmt w:val="bullet"/>
+      <w:lvlText w:val=""/>
+      <w:lvlJc w:val="left"/>
+      <w:pPr>
+        <w:tabs>
+          <w:tab w:val="num" w:pos="6480"/>
+        </w:tabs>
+        <w:ind w:left="6480" w:hanging="360"/>
+      </w:pPr>
+      <w:rPr>
+        <w:rFonts w:ascii="Wingdings" w:hAnsi="Wingdings" w:hint="default"/>
+        <w:sz w:val="20"/>
+      </w:rPr>
+    </w:lvl>
+  </w:abstractNum>
+  <w:abstractNum w:abstractNumId="15" w15:restartNumberingAfterBreak="0">
+    <w:nsid w:val="69996061"/>
+    <w:multiLevelType w:val="multilevel"/>
+    <w:tmpl w:val="49141130"/>
+    <w:lvl w:ilvl="0">
+      <w:start w:val="1"/>
+      <w:numFmt w:val="bullet"/>
+      <w:lvlText w:val=""/>
+      <w:lvlJc w:val="left"/>
+      <w:pPr>
+        <w:tabs>
+          <w:tab w:val="num" w:pos="720"/>
+        </w:tabs>
+        <w:ind w:left="720" w:hanging="360"/>
+      </w:pPr>
+      <w:rPr>
+        <w:rFonts w:ascii="Symbol" w:hAnsi="Symbol" w:hint="default"/>
+        <w:sz w:val="20"/>
+      </w:rPr>
+    </w:lvl>
+    <w:lvl w:ilvl="1" w:tentative="1">
+      <w:start w:val="1"/>
+      <w:numFmt w:val="bullet"/>
+      <w:lvlText w:val="o"/>
+      <w:lvlJc w:val="left"/>
+      <w:pPr>
+        <w:tabs>
+          <w:tab w:val="num" w:pos="1440"/>
+        </w:tabs>
+        <w:ind w:left="1440" w:hanging="360"/>
+      </w:pPr>
+      <w:rPr>
+        <w:rFonts w:ascii="Courier New" w:hAnsi="Courier New" w:hint="default"/>
+        <w:sz w:val="20"/>
+      </w:rPr>
+    </w:lvl>
+    <w:lvl w:ilvl="2" w:tentative="1">
+      <w:start w:val="1"/>
+      <w:numFmt w:val="bullet"/>
+      <w:lvlText w:val=""/>
+      <w:lvlJc w:val="left"/>
+      <w:pPr>
+        <w:tabs>
+          <w:tab w:val="num" w:pos="2160"/>
+        </w:tabs>
+        <w:ind w:left="2160" w:hanging="360"/>
+      </w:pPr>
+      <w:rPr>
+        <w:rFonts w:ascii="Wingdings" w:hAnsi="Wingdings" w:hint="default"/>
+        <w:sz w:val="20"/>
+      </w:rPr>
+    </w:lvl>
+    <w:lvl w:ilvl="3" w:tentative="1">
+      <w:start w:val="1"/>
+      <w:numFmt w:val="bullet"/>
+      <w:lvlText w:val=""/>
+      <w:lvlJc w:val="left"/>
+      <w:pPr>
+        <w:tabs>
+          <w:tab w:val="num" w:pos="2880"/>
+        </w:tabs>
+        <w:ind w:left="2880" w:hanging="360"/>
+      </w:pPr>
+      <w:rPr>
+        <w:rFonts w:ascii="Wingdings" w:hAnsi="Wingdings" w:hint="default"/>
+        <w:sz w:val="20"/>
+      </w:rPr>
+    </w:lvl>
+    <w:lvl w:ilvl="4" w:tentative="1">
+      <w:start w:val="1"/>
+      <w:numFmt w:val="bullet"/>
+      <w:lvlText w:val=""/>
+      <w:lvlJc w:val="left"/>
+      <w:pPr>
+        <w:tabs>
+          <w:tab w:val="num" w:pos="3600"/>
+        </w:tabs>
+        <w:ind w:left="3600" w:hanging="360"/>
+      </w:pPr>
+      <w:rPr>
+        <w:rFonts w:ascii="Wingdings" w:hAnsi="Wingdings" w:hint="default"/>
+        <w:sz w:val="20"/>
+      </w:rPr>
+    </w:lvl>
+    <w:lvl w:ilvl="5" w:tentative="1">
+      <w:start w:val="1"/>
+      <w:numFmt w:val="bullet"/>
+      <w:lvlText w:val=""/>
+      <w:lvlJc w:val="left"/>
+      <w:pPr>
+        <w:tabs>
+          <w:tab w:val="num" w:pos="4320"/>
+        </w:tabs>
+        <w:ind w:left="4320" w:hanging="360"/>
+      </w:pPr>
+      <w:rPr>
+        <w:rFonts w:ascii="Wingdings" w:hAnsi="Wingdings" w:hint="default"/>
+        <w:sz w:val="20"/>
+      </w:rPr>
+    </w:lvl>
+    <w:lvl w:ilvl="6" w:tentative="1">
+      <w:start w:val="1"/>
+      <w:numFmt w:val="bullet"/>
+      <w:lvlText w:val=""/>
+      <w:lvlJc w:val="left"/>
+      <w:pPr>
+        <w:tabs>
+          <w:tab w:val="num" w:pos="5040"/>
+        </w:tabs>
+        <w:ind w:left="5040" w:hanging="360"/>
+      </w:pPr>
+      <w:rPr>
+        <w:rFonts w:ascii="Wingdings" w:hAnsi="Wingdings" w:hint="default"/>
+        <w:sz w:val="20"/>
+      </w:rPr>
+    </w:lvl>
+    <w:lvl w:ilvl="7" w:tentative="1">
+      <w:start w:val="1"/>
+      <w:numFmt w:val="bullet"/>
+      <w:lvlText w:val=""/>
+      <w:lvlJc w:val="left"/>
+      <w:pPr>
+        <w:tabs>
+          <w:tab w:val="num" w:pos="5760"/>
+        </w:tabs>
+        <w:ind w:left="5760" w:hanging="360"/>
+      </w:pPr>
+      <w:rPr>
+        <w:rFonts w:ascii="Wingdings" w:hAnsi="Wingdings" w:hint="default"/>
+        <w:sz w:val="20"/>
+      </w:rPr>
+    </w:lvl>
+    <w:lvl w:ilvl="8" w:tentative="1">
+      <w:start w:val="1"/>
+      <w:numFmt w:val="bullet"/>
+      <w:lvlText w:val=""/>
+      <w:lvlJc w:val="left"/>
+      <w:pPr>
+        <w:tabs>
+          <w:tab w:val="num" w:pos="6480"/>
+        </w:tabs>
+        <w:ind w:left="6480" w:hanging="360"/>
+      </w:pPr>
+      <w:rPr>
+        <w:rFonts w:ascii="Wingdings" w:hAnsi="Wingdings" w:hint="default"/>
+        <w:sz w:val="20"/>
+      </w:rPr>
+    </w:lvl>
+  </w:abstractNum>
+  <w:abstractNum w:abstractNumId="16" w15:restartNumberingAfterBreak="0">
+    <w:nsid w:val="6A3C4551"/>
+    <w:multiLevelType w:val="multilevel"/>
+    <w:tmpl w:val="EE7A6B8A"/>
+    <w:lvl w:ilvl="0">
+      <w:start w:val="1"/>
+      <w:numFmt w:val="bullet"/>
+      <w:lvlText w:val=""/>
+      <w:lvlJc w:val="left"/>
+      <w:pPr>
+        <w:tabs>
+          <w:tab w:val="num" w:pos="720"/>
+        </w:tabs>
+        <w:ind w:left="720" w:hanging="360"/>
+      </w:pPr>
+      <w:rPr>
+        <w:rFonts w:ascii="Symbol" w:hAnsi="Symbol" w:hint="default"/>
+        <w:sz w:val="20"/>
+      </w:rPr>
+    </w:lvl>
+    <w:lvl w:ilvl="1" w:tentative="1">
+      <w:start w:val="1"/>
+      <w:numFmt w:val="bullet"/>
+      <w:lvlText w:val="o"/>
+      <w:lvlJc w:val="left"/>
+      <w:pPr>
+        <w:tabs>
+          <w:tab w:val="num" w:pos="1440"/>
+        </w:tabs>
+        <w:ind w:left="1440" w:hanging="360"/>
+      </w:pPr>
+      <w:rPr>
+        <w:rFonts w:ascii="Courier New" w:hAnsi="Courier New" w:hint="default"/>
+        <w:sz w:val="20"/>
+      </w:rPr>
+    </w:lvl>
+    <w:lvl w:ilvl="2" w:tentative="1">
+      <w:start w:val="1"/>
+      <w:numFmt w:val="bullet"/>
+      <w:lvlText w:val=""/>
+      <w:lvlJc w:val="left"/>
+      <w:pPr>
+        <w:tabs>
+          <w:tab w:val="num" w:pos="2160"/>
+        </w:tabs>
+        <w:ind w:left="2160" w:hanging="360"/>
+      </w:pPr>
+      <w:rPr>
+        <w:rFonts w:ascii="Wingdings" w:hAnsi="Wingdings" w:hint="default"/>
+        <w:sz w:val="20"/>
+      </w:rPr>
+    </w:lvl>
+    <w:lvl w:ilvl="3" w:tentative="1">
+      <w:start w:val="1"/>
+      <w:numFmt w:val="bullet"/>
+      <w:lvlText w:val=""/>
+      <w:lvlJc w:val="left"/>
+      <w:pPr>
+        <w:tabs>
+          <w:tab w:val="num" w:pos="2880"/>
+        </w:tabs>
+        <w:ind w:left="2880" w:hanging="360"/>
+      </w:pPr>
+      <w:rPr>
+        <w:rFonts w:ascii="Wingdings" w:hAnsi="Wingdings" w:hint="default"/>
+        <w:sz w:val="20"/>
+      </w:rPr>
+    </w:lvl>
+    <w:lvl w:ilvl="4" w:tentative="1">
+      <w:start w:val="1"/>
+      <w:numFmt w:val="bullet"/>
+      <w:lvlText w:val=""/>
+      <w:lvlJc w:val="left"/>
+      <w:pPr>
+        <w:tabs>
+          <w:tab w:val="num" w:pos="3600"/>
+        </w:tabs>
+        <w:ind w:left="3600" w:hanging="360"/>
+      </w:pPr>
+      <w:rPr>
+        <w:rFonts w:ascii="Wingdings" w:hAnsi="Wingdings" w:hint="default"/>
+        <w:sz w:val="20"/>
+      </w:rPr>
+    </w:lvl>
+    <w:lvl w:ilvl="5" w:tentative="1">
+      <w:start w:val="1"/>
+      <w:numFmt w:val="bullet"/>
+      <w:lvlText w:val=""/>
+      <w:lvlJc w:val="left"/>
+      <w:pPr>
+        <w:tabs>
+          <w:tab w:val="num" w:pos="4320"/>
+        </w:tabs>
+        <w:ind w:left="4320" w:hanging="360"/>
+      </w:pPr>
+      <w:rPr>
+        <w:rFonts w:ascii="Wingdings" w:hAnsi="Wingdings" w:hint="default"/>
+        <w:sz w:val="20"/>
+      </w:rPr>
+    </w:lvl>
+    <w:lvl w:ilvl="6" w:tentative="1">
+      <w:start w:val="1"/>
+      <w:numFmt w:val="bullet"/>
+      <w:lvlText w:val=""/>
+      <w:lvlJc w:val="left"/>
+      <w:pPr>
+        <w:tabs>
+          <w:tab w:val="num" w:pos="5040"/>
+        </w:tabs>
+        <w:ind w:left="5040" w:hanging="360"/>
+      </w:pPr>
+      <w:rPr>
+        <w:rFonts w:ascii="Wingdings" w:hAnsi="Wingdings" w:hint="default"/>
+        <w:sz w:val="20"/>
+      </w:rPr>
+    </w:lvl>
+    <w:lvl w:ilvl="7" w:tentative="1">
+      <w:start w:val="1"/>
+      <w:numFmt w:val="bullet"/>
+      <w:lvlText w:val=""/>
+      <w:lvlJc w:val="left"/>
+      <w:pPr>
+        <w:tabs>
+          <w:tab w:val="num" w:pos="5760"/>
+        </w:tabs>
+        <w:ind w:left="5760" w:hanging="360"/>
+      </w:pPr>
+      <w:rPr>
+        <w:rFonts w:ascii="Wingdings" w:hAnsi="Wingdings" w:hint="default"/>
+        <w:sz w:val="20"/>
+      </w:rPr>
+    </w:lvl>
+    <w:lvl w:ilvl="8" w:tentative="1">
+      <w:start w:val="1"/>
+      <w:numFmt w:val="bullet"/>
+      <w:lvlText w:val=""/>
+      <w:lvlJc w:val="left"/>
+      <w:pPr>
+        <w:tabs>
+          <w:tab w:val="num" w:pos="6480"/>
+        </w:tabs>
+        <w:ind w:left="6480" w:hanging="360"/>
+      </w:pPr>
+      <w:rPr>
+        <w:rFonts w:ascii="Wingdings" w:hAnsi="Wingdings" w:hint="default"/>
+        <w:sz w:val="20"/>
+      </w:rPr>
+    </w:lvl>
+  </w:abstractNum>
+  <w:num w:numId="1" w16cid:durableId="1095829921">
+    <w:abstractNumId w:val="7"/>
+  </w:num>
+  <w:num w:numId="2" w16cid:durableId="1756705370">
+    <w:abstractNumId w:val="2"/>
+  </w:num>
+  <w:num w:numId="3" w16cid:durableId="376661801">
+    <w:abstractNumId w:val="12"/>
+  </w:num>
+  <w:num w:numId="4" w16cid:durableId="1466388992">
+    <w:abstractNumId w:val="15"/>
+  </w:num>
+  <w:num w:numId="5" w16cid:durableId="1457289938">
+    <w:abstractNumId w:val="5"/>
+  </w:num>
+  <w:num w:numId="6" w16cid:durableId="217395767">
+    <w:abstractNumId w:val="6"/>
+  </w:num>
+  <w:num w:numId="7" w16cid:durableId="792751863">
+    <w:abstractNumId w:val="3"/>
+  </w:num>
+  <w:num w:numId="8" w16cid:durableId="2070029308">
+    <w:abstractNumId w:val="10"/>
+  </w:num>
+  <w:num w:numId="9" w16cid:durableId="1087188646">
+    <w:abstractNumId w:val="4"/>
+  </w:num>
+  <w:num w:numId="10" w16cid:durableId="1379158809">
+    <w:abstractNumId w:val="14"/>
+  </w:num>
+  <w:num w:numId="11" w16cid:durableId="1961374553">
+    <w:abstractNumId w:val="11"/>
+  </w:num>
+  <w:num w:numId="12" w16cid:durableId="2003197181">
+    <w:abstractNumId w:val="0"/>
+  </w:num>
+  <w:num w:numId="13" w16cid:durableId="428895657">
+    <w:abstractNumId w:val="1"/>
+  </w:num>
+  <w:num w:numId="14" w16cid:durableId="1261715305">
+    <w:abstractNumId w:val="8"/>
+  </w:num>
+  <w:num w:numId="15" w16cid:durableId="392430433">
+    <w:abstractNumId w:val="16"/>
+  </w:num>
+  <w:num w:numId="16" w16cid:durableId="1467508896">
+    <w:abstractNumId w:val="13"/>
+  </w:num>
+  <w:num w:numId="17" w16cid:durableId="33892818">
+    <w:abstractNumId w:val="9"/>
+  </w:num>
+</w:numbering>
 </file>
 
 <file path=word/styles.xml><?xml version="1.0" encoding="utf-8"?>
@@ -535,7 +7786,6 @@
     <w:next w:val="Normal"/>
     <w:link w:val="Heading2Char"/>
     <w:uiPriority w:val="9"/>
-    <w:semiHidden/>
     <w:unhideWhenUsed/>
     <w:qFormat/>
     <w:rsid w:val="00AC2F6D"/>
@@ -751,7 +8001,6 @@
     <w:basedOn w:val="DefaultParagraphFont"/>
     <w:link w:val="Heading2"/>
     <w:uiPriority w:val="9"/>
-    <w:semiHidden/>
     <w:rsid w:val="00AC2F6D"/>
     <w:rPr>
       <w:rFonts w:asciiTheme="majorHAnsi" w:eastAsiaTheme="majorEastAsia" w:hAnsiTheme="majorHAnsi" w:cstheme="majorBidi"/>
